--- a/论文/蒋才渡--基于SpringBoot+Vue的高校学生心理健康智能干预平台的设计与实现(5改) .docx
+++ b/论文/蒋才渡--基于SpringBoot+Vue的高校学生心理健康智能干预平台的设计与实现(5改) .docx
@@ -178,14 +178,12 @@
               </w:rPr>
               <w:t>基于</w:t>
             </w:r>
-            <w:proofErr w:type="spellStart"/>
             <w:r>
               <w:rPr>
                 <w:rFonts w:eastAsia="黑体" w:hint="eastAsia"/>
               </w:rPr>
               <w:t>SpringBoot+Vue</w:t>
             </w:r>
-            <w:proofErr w:type="spellEnd"/>
             <w:r>
               <w:rPr>
                 <w:rFonts w:eastAsia="黑体" w:hint="eastAsia"/>
@@ -597,7 +595,27 @@
                 <w:szCs w:val="32"/>
                 <w:lang w:bidi="ar"/>
               </w:rPr>
-              <w:t>职称</w:t>
+              <w:t>职</w:t>
+            </w:r>
+            <w:r>
+              <w:rPr>
+                <w:rFonts w:eastAsia="黑体" w:hint="eastAsia"/>
+                <w:kern w:val="10"/>
+                <w:sz w:val="36"/>
+                <w:szCs w:val="32"/>
+                <w:lang w:bidi="ar"/>
+              </w:rPr>
+              <w:t xml:space="preserve">  </w:t>
+            </w:r>
+            <w:r>
+              <w:rPr>
+                <w:rFonts w:eastAsia="黑体"/>
+                <w:kern w:val="10"/>
+                <w:sz w:val="36"/>
+                <w:szCs w:val="32"/>
+                <w:lang w:bidi="ar"/>
+              </w:rPr>
+              <w:t>称</w:t>
             </w:r>
           </w:p>
         </w:tc>
@@ -689,14 +707,6 @@
                 <w:szCs w:val="36"/>
               </w:rPr>
               <w:t>年</w:t>
-            </w:r>
-            <w:r>
-              <w:rPr>
-                <w:rFonts w:eastAsia="黑体"/>
-                <w:sz w:val="36"/>
-                <w:szCs w:val="36"/>
-              </w:rPr>
-              <w:t xml:space="preserve">  </w:t>
             </w:r>
             <w:r>
               <w:rPr>
@@ -776,7 +786,6 @@
         <w:lastRenderedPageBreak/>
         <w:t>基于</w:t>
       </w:r>
-      <w:proofErr w:type="spellStart"/>
       <w:r>
         <w:rPr>
           <w:rFonts w:ascii="Times New Roman" w:eastAsia="黑体" w:hAnsi="Times New Roman" w:cs="Times New Roman" w:hint="eastAsia"/>
@@ -787,7 +796,6 @@
         </w:rPr>
         <w:t>SpringBoot+Vue</w:t>
       </w:r>
-      <w:proofErr w:type="spellEnd"/>
       <w:r>
         <w:rPr>
           <w:rFonts w:ascii="Times New Roman" w:eastAsia="黑体" w:hAnsi="Times New Roman" w:cs="Times New Roman" w:hint="eastAsia"/>
@@ -860,67 +868,29 @@
         </w:rPr>
         <w:t>来制作简单美观的交互管理界面，</w:t>
       </w:r>
-      <w:proofErr w:type="spellStart"/>
-      <w:r>
-        <w:rPr>
-          <w:rFonts w:hint="eastAsia"/>
-        </w:rPr>
-        <w:t>uni</w:t>
-      </w:r>
-      <w:proofErr w:type="spellEnd"/>
-      <w:r>
-        <w:rPr>
-          <w:rFonts w:hint="eastAsia"/>
-        </w:rPr>
-        <w:t>-app</w:t>
-      </w:r>
-      <w:r>
-        <w:rPr>
-          <w:rFonts w:hint="eastAsia"/>
-        </w:rPr>
-        <w:t>可以实现跨平台移动应用开发，并且采用了组件</w:t>
-      </w:r>
-      <w:proofErr w:type="gramStart"/>
-      <w:r>
-        <w:rPr>
-          <w:rFonts w:hint="eastAsia"/>
-        </w:rPr>
-        <w:t>化开发</w:t>
-      </w:r>
-      <w:proofErr w:type="gramEnd"/>
-      <w:r>
-        <w:rPr>
-          <w:rFonts w:hint="eastAsia"/>
-        </w:rPr>
-        <w:t>的方式，这样就可以方便修改和扩充系统的界面，用户体验得到了很大的提高，后端使用了</w:t>
-      </w:r>
-      <w:proofErr w:type="spellStart"/>
+      <w:r>
+        <w:rPr>
+          <w:rFonts w:hint="eastAsia"/>
+        </w:rPr>
+        <w:t>uni-app</w:t>
+      </w:r>
+      <w:r>
+        <w:rPr>
+          <w:rFonts w:hint="eastAsia"/>
+        </w:rPr>
+        <w:t>可以实现跨平台移动应用开发，并且采用了组件化开发的方式，这样就可以方便修改和扩充系统的界面，用户体验得到了很大的提高，后端使用了</w:t>
+      </w:r>
       <w:r>
         <w:rPr>
           <w:rFonts w:hint="eastAsia"/>
         </w:rPr>
         <w:t>SpringBoot</w:t>
       </w:r>
-      <w:proofErr w:type="spellEnd"/>
-      <w:r>
-        <w:rPr>
-          <w:rFonts w:hint="eastAsia"/>
-        </w:rPr>
-        <w:t>框架，其强大的业务逻辑处理能力和数据持久化操作的支持，可以让服务</w:t>
-      </w:r>
-      <w:proofErr w:type="gramStart"/>
-      <w:r>
-        <w:rPr>
-          <w:rFonts w:hint="eastAsia"/>
-        </w:rPr>
-        <w:t>端快速</w:t>
-      </w:r>
-      <w:proofErr w:type="gramEnd"/>
-      <w:r>
-        <w:rPr>
-          <w:rFonts w:hint="eastAsia"/>
-        </w:rPr>
-        <w:t>搭建起稳定可靠的应用，整个架构包含了智能聊天、心理评估管理、问卷题库管理和心理干预这四大核心功能板块。这样就形成了一个统一管控的综合平台，在这个平台上管理员可以很方便地对系统相关信息进行操控，而且系统还通过整合</w:t>
+      <w:r>
+        <w:rPr>
+          <w:rFonts w:hint="eastAsia"/>
+        </w:rPr>
+        <w:t>框架，其强大的业务逻辑处理能力和数据持久化操作的支持，可以让服务端快速搭建起稳定可靠的应用，整个架构包含了智能聊天、心理评估管理、问卷题库管理和心理干预这四大核心功能板块。这样就形成了一个统一管控的综合平台，在这个平台上管理员可以很方便地对系统相关信息进行操控，而且系统还通过整合</w:t>
       </w:r>
       <w:r>
         <w:rPr>
@@ -1002,14 +972,12 @@
         </w:rPr>
         <w:t>心理健康；</w:t>
       </w:r>
-      <w:proofErr w:type="spellStart"/>
       <w:r>
         <w:rPr>
           <w:rFonts w:hint="eastAsia"/>
         </w:rPr>
         <w:t>SpringBoot</w:t>
       </w:r>
-      <w:proofErr w:type="spellEnd"/>
       <w:r>
         <w:rPr>
           <w:rFonts w:hint="eastAsia"/>
@@ -1049,16 +1017,8 @@
           <w:rFonts w:cs="Times New Roman"/>
         </w:rPr>
         <w:lastRenderedPageBreak/>
-        <w:t xml:space="preserve">Design and Implementation of College Student Mental Health Intelligent Intervention Platform Based on </w:t>
-      </w:r>
-      <w:proofErr w:type="spellStart"/>
-      <w:r>
-        <w:rPr>
-          <w:rFonts w:cs="Times New Roman"/>
-        </w:rPr>
-        <w:t>SpringBoot+Vue</w:t>
-      </w:r>
-      <w:proofErr w:type="spellEnd"/>
+        <w:t>Design and Implementation of College Student Mental Health Intelligent Intervention Platform Based on SpringBoot+Vue</w:t>
+      </w:r>
     </w:p>
     <w:p>
       <w:pPr>
@@ -1103,15 +1063,7 @@
         <w:t xml:space="preserve">. </w:t>
       </w:r>
       <w:r>
-        <w:t xml:space="preserve">Leveraging the </w:t>
-      </w:r>
-      <w:proofErr w:type="spellStart"/>
-      <w:r>
-        <w:t>SpringBoot</w:t>
-      </w:r>
-      <w:proofErr w:type="spellEnd"/>
-      <w:r>
-        <w:t xml:space="preserve"> ecosystem, the back-end architecture facilitates seamless integration of business logic and data persistence. This approach ensures the rapid deployment of highly resilient and scalable server-side applications</w:t>
+        <w:t>Leveraging the SpringBoot ecosystem, the back-end architecture facilitates seamless integration of business logic and data persistence. This approach ensures the rapid deployment of highly resilient and scalable server-side applications</w:t>
       </w:r>
       <w:r>
         <w:t>. The entire architecture includes four core functional blocks: intelligent chat, psychological assessment management, questionnaire database management, and psychological intervention. This forms a comprehensive platform for unified control, where administrators can easily manipulate system related information. The system also integrates the Spring AI Alibaba framework to achieve intelligent psychological companionship and risk warning functions, providing real-time data insights and scientific decision-making support for implementing psychological intervention strategies.</w:t>
@@ -1156,11 +1108,9 @@
         </w:rPr>
         <w:t xml:space="preserve">; </w:t>
       </w:r>
-      <w:proofErr w:type="spellStart"/>
       <w:r>
         <w:t>SpringBoot</w:t>
       </w:r>
-      <w:proofErr w:type="spellEnd"/>
       <w:r>
         <w:rPr>
           <w:rFonts w:hint="eastAsia"/>
@@ -1232,7 +1182,7 @@
           <w:tab w:val="right" w:leader="dot" w:pos="9060"/>
         </w:tabs>
         <w:rPr>
-          <w:rFonts w:asciiTheme="minorHAnsi" w:eastAsiaTheme="minorEastAsia" w:hAnsiTheme="minorHAnsi" w:cstheme="minorBidi" w:hint="eastAsia"/>
+          <w:rFonts w:asciiTheme="minorHAnsi" w:eastAsiaTheme="minorEastAsia" w:hAnsiTheme="minorHAnsi" w:cstheme="minorBidi"/>
           <w:noProof/>
           <w:sz w:val="22"/>
           <w14:ligatures w14:val="standardContextual"/>
@@ -1350,7 +1300,7 @@
           <w:tab w:val="right" w:leader="dot" w:pos="9060"/>
         </w:tabs>
         <w:rPr>
-          <w:rFonts w:asciiTheme="minorHAnsi" w:eastAsiaTheme="minorEastAsia" w:hAnsiTheme="minorHAnsi" w:cstheme="minorBidi" w:hint="eastAsia"/>
+          <w:rFonts w:asciiTheme="minorHAnsi" w:eastAsiaTheme="minorEastAsia" w:hAnsiTheme="minorHAnsi" w:cstheme="minorBidi"/>
           <w:noProof/>
           <w:sz w:val="22"/>
           <w14:ligatures w14:val="standardContextual"/>
@@ -1443,7 +1393,7 @@
           <w:tab w:val="right" w:leader="dot" w:pos="9060"/>
         </w:tabs>
         <w:rPr>
-          <w:rFonts w:asciiTheme="minorHAnsi" w:eastAsiaTheme="minorEastAsia" w:hAnsiTheme="minorHAnsi" w:cstheme="minorBidi" w:hint="eastAsia"/>
+          <w:rFonts w:asciiTheme="minorHAnsi" w:eastAsiaTheme="minorEastAsia" w:hAnsiTheme="minorHAnsi" w:cstheme="minorBidi"/>
           <w:noProof/>
           <w:sz w:val="22"/>
           <w14:ligatures w14:val="standardContextual"/>
@@ -1585,7 +1535,7 @@
         </w:tabs>
         <w:ind w:left="480"/>
         <w:rPr>
-          <w:rFonts w:asciiTheme="minorHAnsi" w:eastAsiaTheme="minorEastAsia" w:hAnsiTheme="minorHAnsi" w:cstheme="minorBidi" w:hint="eastAsia"/>
+          <w:rFonts w:asciiTheme="minorHAnsi" w:eastAsiaTheme="minorEastAsia" w:hAnsiTheme="minorHAnsi" w:cstheme="minorBidi"/>
           <w:noProof/>
           <w:sz w:val="22"/>
           <w14:ligatures w14:val="standardContextual"/>
@@ -1687,7 +1637,7 @@
         </w:tabs>
         <w:ind w:left="480"/>
         <w:rPr>
-          <w:rFonts w:asciiTheme="minorHAnsi" w:eastAsiaTheme="minorEastAsia" w:hAnsiTheme="minorHAnsi" w:cstheme="minorBidi" w:hint="eastAsia"/>
+          <w:rFonts w:asciiTheme="minorHAnsi" w:eastAsiaTheme="minorEastAsia" w:hAnsiTheme="minorHAnsi" w:cstheme="minorBidi"/>
           <w:noProof/>
           <w:sz w:val="22"/>
           <w14:ligatures w14:val="standardContextual"/>
@@ -1789,7 +1739,7 @@
         </w:tabs>
         <w:ind w:left="480"/>
         <w:rPr>
-          <w:rFonts w:asciiTheme="minorHAnsi" w:eastAsiaTheme="minorEastAsia" w:hAnsiTheme="minorHAnsi" w:cstheme="minorBidi" w:hint="eastAsia"/>
+          <w:rFonts w:asciiTheme="minorHAnsi" w:eastAsiaTheme="minorEastAsia" w:hAnsiTheme="minorHAnsi" w:cstheme="minorBidi"/>
           <w:noProof/>
           <w:sz w:val="22"/>
           <w14:ligatures w14:val="standardContextual"/>
@@ -1890,7 +1840,7 @@
           <w:tab w:val="right" w:leader="dot" w:pos="9060"/>
         </w:tabs>
         <w:rPr>
-          <w:rFonts w:asciiTheme="minorHAnsi" w:eastAsiaTheme="minorEastAsia" w:hAnsiTheme="minorHAnsi" w:cstheme="minorBidi" w:hint="eastAsia"/>
+          <w:rFonts w:asciiTheme="minorHAnsi" w:eastAsiaTheme="minorEastAsia" w:hAnsiTheme="minorHAnsi" w:cstheme="minorBidi"/>
           <w:noProof/>
           <w:sz w:val="22"/>
           <w14:ligatures w14:val="standardContextual"/>
@@ -2016,7 +1966,7 @@
         </w:tabs>
         <w:ind w:left="480"/>
         <w:rPr>
-          <w:rFonts w:asciiTheme="minorHAnsi" w:eastAsiaTheme="minorEastAsia" w:hAnsiTheme="minorHAnsi" w:cstheme="minorBidi" w:hint="eastAsia"/>
+          <w:rFonts w:asciiTheme="minorHAnsi" w:eastAsiaTheme="minorEastAsia" w:hAnsiTheme="minorHAnsi" w:cstheme="minorBidi"/>
           <w:noProof/>
           <w:sz w:val="22"/>
           <w14:ligatures w14:val="standardContextual"/>
@@ -2110,7 +2060,7 @@
         </w:tabs>
         <w:ind w:left="480"/>
         <w:rPr>
-          <w:rFonts w:asciiTheme="minorHAnsi" w:eastAsiaTheme="minorEastAsia" w:hAnsiTheme="minorHAnsi" w:cstheme="minorBidi" w:hint="eastAsia"/>
+          <w:rFonts w:asciiTheme="minorHAnsi" w:eastAsiaTheme="minorEastAsia" w:hAnsiTheme="minorHAnsi" w:cstheme="minorBidi"/>
           <w:noProof/>
           <w:sz w:val="22"/>
           <w14:ligatures w14:val="standardContextual"/>
@@ -2204,7 +2154,7 @@
         </w:tabs>
         <w:ind w:left="480"/>
         <w:rPr>
-          <w:rFonts w:asciiTheme="minorHAnsi" w:eastAsiaTheme="minorEastAsia" w:hAnsiTheme="minorHAnsi" w:cstheme="minorBidi" w:hint="eastAsia"/>
+          <w:rFonts w:asciiTheme="minorHAnsi" w:eastAsiaTheme="minorEastAsia" w:hAnsiTheme="minorHAnsi" w:cstheme="minorBidi"/>
           <w:noProof/>
           <w:sz w:val="22"/>
           <w14:ligatures w14:val="standardContextual"/>
@@ -2298,7 +2248,7 @@
         </w:tabs>
         <w:ind w:left="480"/>
         <w:rPr>
-          <w:rFonts w:asciiTheme="minorHAnsi" w:eastAsiaTheme="minorEastAsia" w:hAnsiTheme="minorHAnsi" w:cstheme="minorBidi" w:hint="eastAsia"/>
+          <w:rFonts w:asciiTheme="minorHAnsi" w:eastAsiaTheme="minorEastAsia" w:hAnsiTheme="minorHAnsi" w:cstheme="minorBidi"/>
           <w:noProof/>
           <w:sz w:val="22"/>
           <w14:ligatures w14:val="standardContextual"/>
@@ -2392,7 +2342,7 @@
         </w:tabs>
         <w:ind w:left="480"/>
         <w:rPr>
-          <w:rFonts w:asciiTheme="minorHAnsi" w:eastAsiaTheme="minorEastAsia" w:hAnsiTheme="minorHAnsi" w:cstheme="minorBidi" w:hint="eastAsia"/>
+          <w:rFonts w:asciiTheme="minorHAnsi" w:eastAsiaTheme="minorEastAsia" w:hAnsiTheme="minorHAnsi" w:cstheme="minorBidi"/>
           <w:noProof/>
           <w:sz w:val="22"/>
           <w14:ligatures w14:val="standardContextual"/>
@@ -2485,7 +2435,7 @@
           <w:tab w:val="right" w:leader="dot" w:pos="9060"/>
         </w:tabs>
         <w:rPr>
-          <w:rFonts w:asciiTheme="minorHAnsi" w:eastAsiaTheme="minorEastAsia" w:hAnsiTheme="minorHAnsi" w:cstheme="minorBidi" w:hint="eastAsia"/>
+          <w:rFonts w:asciiTheme="minorHAnsi" w:eastAsiaTheme="minorEastAsia" w:hAnsiTheme="minorHAnsi" w:cstheme="minorBidi"/>
           <w:noProof/>
           <w:sz w:val="22"/>
           <w14:ligatures w14:val="standardContextual"/>
@@ -2611,7 +2561,7 @@
         </w:tabs>
         <w:ind w:left="480"/>
         <w:rPr>
-          <w:rFonts w:asciiTheme="minorHAnsi" w:eastAsiaTheme="minorEastAsia" w:hAnsiTheme="minorHAnsi" w:cstheme="minorBidi" w:hint="eastAsia"/>
+          <w:rFonts w:asciiTheme="minorHAnsi" w:eastAsiaTheme="minorEastAsia" w:hAnsiTheme="minorHAnsi" w:cstheme="minorBidi"/>
           <w:noProof/>
           <w:sz w:val="22"/>
           <w14:ligatures w14:val="standardContextual"/>
@@ -2713,7 +2663,7 @@
         </w:tabs>
         <w:ind w:left="960"/>
         <w:rPr>
-          <w:rFonts w:asciiTheme="minorHAnsi" w:eastAsiaTheme="minorEastAsia" w:hAnsiTheme="minorHAnsi" w:cstheme="minorBidi" w:hint="eastAsia"/>
+          <w:rFonts w:asciiTheme="minorHAnsi" w:eastAsiaTheme="minorEastAsia" w:hAnsiTheme="minorHAnsi" w:cstheme="minorBidi"/>
           <w:noProof/>
           <w:sz w:val="22"/>
           <w14:ligatures w14:val="standardContextual"/>
@@ -2815,7 +2765,7 @@
         </w:tabs>
         <w:ind w:left="960"/>
         <w:rPr>
-          <w:rFonts w:asciiTheme="minorHAnsi" w:eastAsiaTheme="minorEastAsia" w:hAnsiTheme="minorHAnsi" w:cstheme="minorBidi" w:hint="eastAsia"/>
+          <w:rFonts w:asciiTheme="minorHAnsi" w:eastAsiaTheme="minorEastAsia" w:hAnsiTheme="minorHAnsi" w:cstheme="minorBidi"/>
           <w:noProof/>
           <w:sz w:val="22"/>
           <w14:ligatures w14:val="standardContextual"/>
@@ -2917,7 +2867,7 @@
         </w:tabs>
         <w:ind w:left="960"/>
         <w:rPr>
-          <w:rFonts w:asciiTheme="minorHAnsi" w:eastAsiaTheme="minorEastAsia" w:hAnsiTheme="minorHAnsi" w:cstheme="minorBidi" w:hint="eastAsia"/>
+          <w:rFonts w:asciiTheme="minorHAnsi" w:eastAsiaTheme="minorEastAsia" w:hAnsiTheme="minorHAnsi" w:cstheme="minorBidi"/>
           <w:noProof/>
           <w:sz w:val="22"/>
           <w14:ligatures w14:val="standardContextual"/>
@@ -3019,7 +2969,7 @@
         </w:tabs>
         <w:ind w:left="960"/>
         <w:rPr>
-          <w:rFonts w:asciiTheme="minorHAnsi" w:eastAsiaTheme="minorEastAsia" w:hAnsiTheme="minorHAnsi" w:cstheme="minorBidi" w:hint="eastAsia"/>
+          <w:rFonts w:asciiTheme="minorHAnsi" w:eastAsiaTheme="minorEastAsia" w:hAnsiTheme="minorHAnsi" w:cstheme="minorBidi"/>
           <w:noProof/>
           <w:sz w:val="22"/>
           <w14:ligatures w14:val="standardContextual"/>
@@ -3121,7 +3071,7 @@
         </w:tabs>
         <w:ind w:left="480"/>
         <w:rPr>
-          <w:rFonts w:asciiTheme="minorHAnsi" w:eastAsiaTheme="minorEastAsia" w:hAnsiTheme="minorHAnsi" w:cstheme="minorBidi" w:hint="eastAsia"/>
+          <w:rFonts w:asciiTheme="minorHAnsi" w:eastAsiaTheme="minorEastAsia" w:hAnsiTheme="minorHAnsi" w:cstheme="minorBidi"/>
           <w:noProof/>
           <w:sz w:val="22"/>
           <w14:ligatures w14:val="standardContextual"/>
@@ -3223,7 +3173,7 @@
         </w:tabs>
         <w:ind w:left="960"/>
         <w:rPr>
-          <w:rFonts w:asciiTheme="minorHAnsi" w:eastAsiaTheme="minorEastAsia" w:hAnsiTheme="minorHAnsi" w:cstheme="minorBidi" w:hint="eastAsia"/>
+          <w:rFonts w:asciiTheme="minorHAnsi" w:eastAsiaTheme="minorEastAsia" w:hAnsiTheme="minorHAnsi" w:cstheme="minorBidi"/>
           <w:noProof/>
           <w:sz w:val="22"/>
           <w14:ligatures w14:val="standardContextual"/>
@@ -3325,7 +3275,7 @@
         </w:tabs>
         <w:ind w:left="960"/>
         <w:rPr>
-          <w:rFonts w:asciiTheme="minorHAnsi" w:eastAsiaTheme="minorEastAsia" w:hAnsiTheme="minorHAnsi" w:cstheme="minorBidi" w:hint="eastAsia"/>
+          <w:rFonts w:asciiTheme="minorHAnsi" w:eastAsiaTheme="minorEastAsia" w:hAnsiTheme="minorHAnsi" w:cstheme="minorBidi"/>
           <w:noProof/>
           <w:sz w:val="22"/>
           <w14:ligatures w14:val="standardContextual"/>
@@ -3426,7 +3376,7 @@
           <w:tab w:val="right" w:leader="dot" w:pos="9060"/>
         </w:tabs>
         <w:rPr>
-          <w:rFonts w:asciiTheme="minorHAnsi" w:eastAsiaTheme="minorEastAsia" w:hAnsiTheme="minorHAnsi" w:cstheme="minorBidi" w:hint="eastAsia"/>
+          <w:rFonts w:asciiTheme="minorHAnsi" w:eastAsiaTheme="minorEastAsia" w:hAnsiTheme="minorHAnsi" w:cstheme="minorBidi"/>
           <w:noProof/>
           <w:sz w:val="22"/>
           <w14:ligatures w14:val="standardContextual"/>
@@ -3552,7 +3502,7 @@
         </w:tabs>
         <w:ind w:left="480"/>
         <w:rPr>
-          <w:rFonts w:asciiTheme="minorHAnsi" w:eastAsiaTheme="minorEastAsia" w:hAnsiTheme="minorHAnsi" w:cstheme="minorBidi" w:hint="eastAsia"/>
+          <w:rFonts w:asciiTheme="minorHAnsi" w:eastAsiaTheme="minorEastAsia" w:hAnsiTheme="minorHAnsi" w:cstheme="minorBidi"/>
           <w:noProof/>
           <w:sz w:val="22"/>
           <w14:ligatures w14:val="standardContextual"/>
@@ -3654,7 +3604,7 @@
         </w:tabs>
         <w:ind w:left="480"/>
         <w:rPr>
-          <w:rFonts w:asciiTheme="minorHAnsi" w:eastAsiaTheme="minorEastAsia" w:hAnsiTheme="minorHAnsi" w:cstheme="minorBidi" w:hint="eastAsia"/>
+          <w:rFonts w:asciiTheme="minorHAnsi" w:eastAsiaTheme="minorEastAsia" w:hAnsiTheme="minorHAnsi" w:cstheme="minorBidi"/>
           <w:noProof/>
           <w:sz w:val="22"/>
           <w14:ligatures w14:val="standardContextual"/>
@@ -3756,7 +3706,7 @@
         </w:tabs>
         <w:ind w:left="960"/>
         <w:rPr>
-          <w:rFonts w:asciiTheme="minorHAnsi" w:eastAsiaTheme="minorEastAsia" w:hAnsiTheme="minorHAnsi" w:cstheme="minorBidi" w:hint="eastAsia"/>
+          <w:rFonts w:asciiTheme="minorHAnsi" w:eastAsiaTheme="minorEastAsia" w:hAnsiTheme="minorHAnsi" w:cstheme="minorBidi"/>
           <w:noProof/>
           <w:sz w:val="22"/>
           <w14:ligatures w14:val="standardContextual"/>
@@ -3858,7 +3808,7 @@
         </w:tabs>
         <w:ind w:left="960"/>
         <w:rPr>
-          <w:rFonts w:asciiTheme="minorHAnsi" w:eastAsiaTheme="minorEastAsia" w:hAnsiTheme="minorHAnsi" w:cstheme="minorBidi" w:hint="eastAsia"/>
+          <w:rFonts w:asciiTheme="minorHAnsi" w:eastAsiaTheme="minorEastAsia" w:hAnsiTheme="minorHAnsi" w:cstheme="minorBidi"/>
           <w:noProof/>
           <w:sz w:val="22"/>
           <w14:ligatures w14:val="standardContextual"/>
@@ -3960,7 +3910,7 @@
         </w:tabs>
         <w:ind w:left="960"/>
         <w:rPr>
-          <w:rFonts w:asciiTheme="minorHAnsi" w:eastAsiaTheme="minorEastAsia" w:hAnsiTheme="minorHAnsi" w:cstheme="minorBidi" w:hint="eastAsia"/>
+          <w:rFonts w:asciiTheme="minorHAnsi" w:eastAsiaTheme="minorEastAsia" w:hAnsiTheme="minorHAnsi" w:cstheme="minorBidi"/>
           <w:noProof/>
           <w:sz w:val="22"/>
           <w14:ligatures w14:val="standardContextual"/>
@@ -4062,7 +4012,7 @@
         </w:tabs>
         <w:ind w:left="960"/>
         <w:rPr>
-          <w:rFonts w:asciiTheme="minorHAnsi" w:eastAsiaTheme="minorEastAsia" w:hAnsiTheme="minorHAnsi" w:cstheme="minorBidi" w:hint="eastAsia"/>
+          <w:rFonts w:asciiTheme="minorHAnsi" w:eastAsiaTheme="minorEastAsia" w:hAnsiTheme="minorHAnsi" w:cstheme="minorBidi"/>
           <w:noProof/>
           <w:sz w:val="22"/>
           <w14:ligatures w14:val="standardContextual"/>
@@ -4164,7 +4114,7 @@
         </w:tabs>
         <w:ind w:left="960"/>
         <w:rPr>
-          <w:rFonts w:asciiTheme="minorHAnsi" w:eastAsiaTheme="minorEastAsia" w:hAnsiTheme="minorHAnsi" w:cstheme="minorBidi" w:hint="eastAsia"/>
+          <w:rFonts w:asciiTheme="minorHAnsi" w:eastAsiaTheme="minorEastAsia" w:hAnsiTheme="minorHAnsi" w:cstheme="minorBidi"/>
           <w:noProof/>
           <w:sz w:val="22"/>
           <w14:ligatures w14:val="standardContextual"/>
@@ -4266,7 +4216,7 @@
         </w:tabs>
         <w:ind w:left="960"/>
         <w:rPr>
-          <w:rFonts w:asciiTheme="minorHAnsi" w:eastAsiaTheme="minorEastAsia" w:hAnsiTheme="minorHAnsi" w:cstheme="minorBidi" w:hint="eastAsia"/>
+          <w:rFonts w:asciiTheme="minorHAnsi" w:eastAsiaTheme="minorEastAsia" w:hAnsiTheme="minorHAnsi" w:cstheme="minorBidi"/>
           <w:noProof/>
           <w:sz w:val="22"/>
           <w14:ligatures w14:val="standardContextual"/>
@@ -4368,7 +4318,7 @@
         </w:tabs>
         <w:ind w:left="960"/>
         <w:rPr>
-          <w:rFonts w:asciiTheme="minorHAnsi" w:eastAsiaTheme="minorEastAsia" w:hAnsiTheme="minorHAnsi" w:cstheme="minorBidi" w:hint="eastAsia"/>
+          <w:rFonts w:asciiTheme="minorHAnsi" w:eastAsiaTheme="minorEastAsia" w:hAnsiTheme="minorHAnsi" w:cstheme="minorBidi"/>
           <w:noProof/>
           <w:sz w:val="22"/>
           <w14:ligatures w14:val="standardContextual"/>
@@ -4470,7 +4420,7 @@
         </w:tabs>
         <w:ind w:left="960"/>
         <w:rPr>
-          <w:rFonts w:asciiTheme="minorHAnsi" w:eastAsiaTheme="minorEastAsia" w:hAnsiTheme="minorHAnsi" w:cstheme="minorBidi" w:hint="eastAsia"/>
+          <w:rFonts w:asciiTheme="minorHAnsi" w:eastAsiaTheme="minorEastAsia" w:hAnsiTheme="minorHAnsi" w:cstheme="minorBidi"/>
           <w:noProof/>
           <w:sz w:val="22"/>
           <w14:ligatures w14:val="standardContextual"/>
@@ -4572,7 +4522,7 @@
         </w:tabs>
         <w:ind w:left="960"/>
         <w:rPr>
-          <w:rFonts w:asciiTheme="minorHAnsi" w:eastAsiaTheme="minorEastAsia" w:hAnsiTheme="minorHAnsi" w:cstheme="minorBidi" w:hint="eastAsia"/>
+          <w:rFonts w:asciiTheme="minorHAnsi" w:eastAsiaTheme="minorEastAsia" w:hAnsiTheme="minorHAnsi" w:cstheme="minorBidi"/>
           <w:noProof/>
           <w:sz w:val="22"/>
           <w14:ligatures w14:val="standardContextual"/>
@@ -4674,7 +4624,7 @@
         </w:tabs>
         <w:ind w:left="480"/>
         <w:rPr>
-          <w:rFonts w:asciiTheme="minorHAnsi" w:eastAsiaTheme="minorEastAsia" w:hAnsiTheme="minorHAnsi" w:cstheme="minorBidi" w:hint="eastAsia"/>
+          <w:rFonts w:asciiTheme="minorHAnsi" w:eastAsiaTheme="minorEastAsia" w:hAnsiTheme="minorHAnsi" w:cstheme="minorBidi"/>
           <w:noProof/>
           <w:sz w:val="22"/>
           <w14:ligatures w14:val="standardContextual"/>
@@ -4776,7 +4726,7 @@
         </w:tabs>
         <w:ind w:left="960"/>
         <w:rPr>
-          <w:rFonts w:asciiTheme="minorHAnsi" w:eastAsiaTheme="minorEastAsia" w:hAnsiTheme="minorHAnsi" w:cstheme="minorBidi" w:hint="eastAsia"/>
+          <w:rFonts w:asciiTheme="minorHAnsi" w:eastAsiaTheme="minorEastAsia" w:hAnsiTheme="minorHAnsi" w:cstheme="minorBidi"/>
           <w:noProof/>
           <w:sz w:val="22"/>
           <w14:ligatures w14:val="standardContextual"/>
@@ -4878,7 +4828,7 @@
         </w:tabs>
         <w:ind w:left="960"/>
         <w:rPr>
-          <w:rFonts w:asciiTheme="minorHAnsi" w:eastAsiaTheme="minorEastAsia" w:hAnsiTheme="minorHAnsi" w:cstheme="minorBidi" w:hint="eastAsia"/>
+          <w:rFonts w:asciiTheme="minorHAnsi" w:eastAsiaTheme="minorEastAsia" w:hAnsiTheme="minorHAnsi" w:cstheme="minorBidi"/>
           <w:noProof/>
           <w:sz w:val="22"/>
           <w14:ligatures w14:val="standardContextual"/>
@@ -4979,7 +4929,7 @@
           <w:tab w:val="right" w:leader="dot" w:pos="9060"/>
         </w:tabs>
         <w:rPr>
-          <w:rFonts w:asciiTheme="minorHAnsi" w:eastAsiaTheme="minorEastAsia" w:hAnsiTheme="minorHAnsi" w:cstheme="minorBidi" w:hint="eastAsia"/>
+          <w:rFonts w:asciiTheme="minorHAnsi" w:eastAsiaTheme="minorEastAsia" w:hAnsiTheme="minorHAnsi" w:cstheme="minorBidi"/>
           <w:noProof/>
           <w:sz w:val="22"/>
           <w14:ligatures w14:val="standardContextual"/>
@@ -5105,7 +5055,7 @@
         </w:tabs>
         <w:ind w:left="480"/>
         <w:rPr>
-          <w:rFonts w:asciiTheme="minorHAnsi" w:eastAsiaTheme="minorEastAsia" w:hAnsiTheme="minorHAnsi" w:cstheme="minorBidi" w:hint="eastAsia"/>
+          <w:rFonts w:asciiTheme="minorHAnsi" w:eastAsiaTheme="minorEastAsia" w:hAnsiTheme="minorHAnsi" w:cstheme="minorBidi"/>
           <w:noProof/>
           <w:sz w:val="22"/>
           <w14:ligatures w14:val="standardContextual"/>
@@ -5207,7 +5157,7 @@
         </w:tabs>
         <w:ind w:left="960"/>
         <w:rPr>
-          <w:rFonts w:asciiTheme="minorHAnsi" w:eastAsiaTheme="minorEastAsia" w:hAnsiTheme="minorHAnsi" w:cstheme="minorBidi" w:hint="eastAsia"/>
+          <w:rFonts w:asciiTheme="minorHAnsi" w:eastAsiaTheme="minorEastAsia" w:hAnsiTheme="minorHAnsi" w:cstheme="minorBidi"/>
           <w:noProof/>
           <w:sz w:val="22"/>
           <w14:ligatures w14:val="standardContextual"/>
@@ -5309,7 +5259,7 @@
         </w:tabs>
         <w:ind w:left="960"/>
         <w:rPr>
-          <w:rFonts w:asciiTheme="minorHAnsi" w:eastAsiaTheme="minorEastAsia" w:hAnsiTheme="minorHAnsi" w:cstheme="minorBidi" w:hint="eastAsia"/>
+          <w:rFonts w:asciiTheme="minorHAnsi" w:eastAsiaTheme="minorEastAsia" w:hAnsiTheme="minorHAnsi" w:cstheme="minorBidi"/>
           <w:noProof/>
           <w:sz w:val="22"/>
           <w14:ligatures w14:val="standardContextual"/>
@@ -5411,7 +5361,7 @@
         </w:tabs>
         <w:ind w:left="960"/>
         <w:rPr>
-          <w:rFonts w:asciiTheme="minorHAnsi" w:eastAsiaTheme="minorEastAsia" w:hAnsiTheme="minorHAnsi" w:cstheme="minorBidi" w:hint="eastAsia"/>
+          <w:rFonts w:asciiTheme="minorHAnsi" w:eastAsiaTheme="minorEastAsia" w:hAnsiTheme="minorHAnsi" w:cstheme="minorBidi"/>
           <w:noProof/>
           <w:sz w:val="22"/>
           <w14:ligatures w14:val="standardContextual"/>
@@ -5513,7 +5463,7 @@
         </w:tabs>
         <w:ind w:left="960"/>
         <w:rPr>
-          <w:rFonts w:asciiTheme="minorHAnsi" w:eastAsiaTheme="minorEastAsia" w:hAnsiTheme="minorHAnsi" w:cstheme="minorBidi" w:hint="eastAsia"/>
+          <w:rFonts w:asciiTheme="minorHAnsi" w:eastAsiaTheme="minorEastAsia" w:hAnsiTheme="minorHAnsi" w:cstheme="minorBidi"/>
           <w:noProof/>
           <w:sz w:val="22"/>
           <w14:ligatures w14:val="standardContextual"/>
@@ -5615,7 +5565,7 @@
         </w:tabs>
         <w:ind w:left="960"/>
         <w:rPr>
-          <w:rFonts w:asciiTheme="minorHAnsi" w:eastAsiaTheme="minorEastAsia" w:hAnsiTheme="minorHAnsi" w:cstheme="minorBidi" w:hint="eastAsia"/>
+          <w:rFonts w:asciiTheme="minorHAnsi" w:eastAsiaTheme="minorEastAsia" w:hAnsiTheme="minorHAnsi" w:cstheme="minorBidi"/>
           <w:noProof/>
           <w:sz w:val="22"/>
           <w14:ligatures w14:val="standardContextual"/>
@@ -5717,7 +5667,7 @@
         </w:tabs>
         <w:ind w:left="960"/>
         <w:rPr>
-          <w:rFonts w:asciiTheme="minorHAnsi" w:eastAsiaTheme="minorEastAsia" w:hAnsiTheme="minorHAnsi" w:cstheme="minorBidi" w:hint="eastAsia"/>
+          <w:rFonts w:asciiTheme="minorHAnsi" w:eastAsiaTheme="minorEastAsia" w:hAnsiTheme="minorHAnsi" w:cstheme="minorBidi"/>
           <w:noProof/>
           <w:sz w:val="22"/>
           <w14:ligatures w14:val="standardContextual"/>
@@ -5819,7 +5769,7 @@
         </w:tabs>
         <w:ind w:left="480"/>
         <w:rPr>
-          <w:rFonts w:asciiTheme="minorHAnsi" w:eastAsiaTheme="minorEastAsia" w:hAnsiTheme="minorHAnsi" w:cstheme="minorBidi" w:hint="eastAsia"/>
+          <w:rFonts w:asciiTheme="minorHAnsi" w:eastAsiaTheme="minorEastAsia" w:hAnsiTheme="minorHAnsi" w:cstheme="minorBidi"/>
           <w:noProof/>
           <w:sz w:val="22"/>
           <w14:ligatures w14:val="standardContextual"/>
@@ -5921,7 +5871,7 @@
         </w:tabs>
         <w:ind w:left="960"/>
         <w:rPr>
-          <w:rFonts w:asciiTheme="minorHAnsi" w:eastAsiaTheme="minorEastAsia" w:hAnsiTheme="minorHAnsi" w:cstheme="minorBidi" w:hint="eastAsia"/>
+          <w:rFonts w:asciiTheme="minorHAnsi" w:eastAsiaTheme="minorEastAsia" w:hAnsiTheme="minorHAnsi" w:cstheme="minorBidi"/>
           <w:noProof/>
           <w:sz w:val="22"/>
           <w14:ligatures w14:val="standardContextual"/>
@@ -6023,7 +5973,7 @@
         </w:tabs>
         <w:ind w:left="960"/>
         <w:rPr>
-          <w:rFonts w:asciiTheme="minorHAnsi" w:eastAsiaTheme="minorEastAsia" w:hAnsiTheme="minorHAnsi" w:cstheme="minorBidi" w:hint="eastAsia"/>
+          <w:rFonts w:asciiTheme="minorHAnsi" w:eastAsiaTheme="minorEastAsia" w:hAnsiTheme="minorHAnsi" w:cstheme="minorBidi"/>
           <w:noProof/>
           <w:sz w:val="22"/>
           <w14:ligatures w14:val="standardContextual"/>
@@ -6124,7 +6074,7 @@
           <w:tab w:val="right" w:leader="dot" w:pos="9060"/>
         </w:tabs>
         <w:rPr>
-          <w:rFonts w:asciiTheme="minorHAnsi" w:eastAsiaTheme="minorEastAsia" w:hAnsiTheme="minorHAnsi" w:cstheme="minorBidi" w:hint="eastAsia"/>
+          <w:rFonts w:asciiTheme="minorHAnsi" w:eastAsiaTheme="minorEastAsia" w:hAnsiTheme="minorHAnsi" w:cstheme="minorBidi"/>
           <w:noProof/>
           <w:sz w:val="22"/>
           <w14:ligatures w14:val="standardContextual"/>
@@ -6250,7 +6200,7 @@
         </w:tabs>
         <w:ind w:left="480"/>
         <w:rPr>
-          <w:rFonts w:asciiTheme="minorHAnsi" w:eastAsiaTheme="minorEastAsia" w:hAnsiTheme="minorHAnsi" w:cstheme="minorBidi" w:hint="eastAsia"/>
+          <w:rFonts w:asciiTheme="minorHAnsi" w:eastAsiaTheme="minorEastAsia" w:hAnsiTheme="minorHAnsi" w:cstheme="minorBidi"/>
           <w:noProof/>
           <w:sz w:val="22"/>
           <w14:ligatures w14:val="standardContextual"/>
@@ -6352,7 +6302,7 @@
         </w:tabs>
         <w:ind w:left="960"/>
         <w:rPr>
-          <w:rFonts w:asciiTheme="minorHAnsi" w:eastAsiaTheme="minorEastAsia" w:hAnsiTheme="minorHAnsi" w:cstheme="minorBidi" w:hint="eastAsia"/>
+          <w:rFonts w:asciiTheme="minorHAnsi" w:eastAsiaTheme="minorEastAsia" w:hAnsiTheme="minorHAnsi" w:cstheme="minorBidi"/>
           <w:noProof/>
           <w:sz w:val="22"/>
           <w14:ligatures w14:val="standardContextual"/>
@@ -6454,7 +6404,7 @@
         </w:tabs>
         <w:ind w:left="960"/>
         <w:rPr>
-          <w:rFonts w:asciiTheme="minorHAnsi" w:eastAsiaTheme="minorEastAsia" w:hAnsiTheme="minorHAnsi" w:cstheme="minorBidi" w:hint="eastAsia"/>
+          <w:rFonts w:asciiTheme="minorHAnsi" w:eastAsiaTheme="minorEastAsia" w:hAnsiTheme="minorHAnsi" w:cstheme="minorBidi"/>
           <w:noProof/>
           <w:sz w:val="22"/>
           <w14:ligatures w14:val="standardContextual"/>
@@ -6556,7 +6506,7 @@
         </w:tabs>
         <w:ind w:left="480"/>
         <w:rPr>
-          <w:rFonts w:asciiTheme="minorHAnsi" w:eastAsiaTheme="minorEastAsia" w:hAnsiTheme="minorHAnsi" w:cstheme="minorBidi" w:hint="eastAsia"/>
+          <w:rFonts w:asciiTheme="minorHAnsi" w:eastAsiaTheme="minorEastAsia" w:hAnsiTheme="minorHAnsi" w:cstheme="minorBidi"/>
           <w:noProof/>
           <w:sz w:val="22"/>
           <w14:ligatures w14:val="standardContextual"/>
@@ -6658,7 +6608,7 @@
         </w:tabs>
         <w:ind w:left="480"/>
         <w:rPr>
-          <w:rFonts w:asciiTheme="minorHAnsi" w:eastAsiaTheme="minorEastAsia" w:hAnsiTheme="minorHAnsi" w:cstheme="minorBidi" w:hint="eastAsia"/>
+          <w:rFonts w:asciiTheme="minorHAnsi" w:eastAsiaTheme="minorEastAsia" w:hAnsiTheme="minorHAnsi" w:cstheme="minorBidi"/>
           <w:noProof/>
           <w:sz w:val="22"/>
           <w14:ligatures w14:val="standardContextual"/>
@@ -6760,7 +6710,7 @@
         </w:tabs>
         <w:ind w:left="960"/>
         <w:rPr>
-          <w:rFonts w:asciiTheme="minorHAnsi" w:eastAsiaTheme="minorEastAsia" w:hAnsiTheme="minorHAnsi" w:cstheme="minorBidi" w:hint="eastAsia"/>
+          <w:rFonts w:asciiTheme="minorHAnsi" w:eastAsiaTheme="minorEastAsia" w:hAnsiTheme="minorHAnsi" w:cstheme="minorBidi"/>
           <w:noProof/>
           <w:sz w:val="22"/>
           <w14:ligatures w14:val="standardContextual"/>
@@ -6862,7 +6812,7 @@
         </w:tabs>
         <w:ind w:left="960"/>
         <w:rPr>
-          <w:rFonts w:asciiTheme="minorHAnsi" w:eastAsiaTheme="minorEastAsia" w:hAnsiTheme="minorHAnsi" w:cstheme="minorBidi" w:hint="eastAsia"/>
+          <w:rFonts w:asciiTheme="minorHAnsi" w:eastAsiaTheme="minorEastAsia" w:hAnsiTheme="minorHAnsi" w:cstheme="minorBidi"/>
           <w:noProof/>
           <w:sz w:val="22"/>
           <w14:ligatures w14:val="standardContextual"/>
@@ -6964,7 +6914,7 @@
         </w:tabs>
         <w:ind w:left="960"/>
         <w:rPr>
-          <w:rFonts w:asciiTheme="minorHAnsi" w:eastAsiaTheme="minorEastAsia" w:hAnsiTheme="minorHAnsi" w:cstheme="minorBidi" w:hint="eastAsia"/>
+          <w:rFonts w:asciiTheme="minorHAnsi" w:eastAsiaTheme="minorEastAsia" w:hAnsiTheme="minorHAnsi" w:cstheme="minorBidi"/>
           <w:noProof/>
           <w:sz w:val="22"/>
           <w14:ligatures w14:val="standardContextual"/>
@@ -7066,7 +7016,7 @@
         </w:tabs>
         <w:ind w:left="960"/>
         <w:rPr>
-          <w:rFonts w:asciiTheme="minorHAnsi" w:eastAsiaTheme="minorEastAsia" w:hAnsiTheme="minorHAnsi" w:cstheme="minorBidi" w:hint="eastAsia"/>
+          <w:rFonts w:asciiTheme="minorHAnsi" w:eastAsiaTheme="minorEastAsia" w:hAnsiTheme="minorHAnsi" w:cstheme="minorBidi"/>
           <w:noProof/>
           <w:sz w:val="22"/>
           <w14:ligatures w14:val="standardContextual"/>
@@ -7168,7 +7118,7 @@
         </w:tabs>
         <w:ind w:left="960"/>
         <w:rPr>
-          <w:rFonts w:asciiTheme="minorHAnsi" w:eastAsiaTheme="minorEastAsia" w:hAnsiTheme="minorHAnsi" w:cstheme="minorBidi" w:hint="eastAsia"/>
+          <w:rFonts w:asciiTheme="minorHAnsi" w:eastAsiaTheme="minorEastAsia" w:hAnsiTheme="minorHAnsi" w:cstheme="minorBidi"/>
           <w:noProof/>
           <w:sz w:val="22"/>
           <w14:ligatures w14:val="standardContextual"/>
@@ -7269,7 +7219,7 @@
           <w:tab w:val="right" w:leader="dot" w:pos="9060"/>
         </w:tabs>
         <w:rPr>
-          <w:rFonts w:asciiTheme="minorHAnsi" w:eastAsiaTheme="minorEastAsia" w:hAnsiTheme="minorHAnsi" w:cstheme="minorBidi" w:hint="eastAsia"/>
+          <w:rFonts w:asciiTheme="minorHAnsi" w:eastAsiaTheme="minorEastAsia" w:hAnsiTheme="minorHAnsi" w:cstheme="minorBidi"/>
           <w:noProof/>
           <w:sz w:val="22"/>
           <w14:ligatures w14:val="standardContextual"/>
@@ -7410,7 +7360,7 @@
           <w:tab w:val="right" w:leader="dot" w:pos="9060"/>
         </w:tabs>
         <w:rPr>
-          <w:rFonts w:asciiTheme="minorHAnsi" w:eastAsiaTheme="minorEastAsia" w:hAnsiTheme="minorHAnsi" w:cstheme="minorBidi" w:hint="eastAsia"/>
+          <w:rFonts w:asciiTheme="minorHAnsi" w:eastAsiaTheme="minorEastAsia" w:hAnsiTheme="minorHAnsi" w:cstheme="minorBidi"/>
           <w:noProof/>
           <w:sz w:val="22"/>
           <w14:ligatures w14:val="standardContextual"/>
@@ -7503,7 +7453,7 @@
           <w:tab w:val="right" w:leader="dot" w:pos="9060"/>
         </w:tabs>
         <w:rPr>
-          <w:rFonts w:asciiTheme="minorHAnsi" w:eastAsiaTheme="minorEastAsia" w:hAnsiTheme="minorHAnsi" w:cstheme="minorBidi" w:hint="eastAsia"/>
+          <w:rFonts w:asciiTheme="minorHAnsi" w:eastAsiaTheme="minorEastAsia" w:hAnsiTheme="minorHAnsi" w:cstheme="minorBidi"/>
           <w:noProof/>
           <w:sz w:val="22"/>
           <w14:ligatures w14:val="standardContextual"/>
@@ -7877,21 +7827,7 @@
         <w:rPr>
           <w:rFonts w:hint="eastAsia"/>
         </w:rPr>
-        <w:t>教授提到技术演进成果丰硕，有些心理健康管理系统依旧凭借多维</w:t>
-      </w:r>
-      <w:proofErr w:type="gramStart"/>
-      <w:r>
-        <w:rPr>
-          <w:rFonts w:hint="eastAsia"/>
-        </w:rPr>
-        <w:t>度数据</w:t>
-      </w:r>
-      <w:proofErr w:type="gramEnd"/>
-      <w:r>
-        <w:rPr>
-          <w:rFonts w:hint="eastAsia"/>
-        </w:rPr>
-        <w:t>智能分析与判断，可以大幅削减人工做档案时出现的错误率和滞后情况，在宏观角度上还可以做到心理服务供应和学生实际需求相契合，张月</w:t>
+        <w:t>教授提到技术演进成果丰硕，有些心理健康管理系统依旧凭借多维度数据智能分析与判断，可以大幅削减人工做档案时出现的错误率和滞后情况，在宏观角度上还可以做到心理服务供应和学生实际需求相契合，张月</w:t>
       </w:r>
       <w:r>
         <w:rPr>
@@ -8235,33 +8171,11 @@
         </w:rPr>
         <w:fldChar w:fldCharType="end"/>
       </w:r>
-      <w:proofErr w:type="gramStart"/>
-      <w:r>
-        <w:rPr>
-          <w:rFonts w:hint="eastAsia"/>
-        </w:rPr>
-        <w:t>项系统</w:t>
-      </w:r>
-      <w:proofErr w:type="gramEnd"/>
-      <w:r>
-        <w:rPr>
-          <w:rFonts w:hint="eastAsia"/>
-        </w:rPr>
-        <w:t>综述体现国外高校心理健康干预重视同数字技术，</w:t>
-      </w:r>
-      <w:proofErr w:type="gramStart"/>
-      <w:r>
-        <w:rPr>
-          <w:rFonts w:hint="eastAsia"/>
-        </w:rPr>
-        <w:t>云计算</w:t>
-      </w:r>
-      <w:proofErr w:type="gramEnd"/>
-      <w:r>
-        <w:rPr>
-          <w:rFonts w:hint="eastAsia"/>
-        </w:rPr>
-        <w:t>底层技术融合，</w:t>
+      <w:r>
+        <w:rPr>
+          <w:rFonts w:hint="eastAsia"/>
+        </w:rPr>
+        <w:t>项系统综述体现国外高校心理健康干预重视同数字技术，云计算底层技术融合，</w:t>
       </w:r>
       <w:r>
         <w:rPr>
@@ -8416,21 +8330,7 @@
         <w:rPr>
           <w:rFonts w:hint="eastAsia"/>
         </w:rPr>
-        <w:t>移动</w:t>
-      </w:r>
-      <w:proofErr w:type="gramStart"/>
-      <w:r>
-        <w:rPr>
-          <w:rFonts w:hint="eastAsia"/>
-        </w:rPr>
-        <w:t>端心理</w:t>
-      </w:r>
-      <w:proofErr w:type="gramEnd"/>
-      <w:r>
-        <w:rPr>
-          <w:rFonts w:hint="eastAsia"/>
-        </w:rPr>
-        <w:t>系统架构设计思路采用前后端分离的方式，针对刘彦君</w:t>
+        <w:t>移动端心理系统架构设计思路采用前后端分离的方式，针对刘彦君</w:t>
       </w:r>
       <w:r>
         <w:rPr>
@@ -8572,31 +8472,21 @@
         <w:rPr>
           <w:rFonts w:ascii="Times New Roman" w:hAnsi="Times New Roman" w:cs="Times New Roman"/>
         </w:rPr>
-        <w:t xml:space="preserve">2.1 </w:t>
-      </w:r>
-      <w:proofErr w:type="spellStart"/>
-      <w:r>
-        <w:rPr>
-          <w:rFonts w:ascii="Times New Roman" w:hAnsi="Times New Roman" w:cs="Times New Roman"/>
-        </w:rPr>
-        <w:t>SpringBoot</w:t>
+        <w:t>2.1 SpringBoot</w:t>
       </w:r>
       <w:bookmarkEnd w:id="9"/>
-      <w:proofErr w:type="spellEnd"/>
     </w:p>
     <w:p>
       <w:pPr>
         <w:ind w:firstLine="480"/>
         <w:jc w:val="both"/>
       </w:pPr>
-      <w:proofErr w:type="spellStart"/>
       <w:r>
         <w:rPr>
           <w:rFonts w:hint="eastAsia"/>
         </w:rPr>
         <w:t>SpringBoot</w:t>
       </w:r>
-      <w:proofErr w:type="spellEnd"/>
       <w:r>
         <w:rPr>
           <w:rFonts w:hint="eastAsia"/>
@@ -8613,21 +8503,7 @@
         <w:rPr>
           <w:rFonts w:hint="eastAsia"/>
         </w:rPr>
-        <w:t>生态中主导</w:t>
-      </w:r>
-      <w:proofErr w:type="gramStart"/>
-      <w:r>
-        <w:rPr>
-          <w:rFonts w:hint="eastAsia"/>
-        </w:rPr>
-        <w:t>微服务</w:t>
-      </w:r>
-      <w:proofErr w:type="gramEnd"/>
-      <w:r>
-        <w:rPr>
-          <w:rFonts w:hint="eastAsia"/>
-        </w:rPr>
-        <w:t>实践的核心框架，它采用“约定优于配置”的自动装配机制，摒弃了繁琐的</w:t>
+        <w:t>生态中主导微服务实践的核心框架，它采用“约定优于配置”的自动装配机制，摒弃了繁琐的</w:t>
       </w:r>
       <w:r>
         <w:rPr>
@@ -8797,14 +8673,12 @@
         </w:rPr>
         <w:t>设计模式，把路由控制、业务逻辑和数据访问层完全分离，再加上</w:t>
       </w:r>
-      <w:proofErr w:type="spellStart"/>
       <w:r>
         <w:rPr>
           <w:rFonts w:hint="eastAsia"/>
         </w:rPr>
         <w:t>SpringSecurity</w:t>
       </w:r>
-      <w:proofErr w:type="spellEnd"/>
       <w:r>
         <w:rPr>
           <w:rFonts w:hint="eastAsia"/>
@@ -9018,28 +8892,24 @@
         </w:rPr>
         <w:t>，再加上项目里使用</w:t>
       </w:r>
-      <w:proofErr w:type="spellStart"/>
       <w:r>
         <w:rPr>
           <w:rFonts w:hint="eastAsia"/>
         </w:rPr>
         <w:t>Pinia</w:t>
       </w:r>
-      <w:proofErr w:type="spellEnd"/>
       <w:r>
         <w:rPr>
           <w:rFonts w:hint="eastAsia"/>
         </w:rPr>
         <w:t>状态管理库，该系统达成了学生测评结果，登录令牌等在不同组件之间无状态流动的效果，通过</w:t>
       </w:r>
-      <w:proofErr w:type="spellStart"/>
       <w:r>
         <w:rPr>
           <w:rFonts w:hint="eastAsia"/>
         </w:rPr>
         <w:t>CompositionAPI</w:t>
       </w:r>
-      <w:proofErr w:type="spellEnd"/>
       <w:r>
         <w:rPr>
           <w:rFonts w:hint="eastAsia"/>
@@ -9106,14 +8976,12 @@
         </w:rPr>
         <w:t>这样的关系型数据库管理系统，利用</w:t>
       </w:r>
-      <w:proofErr w:type="spellStart"/>
       <w:r>
         <w:rPr>
           <w:rFonts w:hint="eastAsia"/>
         </w:rPr>
         <w:t>InnoDB</w:t>
       </w:r>
-      <w:proofErr w:type="spellEnd"/>
       <w:r>
         <w:rPr>
           <w:rFonts w:hint="eastAsia"/>
@@ -9238,21 +9106,7 @@
         <w:rPr>
           <w:rFonts w:hint="eastAsia"/>
         </w:rPr>
-        <w:t>，该系统的业务表比如评估结果、干预通知之类，凭借精确的</w:t>
-      </w:r>
-      <w:proofErr w:type="gramStart"/>
-      <w:r>
-        <w:rPr>
-          <w:rFonts w:hint="eastAsia"/>
-        </w:rPr>
-        <w:t>主外键约束</w:t>
-      </w:r>
-      <w:proofErr w:type="gramEnd"/>
-      <w:r>
-        <w:rPr>
-          <w:rFonts w:hint="eastAsia"/>
-        </w:rPr>
-        <w:t>去除多余数据，做到数据之间的参照完整，从而为后续对心理健康状况展开深入的数据分析以及报表分析奠定基础。</w:t>
+        <w:t>，该系统的业务表比如评估结果、干预通知之类，凭借精确的主外键约束去除多余数据，做到数据之间的参照完整，从而为后续对心理健康状况展开深入的数据分析以及报表分析奠定基础。</w:t>
       </w:r>
     </w:p>
     <w:p>
@@ -9449,14 +9303,12 @@
         </w:rPr>
         <w:t>主要负责系统无状态认证的生命周期</w:t>
       </w:r>
-      <w:proofErr w:type="spellStart"/>
       <w:r>
         <w:rPr>
           <w:rFonts w:hint="eastAsia"/>
         </w:rPr>
         <w:t>JWTToken</w:t>
       </w:r>
-      <w:proofErr w:type="spellEnd"/>
       <w:r>
         <w:rPr>
           <w:rFonts w:hint="eastAsia"/>
@@ -9559,21 +9411,7 @@
         <w:rPr>
           <w:rFonts w:hint="eastAsia"/>
         </w:rPr>
-        <w:t>，它对</w:t>
-      </w:r>
-      <w:proofErr w:type="gramStart"/>
-      <w:r>
-        <w:rPr>
-          <w:rFonts w:hint="eastAsia"/>
-        </w:rPr>
-        <w:t>通义千问这类</w:t>
-      </w:r>
-      <w:proofErr w:type="gramEnd"/>
-      <w:r>
-        <w:rPr>
-          <w:rFonts w:hint="eastAsia"/>
-        </w:rPr>
-        <w:t>主流大模型底层调用的抽象级别较高</w:t>
+        <w:t>，它对通义千问这类主流大模型底层调用的抽象级别较高</w:t>
       </w:r>
       <w:r>
         <w:rPr>
@@ -9641,14 +9479,12 @@
         </w:rPr>
         <w:t>开发者提供了一条标准的</w:t>
       </w:r>
-      <w:proofErr w:type="spellStart"/>
       <w:r>
         <w:rPr>
           <w:rFonts w:hint="eastAsia"/>
         </w:rPr>
         <w:t>AgenticAI</w:t>
       </w:r>
-      <w:proofErr w:type="spellEnd"/>
       <w:r>
         <w:rPr>
           <w:rFonts w:hint="eastAsia"/>
@@ -9745,14 +9581,12 @@
         </w:rPr>
         <w:t>回复的共情基调，依靠</w:t>
       </w:r>
-      <w:proofErr w:type="spellStart"/>
       <w:r>
         <w:rPr>
           <w:rFonts w:hint="eastAsia"/>
         </w:rPr>
         <w:t>WebFlux</w:t>
       </w:r>
-      <w:proofErr w:type="spellEnd"/>
       <w:r>
         <w:rPr>
           <w:rFonts w:hint="eastAsia"/>
@@ -9776,21 +9610,7 @@
           <w:rFonts w:hint="eastAsia"/>
         </w:rPr>
         <w:lastRenderedPageBreak/>
-        <w:t>的白屏焦虑，这个框架内部包含会话记忆器和短时上下文管理器，这让智能体可以应对比较深入的、多轮次的心理探究对话，并且为以后平稳接入更精确</w:t>
-      </w:r>
-      <w:proofErr w:type="gramStart"/>
-      <w:r>
-        <w:rPr>
-          <w:rFonts w:hint="eastAsia"/>
-        </w:rPr>
-        <w:t>的垂类大</w:t>
-      </w:r>
-      <w:proofErr w:type="gramEnd"/>
-      <w:r>
-        <w:rPr>
-          <w:rFonts w:hint="eastAsia"/>
-        </w:rPr>
-        <w:t>模型留下不错的交互通道</w:t>
+        <w:t>的白屏焦虑，这个框架内部包含会话记忆器和短时上下文管理器，这让智能体可以应对比较深入的、多轮次的心理探究对话，并且为以后平稳接入更精确的垂类大模型留下不错的交互通道</w:t>
       </w:r>
       <w:r>
         <w:rPr>
@@ -9969,14 +9789,12 @@
         </w:rPr>
         <w:t>从经济上来看，</w:t>
       </w:r>
-      <w:proofErr w:type="spellStart"/>
       <w:r>
         <w:rPr>
           <w:rFonts w:hint="eastAsia"/>
         </w:rPr>
         <w:t>SpringBoot</w:t>
       </w:r>
-      <w:proofErr w:type="spellEnd"/>
       <w:r>
         <w:rPr>
           <w:rFonts w:hint="eastAsia"/>
@@ -10019,14 +9837,12 @@
         </w:rPr>
         <w:t>这些核心技术都是开源免费使用的，不用支付昂贵的商业授权费用，</w:t>
       </w:r>
-      <w:proofErr w:type="spellStart"/>
       <w:r>
         <w:rPr>
           <w:rFonts w:hint="eastAsia"/>
         </w:rPr>
         <w:t>SpringAIAlibaba</w:t>
       </w:r>
-      <w:proofErr w:type="spellEnd"/>
       <w:r>
         <w:rPr>
           <w:rFonts w:hint="eastAsia"/>
@@ -10066,14 +9882,12 @@
         </w:rPr>
         <w:t>前后端分离架构（</w:t>
       </w:r>
-      <w:proofErr w:type="spellStart"/>
       <w:r>
         <w:rPr>
           <w:rFonts w:hint="eastAsia"/>
         </w:rPr>
         <w:t>SpringBoot+Vue</w:t>
       </w:r>
-      <w:proofErr w:type="spellEnd"/>
       <w:r>
         <w:rPr>
           <w:rFonts w:hint="eastAsia"/>
@@ -10102,21 +9916,7 @@
         <w:rPr>
           <w:rFonts w:hint="eastAsia"/>
         </w:rPr>
-        <w:t>制作出的界面很美观、很直观，采用响应式布局可以适配各种屏幕大小，无论是电脑</w:t>
-      </w:r>
-      <w:proofErr w:type="gramStart"/>
-      <w:r>
-        <w:rPr>
-          <w:rFonts w:hint="eastAsia"/>
-        </w:rPr>
-        <w:t>端还是</w:t>
-      </w:r>
-      <w:proofErr w:type="gramEnd"/>
-      <w:r>
-        <w:rPr>
-          <w:rFonts w:hint="eastAsia"/>
-        </w:rPr>
-        <w:t>手机端都可以正常使用，系统的操作流程比较符合人们平时的习惯，心理测评的作答、查询、修改等操作只需要简单的几步就可以完成，对于批量的操作也有相应的便捷功能，比如批量导入学生信息，这样就提高了操作的速度，而且</w:t>
+        <w:t>制作出的界面很美观、很直观，采用响应式布局可以适配各种屏幕大小，无论是电脑端还是手机端都可以正常使用，系统的操作流程比较符合人们平时的习惯，心理测评的作答、查询、修改等操作只需要简单的几步就可以完成，对于批量的操作也有相应的便捷功能，比如批量导入学生信息，这样就提高了操作的速度，而且</w:t>
       </w:r>
       <w:r>
         <w:rPr>
@@ -10128,21 +9928,7 @@
         <w:rPr>
           <w:rFonts w:hint="eastAsia"/>
         </w:rPr>
-        <w:t>的双向数据绑定和</w:t>
-      </w:r>
-      <w:proofErr w:type="gramStart"/>
-      <w:r>
-        <w:rPr>
-          <w:rFonts w:hint="eastAsia"/>
-        </w:rPr>
-        <w:t>组件化让界面</w:t>
-      </w:r>
-      <w:proofErr w:type="gramEnd"/>
-      <w:r>
-        <w:rPr>
-          <w:rFonts w:hint="eastAsia"/>
-        </w:rPr>
-        <w:t>与数据之间互动非常顺畅，用户在进行操作的时候可以看到数据马上发生变化，并且系统也会及时给出反馈告诉用户自己是否成功进行了相应的操作。</w:t>
+        <w:t>的双向数据绑定和组件化让界面与数据之间互动非常顺畅，用户在进行操作的时候可以看到数据马上发生变化，并且系统也会及时给出反馈告诉用户自己是否成功进行了相应的操作。</w:t>
       </w:r>
     </w:p>
     <w:p>
@@ -10168,14 +9954,12 @@
         </w:rPr>
         <w:t>从可维护性上讲，</w:t>
       </w:r>
-      <w:proofErr w:type="spellStart"/>
       <w:r>
         <w:rPr>
           <w:rFonts w:hint="eastAsia"/>
         </w:rPr>
         <w:t>SpringBoot</w:t>
       </w:r>
-      <w:proofErr w:type="spellEnd"/>
       <w:r>
         <w:rPr>
           <w:rFonts w:hint="eastAsia"/>
@@ -10194,14 +9978,12 @@
         </w:rPr>
         <w:t>都有着不错的代码结构和设计模式，</w:t>
       </w:r>
-      <w:proofErr w:type="spellStart"/>
       <w:r>
         <w:rPr>
           <w:rFonts w:hint="eastAsia"/>
         </w:rPr>
         <w:t>SpringBoot</w:t>
       </w:r>
-      <w:proofErr w:type="spellEnd"/>
       <w:r>
         <w:rPr>
           <w:rFonts w:hint="eastAsia"/>
@@ -10218,49 +10000,19 @@
         <w:rPr>
           <w:rFonts w:hint="eastAsia"/>
         </w:rPr>
-        <w:t>的组件</w:t>
-      </w:r>
-      <w:proofErr w:type="gramStart"/>
-      <w:r>
-        <w:rPr>
-          <w:rFonts w:hint="eastAsia"/>
-        </w:rPr>
-        <w:t>化开发让</w:t>
-      </w:r>
-      <w:proofErr w:type="gramEnd"/>
-      <w:r>
-        <w:rPr>
-          <w:rFonts w:hint="eastAsia"/>
-        </w:rPr>
-        <w:t>代码具备很高的可复用性，而且容易修改和扩充，基于</w:t>
-      </w:r>
-      <w:proofErr w:type="spellStart"/>
+        <w:t>的组件化开发让代码具备很高的可复用性，而且容易修改和扩充，基于</w:t>
+      </w:r>
       <w:r>
         <w:rPr>
           <w:rFonts w:hint="eastAsia"/>
         </w:rPr>
         <w:t>SpringBoot+Vue</w:t>
       </w:r>
-      <w:proofErr w:type="spellEnd"/>
-      <w:r>
-        <w:rPr>
-          <w:rFonts w:hint="eastAsia"/>
-        </w:rPr>
-        <w:t>技术</w:t>
-      </w:r>
-      <w:proofErr w:type="gramStart"/>
-      <w:r>
-        <w:rPr>
-          <w:rFonts w:hint="eastAsia"/>
-        </w:rPr>
-        <w:t>栈</w:t>
-      </w:r>
-      <w:proofErr w:type="gramEnd"/>
-      <w:r>
-        <w:rPr>
-          <w:rFonts w:hint="eastAsia"/>
-        </w:rPr>
-        <w:t>搭建起来的高校学生心理健康智能干预平台，在实际应用时表现出很强的可操作性</w:t>
+      <w:r>
+        <w:rPr>
+          <w:rFonts w:hint="eastAsia"/>
+        </w:rPr>
+        <w:t>技术栈搭建起来的高校学生心理健康智能干预平台，在实际应用时表现出很强的可操作性</w:t>
       </w:r>
       <w:r>
         <w:t>。</w:t>
@@ -10309,14 +10061,12 @@
         </w:rPr>
         <w:t>框架结合</w:t>
       </w:r>
-      <w:proofErr w:type="spellStart"/>
       <w:r>
         <w:rPr>
           <w:rFonts w:hint="eastAsia"/>
         </w:rPr>
         <w:t>ElementPlus</w:t>
       </w:r>
-      <w:proofErr w:type="spellEnd"/>
       <w:r>
         <w:rPr>
           <w:rFonts w:hint="eastAsia"/>
@@ -10335,67 +10085,41 @@
         </w:rPr>
         <w:t>来进行前端网页的数据请求，移动客户端使用</w:t>
       </w:r>
-      <w:proofErr w:type="spellStart"/>
       <w:r>
         <w:rPr>
           <w:rFonts w:hint="eastAsia"/>
         </w:rPr>
         <w:t>uniapp</w:t>
       </w:r>
-      <w:proofErr w:type="spellEnd"/>
       <w:r>
         <w:rPr>
           <w:rFonts w:hint="eastAsia"/>
         </w:rPr>
         <w:t>进行设计和实现，</w:t>
       </w:r>
-      <w:proofErr w:type="spellStart"/>
       <w:r>
         <w:rPr>
           <w:rFonts w:hint="eastAsia"/>
         </w:rPr>
         <w:t>uniapp</w:t>
       </w:r>
-      <w:proofErr w:type="spellEnd"/>
       <w:r>
         <w:rPr>
           <w:rFonts w:hint="eastAsia"/>
         </w:rPr>
         <w:t>有很好的跨平台开发能力，在</w:t>
       </w:r>
-      <w:proofErr w:type="spellStart"/>
-      <w:r>
-        <w:rPr>
-          <w:rFonts w:hint="eastAsia"/>
-        </w:rPr>
-        <w:t>HBuilder</w:t>
-      </w:r>
-      <w:proofErr w:type="spellEnd"/>
-      <w:r>
-        <w:rPr>
-          <w:rFonts w:hint="eastAsia"/>
-        </w:rPr>
-        <w:t xml:space="preserve"> X</w:t>
-      </w:r>
-      <w:r>
-        <w:rPr>
-          <w:rFonts w:hint="eastAsia"/>
-        </w:rPr>
-        <w:t>中编写</w:t>
-      </w:r>
-      <w:proofErr w:type="gramStart"/>
-      <w:r>
-        <w:rPr>
-          <w:rFonts w:hint="eastAsia"/>
-        </w:rPr>
-        <w:t>完相应</w:t>
-      </w:r>
-      <w:proofErr w:type="gramEnd"/>
-      <w:r>
-        <w:rPr>
-          <w:rFonts w:hint="eastAsia"/>
-        </w:rPr>
-        <w:t>的功能代码后，利用其跨平台的特点将其编译到</w:t>
+      <w:r>
+        <w:rPr>
+          <w:rFonts w:hint="eastAsia"/>
+        </w:rPr>
+        <w:t>HBuilder X</w:t>
+      </w:r>
+      <w:r>
+        <w:rPr>
+          <w:rFonts w:hint="eastAsia"/>
+        </w:rPr>
+        <w:t>中编写完相应的功能代码后，利用其跨平台的特点将其编译到</w:t>
       </w:r>
       <w:r>
         <w:rPr>
@@ -10409,28 +10133,24 @@
         </w:rPr>
         <w:t>浏览器中查看，后端使用</w:t>
       </w:r>
-      <w:proofErr w:type="spellStart"/>
       <w:r>
         <w:rPr>
           <w:rFonts w:hint="eastAsia"/>
         </w:rPr>
         <w:t>SpringBoot</w:t>
       </w:r>
-      <w:proofErr w:type="spellEnd"/>
       <w:r>
         <w:rPr>
           <w:rFonts w:hint="eastAsia"/>
         </w:rPr>
         <w:t>搭配</w:t>
       </w:r>
-      <w:proofErr w:type="spellStart"/>
       <w:r>
         <w:rPr>
           <w:rFonts w:hint="eastAsia"/>
         </w:rPr>
         <w:t>MyBatisPlus</w:t>
       </w:r>
-      <w:proofErr w:type="spellEnd"/>
       <w:r>
         <w:rPr>
           <w:rFonts w:hint="eastAsia"/>
@@ -10508,28 +10228,24 @@
         </w:rPr>
         <w:t>框架，</w:t>
       </w:r>
-      <w:proofErr w:type="spellStart"/>
       <w:r>
         <w:rPr>
           <w:rFonts w:hint="eastAsia"/>
         </w:rPr>
         <w:t>SpringBoot</w:t>
       </w:r>
-      <w:proofErr w:type="spellEnd"/>
       <w:r>
         <w:rPr>
           <w:rFonts w:hint="eastAsia"/>
         </w:rPr>
         <w:t>的</w:t>
       </w:r>
-      <w:proofErr w:type="spellStart"/>
       <w:r>
         <w:rPr>
           <w:rFonts w:hint="eastAsia"/>
         </w:rPr>
         <w:t>WebFlux</w:t>
       </w:r>
-      <w:proofErr w:type="spellEnd"/>
       <w:r>
         <w:rPr>
           <w:rFonts w:hint="eastAsia"/>
@@ -10619,21 +10335,7 @@
         <w:rPr>
           <w:rFonts w:hint="eastAsia"/>
         </w:rPr>
-        <w:t>数据库，数据处理快，存储安全，而且系统管理维护方便，后期运</w:t>
-      </w:r>
-      <w:proofErr w:type="gramStart"/>
-      <w:r>
-        <w:rPr>
-          <w:rFonts w:hint="eastAsia"/>
-        </w:rPr>
-        <w:t>维成本</w:t>
-      </w:r>
-      <w:proofErr w:type="gramEnd"/>
-      <w:r>
-        <w:rPr>
-          <w:rFonts w:hint="eastAsia"/>
-        </w:rPr>
-        <w:t>低，所以该系统从运行上是可行的。</w:t>
+        <w:t>数据库，数据处理快，存储安全，而且系统管理维护方便，后期运维成本低，所以该系统从运行上是可行的。</w:t>
       </w:r>
     </w:p>
     <w:p>
@@ -10822,63 +10524,7 @@
         <w:rPr>
           <w:rFonts w:cs="Cambria Math" w:hint="eastAsia"/>
         </w:rPr>
-        <w:t>）推荐管理功能：系统的推荐管理主要是文章管理、课程管理以及音乐管理和</w:t>
-      </w:r>
-      <w:proofErr w:type="gramStart"/>
-      <w:r>
-        <w:rPr>
-          <w:rFonts w:cs="Cambria Math" w:hint="eastAsia"/>
-        </w:rPr>
-        <w:t>轮播图</w:t>
-      </w:r>
-      <w:proofErr w:type="gramEnd"/>
-      <w:r>
-        <w:rPr>
-          <w:rFonts w:cs="Cambria Math" w:hint="eastAsia"/>
-        </w:rPr>
-        <w:t>管理，在文章管理中可以对心理健康知识的文章进行</w:t>
-      </w:r>
-      <w:proofErr w:type="gramStart"/>
-      <w:r>
-        <w:rPr>
-          <w:rFonts w:cs="Cambria Math" w:hint="eastAsia"/>
-        </w:rPr>
-        <w:t>增删改查操作</w:t>
-      </w:r>
-      <w:proofErr w:type="gramEnd"/>
-      <w:r>
-        <w:rPr>
-          <w:rFonts w:cs="Cambria Math" w:hint="eastAsia"/>
-        </w:rPr>
-        <w:t>，在课程管理中可以对线上的课程信息进行</w:t>
-      </w:r>
-      <w:proofErr w:type="gramStart"/>
-      <w:r>
-        <w:rPr>
-          <w:rFonts w:cs="Cambria Math" w:hint="eastAsia"/>
-        </w:rPr>
-        <w:t>增删改查操作</w:t>
-      </w:r>
-      <w:proofErr w:type="gramEnd"/>
-      <w:r>
-        <w:rPr>
-          <w:rFonts w:cs="Cambria Math" w:hint="eastAsia"/>
-        </w:rPr>
-        <w:t>，在音乐管理中可以对放松的音乐资源信息进行管理，还可以进行</w:t>
-      </w:r>
-      <w:proofErr w:type="gramStart"/>
-      <w:r>
-        <w:rPr>
-          <w:rFonts w:cs="Cambria Math" w:hint="eastAsia"/>
-        </w:rPr>
-        <w:t>轮播图</w:t>
-      </w:r>
-      <w:proofErr w:type="gramEnd"/>
-      <w:r>
-        <w:rPr>
-          <w:rFonts w:cs="Cambria Math" w:hint="eastAsia"/>
-        </w:rPr>
-        <w:t>管理，向用户推送宣传图。</w:t>
+        <w:t>）推荐管理功能：系统的推荐管理主要是文章管理、课程管理以及音乐管理和轮播图管理，在文章管理中可以对心理健康知识的文章进行增删改查操作，在课程管理中可以对线上的课程信息进行增删改查操作，在音乐管理中可以对放松的音乐资源信息进行管理，还可以进行轮播图管理，向用户推送宣传图。</w:t>
       </w:r>
     </w:p>
     <w:p>
@@ -10931,21 +10577,7 @@
         <w:rPr>
           <w:rFonts w:cs="Cambria Math" w:hint="eastAsia"/>
         </w:rPr>
-        <w:t>）系统管理功能：系统管理功能包括用户管理、角色管理、菜单管理等各部门管理，其中用户管理功能可以对系统中的用户信息数据进行</w:t>
-      </w:r>
-      <w:proofErr w:type="gramStart"/>
-      <w:r>
-        <w:rPr>
-          <w:rFonts w:cs="Cambria Math" w:hint="eastAsia"/>
-        </w:rPr>
-        <w:t>增删改查的</w:t>
-      </w:r>
-      <w:proofErr w:type="gramEnd"/>
-      <w:r>
-        <w:rPr>
-          <w:rFonts w:cs="Cambria Math" w:hint="eastAsia"/>
-        </w:rPr>
-        <w:t>操作，对用户的信息进行全面的管理</w:t>
+        <w:t>）系统管理功能：系统管理功能包括用户管理、角色管理、菜单管理等各部门管理，其中用户管理功能可以对系统中的用户信息数据进行增删改查的操作，对用户的信息进行全面的管理</w:t>
       </w:r>
       <w:r>
         <w:t>。</w:t>
@@ -11172,21 +10804,7 @@
         <w:rPr>
           <w:rFonts w:hint="eastAsia"/>
         </w:rPr>
-        <w:t>系统集成了各</w:t>
-      </w:r>
-      <w:proofErr w:type="gramStart"/>
-      <w:r>
-        <w:rPr>
-          <w:rFonts w:hint="eastAsia"/>
-        </w:rPr>
-        <w:t>类心理</w:t>
-      </w:r>
-      <w:proofErr w:type="gramEnd"/>
-      <w:r>
-        <w:rPr>
-          <w:rFonts w:hint="eastAsia"/>
-        </w:rPr>
-        <w:t>科普文摘、视听课程及舒缓音乐，旨在为学生拓宽心理健康知识的获取渠道</w:t>
+        <w:t>系统集成了各类心理科普文摘、视听课程及舒缓音乐，旨在为学生拓宽心理健康知识的获取渠道</w:t>
       </w:r>
       <w:r>
         <w:rPr>
@@ -11260,16 +10878,8 @@
         <w:rPr>
           <w:rFonts w:hint="eastAsia"/>
         </w:rPr>
-        <w:t>用户具备对个人资料进行编辑的权限，并可溯源此前在音乐、课程及文章模块下生成的</w:t>
-      </w:r>
-      <w:proofErr w:type="gramStart"/>
-      <w:r>
-        <w:rPr>
-          <w:rFonts w:hint="eastAsia"/>
-        </w:rPr>
-        <w:t>互动点赞数据</w:t>
-      </w:r>
-      <w:proofErr w:type="gramEnd"/>
+        <w:t>用户具备对个人资料进行编辑的权限，并可溯源此前在音乐、课程及文章模块下生成的互动点赞数据</w:t>
+      </w:r>
       <w:r>
         <w:rPr>
           <w:rFonts w:hint="eastAsia"/>
@@ -11309,7 +10919,7 @@
           <v:shape id="_x0000_i1025" type="#_x0000_t75" style="width:363pt;height:663.65pt" o:ole="">
             <v:imagedata r:id="rId20" o:title=""/>
           </v:shape>
-          <o:OLEObject Type="Embed" ProgID="Visio.Drawing.15" ShapeID="_x0000_i1025" DrawAspect="Content" ObjectID="_1835535226" r:id="rId21"/>
+          <o:OLEObject Type="Embed" ProgID="Visio.Drawing.15" ShapeID="_x0000_i1025" DrawAspect="Content" ObjectID="_1835542012" r:id="rId21"/>
         </w:object>
       </w:r>
     </w:p>
@@ -11379,14 +10989,12 @@
         </w:rPr>
         <w:t>）性能需求：对于用户、学生、教师以及管理员等常见的业务操作来说，像学生查看测评结果、提交问卷，辅导员查看学生档案，管理员查看用户列表等等，在合理的时间内能得到响应，那么后端的</w:t>
       </w:r>
-      <w:proofErr w:type="spellStart"/>
       <w:r>
         <w:rPr>
           <w:rFonts w:hint="eastAsia"/>
         </w:rPr>
         <w:t>SpringBoot</w:t>
       </w:r>
-      <w:proofErr w:type="spellEnd"/>
       <w:r>
         <w:rPr>
           <w:rFonts w:hint="eastAsia"/>
@@ -11427,21 +11035,7 @@
         <w:rPr>
           <w:rFonts w:hint="eastAsia"/>
         </w:rPr>
-        <w:t>应用也需要对组件渲染和数据绑定做一定的性能优化，不能因为复杂的交互界面而出现卡顿现象，智能</w:t>
-      </w:r>
-      <w:proofErr w:type="gramStart"/>
-      <w:r>
-        <w:rPr>
-          <w:rFonts w:hint="eastAsia"/>
-        </w:rPr>
-        <w:t>聊天板块</w:t>
-      </w:r>
-      <w:proofErr w:type="gramEnd"/>
-      <w:r>
-        <w:rPr>
-          <w:rFonts w:hint="eastAsia"/>
-        </w:rPr>
-        <w:t>可以实现流式输出，提高用户体验。</w:t>
+        <w:t>应用也需要对组件渲染和数据绑定做一定的性能优化，不能因为复杂的交互界面而出现卡顿现象，智能聊天板块可以实现流式输出，提高用户体验。</w:t>
       </w:r>
     </w:p>
     <w:p>
@@ -11710,19 +11304,11 @@
         </w:rPr>
         <w:t>为高速缓存的联动架构。然后在项目的用户侧界面用</w:t>
       </w:r>
-      <w:proofErr w:type="spellStart"/>
-      <w:r>
-        <w:rPr>
-          <w:rFonts w:hint="eastAsia"/>
-        </w:rPr>
-        <w:t>uni</w:t>
-      </w:r>
-      <w:proofErr w:type="spellEnd"/>
-      <w:r>
-        <w:rPr>
-          <w:rFonts w:hint="eastAsia"/>
-        </w:rPr>
-        <w:t>-app</w:t>
+      <w:r>
+        <w:rPr>
+          <w:rFonts w:hint="eastAsia"/>
+        </w:rPr>
+        <w:t>uni-app</w:t>
       </w:r>
       <w:r>
         <w:rPr>
@@ -11730,14 +11316,12 @@
         </w:rPr>
         <w:t>体系进行构建，并深度整合了</w:t>
       </w:r>
-      <w:proofErr w:type="spellStart"/>
       <w:r>
         <w:rPr>
           <w:rFonts w:hint="eastAsia"/>
         </w:rPr>
         <w:t>uni-ui</w:t>
       </w:r>
-      <w:proofErr w:type="spellEnd"/>
       <w:r>
         <w:rPr>
           <w:rFonts w:hint="eastAsia"/>
@@ -11772,16 +11356,8 @@
         <w:rPr>
           <w:rFonts w:hint="eastAsia"/>
         </w:rPr>
-        <w:t>组件</w:t>
-      </w:r>
-      <w:proofErr w:type="gramStart"/>
-      <w:r>
-        <w:rPr>
-          <w:rFonts w:hint="eastAsia"/>
-        </w:rPr>
-        <w:t>库完成</w:t>
-      </w:r>
-      <w:proofErr w:type="gramEnd"/>
+        <w:t>组件库完成</w:t>
+      </w:r>
       <w:r>
         <w:rPr>
           <w:rFonts w:hint="eastAsia"/>
@@ -11794,14 +11370,12 @@
         </w:rPr>
         <w:t>构建。后端架构：服务端以</w:t>
       </w:r>
-      <w:proofErr w:type="spellStart"/>
       <w:r>
         <w:rPr>
           <w:rFonts w:hint="eastAsia"/>
         </w:rPr>
         <w:t>SpringBoot</w:t>
       </w:r>
-      <w:proofErr w:type="spellEnd"/>
       <w:r>
         <w:rPr>
           <w:rFonts w:hint="eastAsia"/>
@@ -11884,21 +11458,7 @@
         <w:rPr>
           <w:rFonts w:hint="eastAsia"/>
         </w:rPr>
-        <w:t>模式构建，由下至上建立了一套层级分明的技术架构。基础硬件设施支撑起底层的数据持久化环境，中间通过业务逻辑服务进行逻辑封装，并向上延伸出标准的接口调用路径，最终由前端视图</w:t>
-      </w:r>
-      <w:proofErr w:type="gramStart"/>
-      <w:r>
-        <w:rPr>
-          <w:rFonts w:hint="eastAsia"/>
-        </w:rPr>
-        <w:t>层完成</w:t>
-      </w:r>
-      <w:proofErr w:type="gramEnd"/>
-      <w:r>
-        <w:rPr>
-          <w:rFonts w:hint="eastAsia"/>
-        </w:rPr>
-        <w:t>交互呈现</w:t>
+        <w:t>模式构建，由下至上建立了一套层级分明的技术架构。基础硬件设施支撑起底层的数据持久化环境，中间通过业务逻辑服务进行逻辑封装，并向上延伸出标准的接口调用路径，最终由前端视图层完成交互呈现</w:t>
       </w:r>
       <w:r>
         <w:rPr>
@@ -12002,14 +11562,12 @@
         </w:rPr>
         <w:t>风格的</w:t>
       </w:r>
-      <w:proofErr w:type="spellStart"/>
       <w:r>
         <w:rPr>
           <w:rFonts w:hint="eastAsia"/>
         </w:rPr>
         <w:t>WebAPI</w:t>
       </w:r>
-      <w:proofErr w:type="spellEnd"/>
       <w:r>
         <w:rPr>
           <w:rFonts w:hint="eastAsia"/>
@@ -12020,16 +11578,8 @@
         <w:rPr>
           <w:rFonts w:hint="eastAsia"/>
         </w:rPr>
-        <w:t>Swagger/</w:t>
-      </w:r>
-      <w:proofErr w:type="spellStart"/>
-      <w:r>
-        <w:rPr>
-          <w:rFonts w:hint="eastAsia"/>
-        </w:rPr>
-        <w:t>OpenAPISpecification</w:t>
-      </w:r>
-      <w:proofErr w:type="spellEnd"/>
+        <w:t>Swagger/OpenAPISpecification</w:t>
+      </w:r>
       <w:r>
         <w:rPr>
           <w:rFonts w:hint="eastAsia"/>
@@ -12046,21 +11596,7 @@
         <w:rPr>
           <w:rFonts w:hint="eastAsia"/>
         </w:rPr>
-        <w:t>文档。前端表现</w:t>
-      </w:r>
-      <w:proofErr w:type="gramStart"/>
-      <w:r>
-        <w:rPr>
-          <w:rFonts w:hint="eastAsia"/>
-        </w:rPr>
-        <w:t>层分为</w:t>
-      </w:r>
-      <w:proofErr w:type="gramEnd"/>
-      <w:r>
-        <w:rPr>
-          <w:rFonts w:hint="eastAsia"/>
-        </w:rPr>
-        <w:t>管理后台</w:t>
+        <w:t>文档。前端表现层分为管理后台</w:t>
       </w:r>
       <w:r>
         <w:rPr>
@@ -12078,21 +11614,7 @@
         <w:rPr>
           <w:rFonts w:hint="eastAsia"/>
         </w:rPr>
-        <w:t>(</w:t>
-      </w:r>
-      <w:proofErr w:type="spellStart"/>
-      <w:r>
-        <w:rPr>
-          <w:rFonts w:hint="eastAsia"/>
-        </w:rPr>
-        <w:t>uni</w:t>
-      </w:r>
-      <w:proofErr w:type="spellEnd"/>
-      <w:r>
-        <w:rPr>
-          <w:rFonts w:hint="eastAsia"/>
-        </w:rPr>
-        <w:t>-app)</w:t>
+        <w:t>(uni-app)</w:t>
       </w:r>
       <w:r>
         <w:rPr>
@@ -12126,7 +11648,7 @@
           <v:shape id="_x0000_i1026" type="#_x0000_t75" style="width:421.65pt;height:317pt" o:ole="">
             <v:imagedata r:id="rId22" o:title=""/>
           </v:shape>
-          <o:OLEObject Type="Embed" ProgID="Visio.Drawing.15" ShapeID="_x0000_i1026" DrawAspect="Content" ObjectID="_1835535227" r:id="rId23"/>
+          <o:OLEObject Type="Embed" ProgID="Visio.Drawing.15" ShapeID="_x0000_i1026" DrawAspect="Content" ObjectID="_1835542013" r:id="rId23"/>
         </w:object>
       </w:r>
     </w:p>
@@ -12322,7 +11844,7 @@
           <v:shape id="_x0000_i1027" type="#_x0000_t75" style="width:406.35pt;height:420.35pt" o:ole="">
             <v:imagedata r:id="rId24" o:title=""/>
           </v:shape>
-          <o:OLEObject Type="Embed" ProgID="Visio.Drawing.15" ShapeID="_x0000_i1027" DrawAspect="Content" ObjectID="_1835535228" r:id="rId25"/>
+          <o:OLEObject Type="Embed" ProgID="Visio.Drawing.15" ShapeID="_x0000_i1027" DrawAspect="Content" ObjectID="_1835542014" r:id="rId25"/>
         </w:object>
       </w:r>
     </w:p>
@@ -12400,35 +11922,7 @@
         <w:rPr>
           <w:rFonts w:asciiTheme="minorEastAsia" w:hAnsiTheme="minorEastAsia" w:cstheme="minorEastAsia" w:hint="eastAsia"/>
         </w:rPr>
-        <w:t>学生通过移动</w:t>
-      </w:r>
-      <w:proofErr w:type="gramStart"/>
-      <w:r>
-        <w:rPr>
-          <w:rFonts w:asciiTheme="minorEastAsia" w:hAnsiTheme="minorEastAsia" w:cstheme="minorEastAsia" w:hint="eastAsia"/>
-        </w:rPr>
-        <w:t>端进入</w:t>
-      </w:r>
-      <w:proofErr w:type="gramEnd"/>
-      <w:r>
-        <w:rPr>
-          <w:rFonts w:asciiTheme="minorEastAsia" w:hAnsiTheme="minorEastAsia" w:cstheme="minorEastAsia" w:hint="eastAsia"/>
-        </w:rPr>
-        <w:t>心理测评模块，首先看到待填写和已填写的问卷列表，系统显示问卷基本信息、截止时间和完成状态，学生选择问卷后进入答题界面，系统逐</w:t>
-      </w:r>
-      <w:proofErr w:type="gramStart"/>
-      <w:r>
-        <w:rPr>
-          <w:rFonts w:asciiTheme="minorEastAsia" w:hAnsiTheme="minorEastAsia" w:cstheme="minorEastAsia" w:hint="eastAsia"/>
-        </w:rPr>
-        <w:t>题展示</w:t>
-      </w:r>
-      <w:proofErr w:type="gramEnd"/>
-      <w:r>
-        <w:rPr>
-          <w:rFonts w:asciiTheme="minorEastAsia" w:hAnsiTheme="minorEastAsia" w:cstheme="minorEastAsia" w:hint="eastAsia"/>
-        </w:rPr>
-        <w:t>题目，支持选择题和简答题，学生答题时系统实时保存答案并显示进度。</w:t>
+        <w:t>学生通过移动端进入心理测评模块，首先看到待填写和已填写的问卷列表，系统显示问卷基本信息、截止时间和完成状态，学生选择问卷后进入答题界面，系统逐题展示题目，支持选择题和简答题，学生答题时系统实时保存答案并显示进度。</w:t>
       </w:r>
     </w:p>
     <w:p>
@@ -12480,7 +11974,7 @@
           <v:shape id="_x0000_i1028" type="#_x0000_t75" style="width:139.35pt;height:463.65pt" o:ole="">
             <v:imagedata r:id="rId26" o:title=""/>
           </v:shape>
-          <o:OLEObject Type="Embed" ProgID="Visio.Drawing.15" ShapeID="_x0000_i1028" DrawAspect="Content" ObjectID="_1835535229" r:id="rId27"/>
+          <o:OLEObject Type="Embed" ProgID="Visio.Drawing.15" ShapeID="_x0000_i1028" DrawAspect="Content" ObjectID="_1835542015" r:id="rId27"/>
         </w:object>
       </w:r>
     </w:p>
@@ -12585,7 +12079,7 @@
           <v:shape id="_x0000_i1029" type="#_x0000_t75" style="width:337.65pt;height:336pt" o:ole="">
             <v:imagedata r:id="rId28" o:title=""/>
           </v:shape>
-          <o:OLEObject Type="Embed" ProgID="Visio.Drawing.15" ShapeID="_x0000_i1029" DrawAspect="Content" ObjectID="_1835535230" r:id="rId29"/>
+          <o:OLEObject Type="Embed" ProgID="Visio.Drawing.15" ShapeID="_x0000_i1029" DrawAspect="Content" ObjectID="_1835542016" r:id="rId29"/>
         </w:object>
       </w:r>
     </w:p>
@@ -12699,7 +12193,7 @@
           <v:shape id="_x0000_i1030" type="#_x0000_t75" style="width:131pt;height:262.35pt" o:ole="">
             <v:imagedata r:id="rId30" o:title=""/>
           </v:shape>
-          <o:OLEObject Type="Embed" ProgID="Visio.Drawing.15" ShapeID="_x0000_i1030" DrawAspect="Content" ObjectID="_1835535231" r:id="rId31"/>
+          <o:OLEObject Type="Embed" ProgID="Visio.Drawing.15" ShapeID="_x0000_i1030" DrawAspect="Content" ObjectID="_1835542017" r:id="rId31"/>
         </w:object>
       </w:r>
     </w:p>
@@ -12796,7 +12290,7 @@
           <v:shape id="_x0000_i1031" type="#_x0000_t75" style="width:138.65pt;height:280.65pt" o:ole="">
             <v:imagedata r:id="rId32" o:title=""/>
           </v:shape>
-          <o:OLEObject Type="Embed" ProgID="Visio.Drawing.15" ShapeID="_x0000_i1031" DrawAspect="Content" ObjectID="_1835535232" r:id="rId33"/>
+          <o:OLEObject Type="Embed" ProgID="Visio.Drawing.15" ShapeID="_x0000_i1031" DrawAspect="Content" ObjectID="_1835542018" r:id="rId33"/>
         </w:object>
       </w:r>
     </w:p>
@@ -12896,7 +12390,7 @@
           <v:shape id="_x0000_i1032" type="#_x0000_t75" style="width:454pt;height:495pt" o:ole="">
             <v:imagedata r:id="rId34" o:title=""/>
           </v:shape>
-          <o:OLEObject Type="Embed" ProgID="Visio.Drawing.15" ShapeID="_x0000_i1032" DrawAspect="Content" ObjectID="_1835535233" r:id="rId35"/>
+          <o:OLEObject Type="Embed" ProgID="Visio.Drawing.15" ShapeID="_x0000_i1032" DrawAspect="Content" ObjectID="_1835542019" r:id="rId35"/>
         </w:object>
       </w:r>
       <w:r>
@@ -12978,42 +12472,14 @@
         <w:rPr>
           <w:rFonts w:hint="eastAsia"/>
         </w:rPr>
-        <w:t>内容推荐功能管理员可以对心理知识文章、在线课程、放松音乐、首页</w:t>
-      </w:r>
-      <w:proofErr w:type="gramStart"/>
-      <w:r>
-        <w:rPr>
-          <w:rFonts w:hint="eastAsia"/>
-        </w:rPr>
-        <w:t>轮播图</w:t>
-      </w:r>
-      <w:proofErr w:type="gramEnd"/>
-      <w:r>
-        <w:rPr>
-          <w:rFonts w:hint="eastAsia"/>
-        </w:rPr>
-        <w:t>等内容进行管理，推荐给学生，让学生学习心理健康知识、调节心理等，学生可以浏览、收</w:t>
+        <w:t>内容推荐功能管理员可以对心理知识文章、在线课程、放松音乐、首页轮播图等内容进行管理，推荐给学生，让学生学习心理健康知识、调节心理等，学生可以浏览、收</w:t>
       </w:r>
       <w:r>
         <w:rPr>
           <w:rFonts w:hint="eastAsia"/>
         </w:rPr>
         <w:lastRenderedPageBreak/>
-        <w:t>藏等，管理员可以统计内容的阅读量、</w:t>
-      </w:r>
-      <w:proofErr w:type="gramStart"/>
-      <w:r>
-        <w:rPr>
-          <w:rFonts w:hint="eastAsia"/>
-        </w:rPr>
-        <w:t>点赞量</w:t>
-      </w:r>
-      <w:proofErr w:type="gramEnd"/>
-      <w:r>
-        <w:rPr>
-          <w:rFonts w:hint="eastAsia"/>
-        </w:rPr>
-        <w:t>等，内容推荐功能流程图如图</w:t>
+        <w:t>藏等，管理员可以统计内容的阅读量、点赞量等，内容推荐功能流程图如图</w:t>
       </w:r>
       <w:r>
         <w:rPr>
@@ -13041,7 +12507,7 @@
           <v:shape id="_x0000_i1033" type="#_x0000_t75" style="width:454pt;height:599.35pt" o:ole="">
             <v:imagedata r:id="rId36" o:title=""/>
           </v:shape>
-          <o:OLEObject Type="Embed" ProgID="Visio.Drawing.15" ShapeID="_x0000_i1033" DrawAspect="Content" ObjectID="_1835535234" r:id="rId37"/>
+          <o:OLEObject Type="Embed" ProgID="Visio.Drawing.15" ShapeID="_x0000_i1033" DrawAspect="Content" ObjectID="_1835542020" r:id="rId37"/>
         </w:object>
       </w:r>
       <w:r>
@@ -13133,35 +12599,7 @@
           <w:rFonts w:asciiTheme="minorEastAsia" w:hAnsiTheme="minorEastAsia" w:cstheme="minorEastAsia" w:hint="eastAsia"/>
         </w:rPr>
         <w:lastRenderedPageBreak/>
-        <w:t>学生可以对帖子</w:t>
-      </w:r>
-      <w:proofErr w:type="gramStart"/>
-      <w:r>
-        <w:rPr>
-          <w:rFonts w:asciiTheme="minorEastAsia" w:hAnsiTheme="minorEastAsia" w:cstheme="minorEastAsia" w:hint="eastAsia"/>
-        </w:rPr>
-        <w:t>进行点赞评论</w:t>
-      </w:r>
-      <w:proofErr w:type="gramEnd"/>
-      <w:r>
-        <w:rPr>
-          <w:rFonts w:asciiTheme="minorEastAsia" w:hAnsiTheme="minorEastAsia" w:cstheme="minorEastAsia" w:hint="eastAsia"/>
-        </w:rPr>
-        <w:t>，管理员对学生发</w:t>
-      </w:r>
-      <w:proofErr w:type="gramStart"/>
-      <w:r>
-        <w:rPr>
-          <w:rFonts w:asciiTheme="minorEastAsia" w:hAnsiTheme="minorEastAsia" w:cstheme="minorEastAsia" w:hint="eastAsia"/>
-        </w:rPr>
-        <w:t>帖内容</w:t>
-      </w:r>
-      <w:proofErr w:type="gramEnd"/>
-      <w:r>
-        <w:rPr>
-          <w:rFonts w:asciiTheme="minorEastAsia" w:hAnsiTheme="minorEastAsia" w:cstheme="minorEastAsia" w:hint="eastAsia"/>
-        </w:rPr>
-        <w:t>进行管理，对于违规内容进行删除处理，社区互动为学生提供了一个互相支持交流的平台，帮助营造良好的校园心理健康氛围，社区互动功能流程图如图4-9所示。</w:t>
+        <w:t>学生可以对帖子进行点赞评论，管理员对学生发帖内容进行管理，对于违规内容进行删除处理，社区互动为学生提供了一个互相支持交流的平台，帮助营造良好的校园心理健康氛围，社区互动功能流程图如图4-9所示。</w:t>
       </w:r>
     </w:p>
     <w:p>
@@ -13178,7 +12616,7 @@
           <v:shape id="_x0000_i1034" type="#_x0000_t75" style="width:454pt;height:427pt" o:ole="">
             <v:imagedata r:id="rId38" o:title=""/>
           </v:shape>
-          <o:OLEObject Type="Embed" ProgID="Visio.Drawing.15" ShapeID="_x0000_i1034" DrawAspect="Content" ObjectID="_1835535235" r:id="rId39"/>
+          <o:OLEObject Type="Embed" ProgID="Visio.Drawing.15" ShapeID="_x0000_i1034" DrawAspect="Content" ObjectID="_1835542021" r:id="rId39"/>
         </w:object>
       </w:r>
       <w:r>
@@ -13278,7 +12716,7 @@
           <v:shape id="_x0000_i1035" type="#_x0000_t75" style="width:454pt;height:298.35pt" o:ole="">
             <v:imagedata r:id="rId40" o:title=""/>
           </v:shape>
-          <o:OLEObject Type="Embed" ProgID="Visio.Drawing.15" ShapeID="_x0000_i1035" DrawAspect="Content" ObjectID="_1835535236" r:id="rId41"/>
+          <o:OLEObject Type="Embed" ProgID="Visio.Drawing.15" ShapeID="_x0000_i1035" DrawAspect="Content" ObjectID="_1835542022" r:id="rId41"/>
         </w:object>
       </w:r>
       <w:r>
@@ -13362,9 +12800,9 @@
       </w:pPr>
       <w:bookmarkStart w:id="70" w:name="_Toc716"/>
       <w:bookmarkStart w:id="71" w:name="_Toc15187"/>
-      <w:bookmarkStart w:id="72" w:name="_Toc26354"/>
-      <w:bookmarkStart w:id="73" w:name="_Toc23225"/>
-      <w:bookmarkStart w:id="74" w:name="_Toc224922178"/>
+      <w:bookmarkStart w:id="72" w:name="_Toc224922178"/>
+      <w:bookmarkStart w:id="73" w:name="_Toc26354"/>
+      <w:bookmarkStart w:id="74" w:name="_Toc23225"/>
       <w:r>
         <w:rPr>
           <w:rFonts w:hint="eastAsia"/>
@@ -13379,7 +12817,7 @@
       </w:r>
       <w:bookmarkEnd w:id="70"/>
       <w:bookmarkEnd w:id="71"/>
-      <w:bookmarkEnd w:id="74"/>
+      <w:bookmarkEnd w:id="72"/>
     </w:p>
     <w:p>
       <w:pPr>
@@ -14597,21 +14035,7 @@
         <w:rPr>
           <w:rFonts w:hint="eastAsia"/>
         </w:rPr>
-        <w:t>(</w:t>
-      </w:r>
-      <w:proofErr w:type="spellStart"/>
-      <w:r>
-        <w:rPr>
-          <w:rFonts w:hint="eastAsia"/>
-        </w:rPr>
-        <w:t>json</w:t>
-      </w:r>
-      <w:proofErr w:type="spellEnd"/>
-      <w:r>
-        <w:rPr>
-          <w:rFonts w:hint="eastAsia"/>
-        </w:rPr>
-        <w:t>)</w:t>
+        <w:t>(json)</w:t>
       </w:r>
       <w:r>
         <w:rPr>
@@ -14785,23 +14209,7 @@
           <w:rFonts w:hint="eastAsia"/>
           <w:color w:val="auto"/>
         </w:rPr>
-        <w:t>所</w:t>
-      </w:r>
-      <w:proofErr w:type="gramStart"/>
-      <w:r>
-        <w:rPr>
-          <w:rFonts w:hint="eastAsia"/>
-          <w:color w:val="auto"/>
-        </w:rPr>
-        <w:t>示风险</w:t>
-      </w:r>
-      <w:proofErr w:type="gramEnd"/>
-      <w:r>
-        <w:rPr>
-          <w:rFonts w:hint="eastAsia"/>
-          <w:color w:val="auto"/>
-        </w:rPr>
-        <w:t>配置实体属性图</w:t>
+        <w:t>所示风险配置实体属性图</w:t>
       </w:r>
     </w:p>
     <w:p>
@@ -15975,7 +15383,7 @@
           <v:shape id="_x0000_i1036" type="#_x0000_t75" style="width:452.65pt;height:343pt" o:ole="">
             <v:imagedata r:id="rId55" o:title=""/>
           </v:shape>
-          <o:OLEObject Type="Embed" ProgID="Visio.Drawing.15" ShapeID="_x0000_i1036" DrawAspect="Content" ObjectID="_1835535237" r:id="rId56"/>
+          <o:OLEObject Type="Embed" ProgID="Visio.Drawing.15" ShapeID="_x0000_i1036" DrawAspect="Content" ObjectID="_1835542023" r:id="rId56"/>
         </w:object>
       </w:r>
     </w:p>
@@ -16073,8 +15481,8 @@
         </w:rPr>
         <w:t xml:space="preserve">4.3.2 </w:t>
       </w:r>
-      <w:bookmarkEnd w:id="72"/>
       <w:bookmarkEnd w:id="73"/>
+      <w:bookmarkEnd w:id="74"/>
       <w:r>
         <w:rPr>
           <w:rFonts w:hint="eastAsia"/>
@@ -16116,7 +15524,6 @@
         </w:rPr>
         <w:t>用户表（</w:t>
       </w:r>
-      <w:proofErr w:type="spellStart"/>
       <w:r>
         <w:rPr>
           <w:rFonts w:hint="eastAsia"/>
@@ -16124,7 +15531,6 @@
         </w:rPr>
         <w:t>sys_user</w:t>
       </w:r>
-      <w:proofErr w:type="spellEnd"/>
       <w:r>
         <w:rPr>
           <w:rFonts w:hint="eastAsia"/>
@@ -17848,23 +17254,13 @@
                 <w:lang w:val="zh-TW"/>
               </w:rPr>
             </w:pPr>
-            <w:proofErr w:type="gramStart"/>
-            <w:r>
-              <w:rPr>
-                <w:rFonts w:ascii="Times New Roman" w:hAnsi="Times New Roman"/>
-                <w:szCs w:val="21"/>
-                <w:lang w:val="zh-TW"/>
-              </w:rPr>
-              <w:t>帐号</w:t>
-            </w:r>
-            <w:proofErr w:type="gramEnd"/>
-            <w:r>
-              <w:rPr>
-                <w:rFonts w:ascii="Times New Roman" w:hAnsi="Times New Roman"/>
-                <w:szCs w:val="21"/>
-                <w:lang w:val="zh-TW"/>
-              </w:rPr>
-              <w:t>状态</w:t>
+            <w:r>
+              <w:rPr>
+                <w:rFonts w:ascii="Times New Roman" w:hAnsi="Times New Roman"/>
+                <w:szCs w:val="21"/>
+                <w:lang w:val="zh-TW"/>
+              </w:rPr>
+              <w:t>帐号状态</w:t>
             </w:r>
           </w:p>
         </w:tc>
@@ -18864,14 +18260,12 @@
         </w:rPr>
         <w:t>）学生信息表（</w:t>
       </w:r>
-      <w:proofErr w:type="spellStart"/>
       <w:r>
         <w:rPr>
           <w:color w:val="auto"/>
         </w:rPr>
         <w:t>student_info</w:t>
       </w:r>
-      <w:proofErr w:type="spellEnd"/>
       <w:r>
         <w:rPr>
           <w:color w:val="auto"/>
@@ -21180,14 +20574,12 @@
         </w:rPr>
         <w:t>）辅导员信息表（</w:t>
       </w:r>
-      <w:proofErr w:type="spellStart"/>
       <w:r>
         <w:rPr>
           <w:color w:val="auto"/>
         </w:rPr>
         <w:t>counselor_info</w:t>
       </w:r>
-      <w:proofErr w:type="spellEnd"/>
       <w:r>
         <w:rPr>
           <w:color w:val="auto"/>
@@ -23086,14 +22478,12 @@
         </w:rPr>
         <w:t>）智能会话表（</w:t>
       </w:r>
-      <w:proofErr w:type="spellStart"/>
       <w:r>
         <w:rPr>
           <w:color w:val="auto"/>
         </w:rPr>
         <w:t>ai_chat_session</w:t>
       </w:r>
-      <w:proofErr w:type="spellEnd"/>
       <w:r>
         <w:rPr>
           <w:color w:val="auto"/>
@@ -24445,14 +23835,12 @@
         </w:rPr>
         <w:t>）智能消息表（</w:t>
       </w:r>
-      <w:proofErr w:type="spellStart"/>
       <w:r>
         <w:rPr>
           <w:color w:val="auto"/>
         </w:rPr>
         <w:t>ai_chat_message</w:t>
       </w:r>
-      <w:proofErr w:type="spellEnd"/>
       <w:r>
         <w:rPr>
           <w:color w:val="auto"/>
@@ -28763,18 +28151,8 @@
                 <w:szCs w:val="21"/>
                 <w:lang w:val="zh-TW"/>
               </w:rPr>
-              <w:t>题</w:t>
-            </w:r>
-            <w:proofErr w:type="gramStart"/>
-            <w:r>
-              <w:rPr>
-                <w:rFonts w:ascii="Times New Roman" w:hAnsi="Times New Roman"/>
-                <w:szCs w:val="21"/>
-                <w:lang w:val="zh-TW"/>
-              </w:rPr>
-              <w:t>干内容</w:t>
-            </w:r>
-            <w:proofErr w:type="gramEnd"/>
+              <w:t>题干内容</w:t>
+            </w:r>
           </w:p>
         </w:tc>
       </w:tr>
@@ -29629,14 +29007,12 @@
         </w:rPr>
         <w:t>）评估结果表（</w:t>
       </w:r>
-      <w:proofErr w:type="spellStart"/>
       <w:r>
         <w:rPr>
           <w:color w:val="auto"/>
         </w:rPr>
         <w:t>evaluation_result</w:t>
       </w:r>
-      <w:proofErr w:type="spellEnd"/>
       <w:r>
         <w:rPr>
           <w:color w:val="auto"/>
@@ -31675,14 +31051,12 @@
         </w:rPr>
         <w:t>）干预通知表（</w:t>
       </w:r>
-      <w:proofErr w:type="spellStart"/>
       <w:r>
         <w:rPr>
           <w:color w:val="auto"/>
         </w:rPr>
         <w:t>intervention_notification</w:t>
       </w:r>
-      <w:proofErr w:type="spellEnd"/>
       <w:r>
         <w:rPr>
           <w:color w:val="auto"/>
@@ -33880,14 +33254,12 @@
         </w:rPr>
         <w:t>）风险配置表（</w:t>
       </w:r>
-      <w:proofErr w:type="spellStart"/>
       <w:r>
         <w:rPr>
           <w:color w:val="auto"/>
         </w:rPr>
         <w:t>intervention_risk_config</w:t>
       </w:r>
-      <w:proofErr w:type="spellEnd"/>
       <w:r>
         <w:rPr>
           <w:color w:val="auto"/>
@@ -35797,14 +35169,12 @@
         </w:rPr>
         <w:t>）风险配置表（</w:t>
       </w:r>
-      <w:proofErr w:type="spellStart"/>
       <w:r>
         <w:rPr>
           <w:color w:val="auto"/>
         </w:rPr>
         <w:t>intervention_risk_config</w:t>
       </w:r>
-      <w:proofErr w:type="spellEnd"/>
       <w:r>
         <w:rPr>
           <w:color w:val="auto"/>
@@ -37734,14 +37104,12 @@
         </w:rPr>
         <w:t>）心理文章推荐表（</w:t>
       </w:r>
-      <w:proofErr w:type="spellStart"/>
       <w:r>
         <w:rPr>
           <w:color w:val="auto"/>
         </w:rPr>
         <w:t>recommend_article</w:t>
       </w:r>
-      <w:proofErr w:type="spellEnd"/>
       <w:r>
         <w:rPr>
           <w:color w:val="auto"/>
@@ -39810,7 +39178,6 @@
         </w:rPr>
         <w:t>心理课程推荐表（</w:t>
       </w:r>
-      <w:proofErr w:type="spellStart"/>
       <w:r>
         <w:rPr>
           <w:rFonts w:hint="eastAsia"/>
@@ -39818,7 +39185,6 @@
         </w:rPr>
         <w:t>recommend_course</w:t>
       </w:r>
-      <w:proofErr w:type="spellEnd"/>
       <w:r>
         <w:rPr>
           <w:rFonts w:hint="eastAsia"/>
@@ -41747,14 +41113,12 @@
         </w:rPr>
         <w:t>）心理音乐推荐表（</w:t>
       </w:r>
-      <w:proofErr w:type="spellStart"/>
       <w:r>
         <w:rPr>
           <w:color w:val="auto"/>
         </w:rPr>
         <w:t>recommend_music</w:t>
       </w:r>
-      <w:proofErr w:type="spellEnd"/>
       <w:r>
         <w:rPr>
           <w:color w:val="auto"/>
@@ -43995,8 +43359,8 @@
         </w:rPr>
       </w:pPr>
       <w:bookmarkStart w:id="78" w:name="_Toc6771"/>
-      <w:bookmarkStart w:id="79" w:name="_Toc375150211"/>
-      <w:bookmarkStart w:id="80" w:name="_Toc224922181"/>
+      <w:bookmarkStart w:id="79" w:name="_Toc224922181"/>
+      <w:bookmarkStart w:id="80" w:name="_Toc375150211"/>
       <w:r>
         <w:rPr>
           <w:rFonts w:ascii="Times New Roman" w:hAnsi="Times New Roman" w:cs="Times New Roman"/>
@@ -44010,7 +43374,7 @@
         <w:t xml:space="preserve"> 管理员功能模块</w:t>
       </w:r>
       <w:bookmarkEnd w:id="78"/>
-      <w:bookmarkEnd w:id="80"/>
+      <w:bookmarkEnd w:id="79"/>
     </w:p>
     <w:p>
       <w:pPr>
@@ -44056,53 +43420,23 @@
         </w:rPr>
         <w:t>的</w:t>
       </w:r>
-      <w:proofErr w:type="spellStart"/>
-      <w:r>
-        <w:rPr>
-          <w:rFonts w:hint="eastAsia"/>
-        </w:rPr>
-        <w:t>el</w:t>
-      </w:r>
-      <w:proofErr w:type="spellEnd"/>
-      <w:r>
-        <w:rPr>
-          <w:rFonts w:hint="eastAsia"/>
-        </w:rPr>
-        <w:t>-breadcrumb</w:t>
-      </w:r>
-      <w:r>
-        <w:rPr>
-          <w:rFonts w:hint="eastAsia"/>
-        </w:rPr>
-        <w:t>展示面包屑导航，</w:t>
-      </w:r>
-      <w:proofErr w:type="gramStart"/>
-      <w:r>
-        <w:rPr>
-          <w:rFonts w:hint="eastAsia"/>
-        </w:rPr>
-        <w:t>查询区集成</w:t>
-      </w:r>
-      <w:proofErr w:type="gramEnd"/>
-      <w:r>
-        <w:rPr>
-          <w:rFonts w:hint="eastAsia"/>
-        </w:rPr>
-        <w:t>用户编号、学号、姓名等</w:t>
-      </w:r>
-      <w:proofErr w:type="spellStart"/>
-      <w:r>
-        <w:rPr>
-          <w:rFonts w:hint="eastAsia"/>
-        </w:rPr>
-        <w:t>el</w:t>
-      </w:r>
-      <w:proofErr w:type="spellEnd"/>
-      <w:r>
-        <w:rPr>
-          <w:rFonts w:hint="eastAsia"/>
-        </w:rPr>
-        <w:t>-input</w:t>
+      <w:r>
+        <w:rPr>
+          <w:rFonts w:hint="eastAsia"/>
+        </w:rPr>
+        <w:t>el-breadcrumb</w:t>
+      </w:r>
+      <w:r>
+        <w:rPr>
+          <w:rFonts w:hint="eastAsia"/>
+        </w:rPr>
+        <w:t>展示面包屑导航，查询区集成用户编号、学号、姓名等</w:t>
+      </w:r>
+      <w:r>
+        <w:rPr>
+          <w:rFonts w:hint="eastAsia"/>
+        </w:rPr>
+        <w:t>el-input</w:t>
       </w:r>
       <w:r>
         <w:rPr>
@@ -44110,19 +43444,11 @@
         </w:rPr>
         <w:t>输入框与性别、状态的</w:t>
       </w:r>
-      <w:proofErr w:type="spellStart"/>
-      <w:r>
-        <w:rPr>
-          <w:rFonts w:hint="eastAsia"/>
-        </w:rPr>
-        <w:t>el</w:t>
-      </w:r>
-      <w:proofErr w:type="spellEnd"/>
-      <w:r>
-        <w:rPr>
-          <w:rFonts w:hint="eastAsia"/>
-        </w:rPr>
-        <w:t>-select</w:t>
+      <w:r>
+        <w:rPr>
+          <w:rFonts w:hint="eastAsia"/>
+        </w:rPr>
+        <w:t>el-select</w:t>
       </w:r>
       <w:r>
         <w:rPr>
@@ -44130,14 +43456,12 @@
         </w:rPr>
         <w:t>下拉框，搭配搜索、重置按钮实现多条件筛选。管理员输入或选择条件后，通过</w:t>
       </w:r>
-      <w:proofErr w:type="spellStart"/>
       <w:r>
         <w:rPr>
           <w:rFonts w:hint="eastAsia"/>
         </w:rPr>
         <w:t>axios</w:t>
       </w:r>
-      <w:proofErr w:type="spellEnd"/>
       <w:r>
         <w:rPr>
           <w:rFonts w:hint="eastAsia"/>
@@ -44168,19 +43492,11 @@
         </w:rPr>
         <w:t>循环将数据渲染至</w:t>
       </w:r>
-      <w:proofErr w:type="spellStart"/>
-      <w:r>
-        <w:rPr>
-          <w:rFonts w:hint="eastAsia"/>
-        </w:rPr>
-        <w:t>el</w:t>
-      </w:r>
-      <w:proofErr w:type="spellEnd"/>
-      <w:r>
-        <w:rPr>
-          <w:rFonts w:hint="eastAsia"/>
-        </w:rPr>
-        <w:t>-table</w:t>
+      <w:r>
+        <w:rPr>
+          <w:rFonts w:hint="eastAsia"/>
+        </w:rPr>
+        <w:t>el-table</w:t>
       </w:r>
       <w:r>
         <w:rPr>
@@ -44188,19 +43504,11 @@
         </w:rPr>
         <w:t>表格，展示学生编号、年级、专业等完整信息。页面提供新增、修改、删除、导出操作：新增时通过</w:t>
       </w:r>
-      <w:proofErr w:type="spellStart"/>
-      <w:r>
-        <w:rPr>
-          <w:rFonts w:hint="eastAsia"/>
-        </w:rPr>
-        <w:t>el</w:t>
-      </w:r>
-      <w:proofErr w:type="spellEnd"/>
-      <w:r>
-        <w:rPr>
-          <w:rFonts w:hint="eastAsia"/>
-        </w:rPr>
-        <w:t>-dialog</w:t>
+      <w:r>
+        <w:rPr>
+          <w:rFonts w:hint="eastAsia"/>
+        </w:rPr>
+        <w:t>el-dialog</w:t>
       </w:r>
       <w:r>
         <w:rPr>
@@ -44242,29 +43550,13 @@
         <w:rPr>
           <w:rFonts w:hint="eastAsia"/>
         </w:rPr>
-        <w:t>数据，</w:t>
-      </w:r>
-      <w:proofErr w:type="gramStart"/>
-      <w:r>
-        <w:rPr>
-          <w:rFonts w:hint="eastAsia"/>
-        </w:rPr>
-        <w:t>分页区通过</w:t>
-      </w:r>
-      <w:proofErr w:type="spellStart"/>
-      <w:proofErr w:type="gramEnd"/>
-      <w:r>
-        <w:rPr>
-          <w:rFonts w:hint="eastAsia"/>
-        </w:rPr>
-        <w:t>el</w:t>
-      </w:r>
-      <w:proofErr w:type="spellEnd"/>
-      <w:r>
-        <w:rPr>
-          <w:rFonts w:hint="eastAsia"/>
-        </w:rPr>
-        <w:t>-pagination</w:t>
+        <w:t>数据，分页区通过</w:t>
+      </w:r>
+      <w:r>
+        <w:rPr>
+          <w:rFonts w:hint="eastAsia"/>
+        </w:rPr>
+        <w:t>el-pagination</w:t>
       </w:r>
       <w:r>
         <w:rPr>
@@ -44417,20 +43709,7 @@
         <w:jc w:val="both"/>
       </w:pPr>
       <w:r>
-        <w:t xml:space="preserve">public List&lt;Map&lt;String, Object&gt;&gt; </w:t>
-      </w:r>
-      <w:proofErr w:type="spellStart"/>
-      <w:proofErr w:type="gramStart"/>
-      <w:r>
-        <w:t>listUnbindUserInfos</w:t>
-      </w:r>
-      <w:proofErr w:type="spellEnd"/>
-      <w:r>
-        <w:t>(</w:t>
-      </w:r>
-      <w:proofErr w:type="gramEnd"/>
-      <w:r>
-        <w:t>) {</w:t>
+        <w:t>public List&lt;Map&lt;String, Object&gt;&gt; listUnbindUserInfos() {</w:t>
       </w:r>
     </w:p>
     <w:p>
@@ -44439,44 +43718,7 @@
         <w:jc w:val="both"/>
       </w:pPr>
       <w:r>
-        <w:t>   List&lt;</w:t>
-      </w:r>
-      <w:proofErr w:type="spellStart"/>
-      <w:r>
-        <w:t>SysUser</w:t>
-      </w:r>
-      <w:proofErr w:type="spellEnd"/>
-      <w:r>
-        <w:t xml:space="preserve">&gt; </w:t>
-      </w:r>
-      <w:proofErr w:type="spellStart"/>
-      <w:r>
-        <w:t>sysUsers</w:t>
-      </w:r>
-      <w:proofErr w:type="spellEnd"/>
-      <w:r>
-        <w:t xml:space="preserve"> = </w:t>
-      </w:r>
-      <w:proofErr w:type="spellStart"/>
-      <w:r>
-        <w:t>sysUserMapper.selectUserList</w:t>
-      </w:r>
-      <w:proofErr w:type="spellEnd"/>
-      <w:r>
-        <w:t xml:space="preserve">(new </w:t>
-      </w:r>
-      <w:proofErr w:type="spellStart"/>
-      <w:proofErr w:type="gramStart"/>
-      <w:r>
-        <w:t>SysUser</w:t>
-      </w:r>
-      <w:proofErr w:type="spellEnd"/>
-      <w:r>
-        <w:t>(</w:t>
-      </w:r>
-      <w:proofErr w:type="gramEnd"/>
-      <w:r>
-        <w:t>));</w:t>
+        <w:t>   List&lt;SysUser&gt; sysUsers = sysUserMapper.selectUserList(new SysUser());</w:t>
       </w:r>
     </w:p>
     <w:p>
@@ -44485,31 +43727,7 @@
         <w:jc w:val="both"/>
       </w:pPr>
       <w:r>
-        <w:t xml:space="preserve">   Map&lt;Long, </w:t>
-      </w:r>
-      <w:proofErr w:type="spellStart"/>
-      <w:r>
-        <w:t>SysUser</w:t>
-      </w:r>
-      <w:proofErr w:type="spellEnd"/>
-      <w:r>
-        <w:t xml:space="preserve">&gt; </w:t>
-      </w:r>
-      <w:proofErr w:type="spellStart"/>
-      <w:r>
-        <w:t>userMap</w:t>
-      </w:r>
-      <w:proofErr w:type="spellEnd"/>
-      <w:r>
-        <w:t xml:space="preserve"> = </w:t>
-      </w:r>
-      <w:proofErr w:type="spellStart"/>
-      <w:r>
-        <w:t>sysUsers.stream</w:t>
-      </w:r>
-      <w:proofErr w:type="spellEnd"/>
-      <w:r>
-        <w:t>()</w:t>
+        <w:t>   Map&lt;Long, SysUser&gt; userMap = sysUsers.stream()</w:t>
       </w:r>
     </w:p>
     <w:p>
@@ -44518,33 +43736,7 @@
         <w:jc w:val="both"/>
       </w:pPr>
       <w:r>
-        <w:t xml:space="preserve">            </w:t>
-      </w:r>
-      <w:proofErr w:type="gramStart"/>
-      <w:r>
-        <w:t>.filter</w:t>
-      </w:r>
-      <w:proofErr w:type="gramEnd"/>
-      <w:r>
-        <w:t>(user -&gt; "01</w:t>
-      </w:r>
-      <w:proofErr w:type="gramStart"/>
-      <w:r>
-        <w:t>".equals</w:t>
-      </w:r>
-      <w:proofErr w:type="gramEnd"/>
-      <w:r>
-        <w:t>(</w:t>
-      </w:r>
-      <w:proofErr w:type="spellStart"/>
-      <w:proofErr w:type="gramStart"/>
-      <w:r>
-        <w:t>user.getUserType</w:t>
-      </w:r>
-      <w:proofErr w:type="spellEnd"/>
-      <w:proofErr w:type="gramEnd"/>
-      <w:r>
-        <w:t xml:space="preserve">()) </w:t>
+        <w:t xml:space="preserve">            .filter(user -&gt; "01".equals(user.getUserType()) </w:t>
       </w:r>
     </w:p>
     <w:p>
@@ -44553,43 +43745,7 @@
         <w:jc w:val="both"/>
       </w:pPr>
       <w:r>
-        <w:t xml:space="preserve">                  &amp;&amp; </w:t>
-      </w:r>
-      <w:proofErr w:type="spellStart"/>
-      <w:proofErr w:type="gramStart"/>
-      <w:r>
-        <w:t>user.getUserId</w:t>
-      </w:r>
-      <w:proofErr w:type="spellEnd"/>
-      <w:proofErr w:type="gramEnd"/>
-      <w:r>
-        <w:t>(</w:t>
-      </w:r>
-      <w:proofErr w:type="gramStart"/>
-      <w:r>
-        <w:t>) !</w:t>
-      </w:r>
-      <w:proofErr w:type="gramEnd"/>
-      <w:r>
-        <w:t xml:space="preserve">= null &amp;&amp; </w:t>
-      </w:r>
-      <w:proofErr w:type="spellStart"/>
-      <w:proofErr w:type="gramStart"/>
-      <w:r>
-        <w:t>user.getUserId</w:t>
-      </w:r>
-      <w:proofErr w:type="spellEnd"/>
-      <w:proofErr w:type="gramEnd"/>
-      <w:r>
-        <w:t>(</w:t>
-      </w:r>
-      <w:proofErr w:type="gramStart"/>
-      <w:r>
-        <w:t>) !</w:t>
-      </w:r>
-      <w:proofErr w:type="gramEnd"/>
-      <w:r>
-        <w:t>= 1)</w:t>
+        <w:t>                  &amp;&amp; user.getUserId() != null &amp;&amp; user.getUserId() != 1)</w:t>
       </w:r>
     </w:p>
     <w:p>
@@ -44598,41 +43754,7 @@
         <w:jc w:val="both"/>
       </w:pPr>
       <w:r>
-        <w:t xml:space="preserve">            </w:t>
-      </w:r>
-      <w:proofErr w:type="gramStart"/>
-      <w:r>
-        <w:t>.collect</w:t>
-      </w:r>
-      <w:proofErr w:type="gramEnd"/>
-      <w:r>
-        <w:t>(</w:t>
-      </w:r>
-      <w:proofErr w:type="spellStart"/>
-      <w:r>
-        <w:t>Collectors.toMap</w:t>
-      </w:r>
-      <w:proofErr w:type="spellEnd"/>
-      <w:r>
-        <w:t>(</w:t>
-      </w:r>
-      <w:proofErr w:type="spellStart"/>
-      <w:proofErr w:type="gramStart"/>
-      <w:r>
-        <w:t>SysUser</w:t>
-      </w:r>
-      <w:proofErr w:type="spellEnd"/>
-      <w:r>
-        <w:t>::</w:t>
-      </w:r>
-      <w:proofErr w:type="spellStart"/>
-      <w:proofErr w:type="gramEnd"/>
-      <w:r>
-        <w:t>getUserId</w:t>
-      </w:r>
-      <w:proofErr w:type="spellEnd"/>
-      <w:r>
-        <w:t>, user -&gt; user));</w:t>
+        <w:t>            .collect(Collectors.toMap(SysUser::getUserId, user -&gt; user));</w:t>
       </w:r>
     </w:p>
     <w:p>
@@ -44642,31 +43764,7 @@
       </w:pPr>
       <w:r>
         <w:lastRenderedPageBreak/>
-        <w:t xml:space="preserve">   Set&lt;Long&gt; </w:t>
-      </w:r>
-      <w:proofErr w:type="spellStart"/>
-      <w:r>
-        <w:t>boundUserIds</w:t>
-      </w:r>
-      <w:proofErr w:type="spellEnd"/>
-      <w:r>
-        <w:t xml:space="preserve"> = </w:t>
-      </w:r>
-      <w:proofErr w:type="spellStart"/>
-      <w:r>
-        <w:t>studentInfoMapper.selectStudentInfoList</w:t>
-      </w:r>
-      <w:proofErr w:type="spellEnd"/>
-      <w:r>
-        <w:t xml:space="preserve">(new </w:t>
-      </w:r>
-      <w:proofErr w:type="gramStart"/>
-      <w:r>
-        <w:t>Student(</w:t>
-      </w:r>
-      <w:proofErr w:type="gramEnd"/>
-      <w:r>
-        <w:t>))</w:t>
+        <w:t>   Set&lt;Long&gt; boundUserIds = studentInfoMapper.selectStudentInfoList(new Student())</w:t>
       </w:r>
     </w:p>
     <w:p>
@@ -44675,36 +43773,7 @@
         <w:jc w:val="both"/>
       </w:pPr>
       <w:r>
-        <w:t xml:space="preserve">            </w:t>
-      </w:r>
-      <w:proofErr w:type="gramStart"/>
-      <w:r>
-        <w:t>.stream</w:t>
-      </w:r>
-      <w:proofErr w:type="gramEnd"/>
-      <w:r>
-        <w:t>(</w:t>
-      </w:r>
-      <w:proofErr w:type="gramStart"/>
-      <w:r>
-        <w:t>).map</w:t>
-      </w:r>
-      <w:proofErr w:type="gramEnd"/>
-      <w:r>
-        <w:t>(</w:t>
-      </w:r>
-      <w:proofErr w:type="gramStart"/>
-      <w:r>
-        <w:t>Student::</w:t>
-      </w:r>
-      <w:proofErr w:type="spellStart"/>
-      <w:proofErr w:type="gramEnd"/>
-      <w:r>
-        <w:t>getUserId</w:t>
-      </w:r>
-      <w:proofErr w:type="spellEnd"/>
-      <w:r>
-        <w:t>)</w:t>
+        <w:t>            .stream().map(Student::getUserId)</w:t>
       </w:r>
     </w:p>
     <w:p>
@@ -44713,41 +43782,7 @@
         <w:jc w:val="both"/>
       </w:pPr>
       <w:r>
-        <w:t xml:space="preserve">            </w:t>
-      </w:r>
-      <w:proofErr w:type="gramStart"/>
-      <w:r>
-        <w:t>.filter</w:t>
-      </w:r>
-      <w:proofErr w:type="gramEnd"/>
-      <w:r>
-        <w:t>(</w:t>
-      </w:r>
-      <w:proofErr w:type="gramStart"/>
-      <w:r>
-        <w:t>Objects::</w:t>
-      </w:r>
-      <w:proofErr w:type="spellStart"/>
-      <w:proofErr w:type="gramEnd"/>
-      <w:r>
-        <w:t>nonNull</w:t>
-      </w:r>
-      <w:proofErr w:type="spellEnd"/>
-      <w:proofErr w:type="gramStart"/>
-      <w:r>
-        <w:t>).collect</w:t>
-      </w:r>
-      <w:proofErr w:type="gramEnd"/>
-      <w:r>
-        <w:t>(</w:t>
-      </w:r>
-      <w:proofErr w:type="spellStart"/>
-      <w:r>
-        <w:t>Collectors.toSet</w:t>
-      </w:r>
-      <w:proofErr w:type="spellEnd"/>
-      <w:r>
-        <w:t>());</w:t>
+        <w:t>            .filter(Objects::nonNull).collect(Collectors.toSet());</w:t>
       </w:r>
     </w:p>
     <w:p>
@@ -44756,23 +43791,7 @@
         <w:jc w:val="both"/>
       </w:pPr>
       <w:r>
-        <w:t xml:space="preserve">   return </w:t>
-      </w:r>
-      <w:proofErr w:type="spellStart"/>
-      <w:r>
-        <w:t>userMap.keySet</w:t>
-      </w:r>
-      <w:proofErr w:type="spellEnd"/>
-      <w:r>
-        <w:t>(</w:t>
-      </w:r>
-      <w:proofErr w:type="gramStart"/>
-      <w:r>
-        <w:t>).stream</w:t>
-      </w:r>
-      <w:proofErr w:type="gramEnd"/>
-      <w:r>
-        <w:t>()</w:t>
+        <w:t>   return userMap.keySet().stream()</w:t>
       </w:r>
     </w:p>
     <w:p>
@@ -44781,28 +43800,7 @@
         <w:jc w:val="both"/>
       </w:pPr>
       <w:r>
-        <w:t xml:space="preserve">            </w:t>
-      </w:r>
-      <w:proofErr w:type="gramStart"/>
-      <w:r>
-        <w:t>.filter</w:t>
-      </w:r>
-      <w:proofErr w:type="gramEnd"/>
-      <w:r>
-        <w:t>(id -</w:t>
-      </w:r>
-      <w:proofErr w:type="gramStart"/>
-      <w:r>
-        <w:t>&gt; !</w:t>
-      </w:r>
-      <w:proofErr w:type="spellStart"/>
-      <w:proofErr w:type="gramEnd"/>
-      <w:r>
-        <w:t>boundUserIds.contains</w:t>
-      </w:r>
-      <w:proofErr w:type="spellEnd"/>
-      <w:r>
-        <w:t>(id))</w:t>
+        <w:t>            .filter(id -&gt; !boundUserIds.contains(id))</w:t>
       </w:r>
     </w:p>
     <w:p>
@@ -44811,15 +43809,7 @@
         <w:jc w:val="both"/>
       </w:pPr>
       <w:r>
-        <w:t xml:space="preserve">            </w:t>
-      </w:r>
-      <w:proofErr w:type="gramStart"/>
-      <w:r>
-        <w:t>.map</w:t>
-      </w:r>
-      <w:proofErr w:type="gramEnd"/>
-      <w:r>
-        <w:t>(id -&gt; {</w:t>
+        <w:t>            .map(id -&gt; {</w:t>
       </w:r>
     </w:p>
     <w:p>
@@ -44828,15 +43818,7 @@
         <w:jc w:val="both"/>
       </w:pPr>
       <w:r>
-        <w:t>               Map&lt;String, Object&gt; map = new HashMap&lt;</w:t>
-      </w:r>
-      <w:proofErr w:type="gramStart"/>
-      <w:r>
-        <w:t>&gt;(</w:t>
-      </w:r>
-      <w:proofErr w:type="gramEnd"/>
-      <w:r>
-        <w:t>);</w:t>
+        <w:t>               Map&lt;String, Object&gt; map = new HashMap&lt;&gt;();</w:t>
       </w:r>
     </w:p>
     <w:p>
@@ -44845,28 +43827,7 @@
         <w:jc w:val="both"/>
       </w:pPr>
       <w:r>
-        <w:t>               </w:t>
-      </w:r>
-      <w:proofErr w:type="spellStart"/>
-      <w:proofErr w:type="gramStart"/>
-      <w:r>
-        <w:t>map.put</w:t>
-      </w:r>
-      <w:proofErr w:type="spellEnd"/>
-      <w:r>
-        <w:t>(</w:t>
-      </w:r>
-      <w:proofErr w:type="gramEnd"/>
-      <w:r>
-        <w:t>"</w:t>
-      </w:r>
-      <w:proofErr w:type="spellStart"/>
-      <w:r>
-        <w:t>userId</w:t>
-      </w:r>
-      <w:proofErr w:type="spellEnd"/>
-      <w:r>
-        <w:t>", id);</w:t>
+        <w:t>               map.put("userId", id);</w:t>
       </w:r>
     </w:p>
     <w:p>
@@ -44875,49 +43836,7 @@
         <w:jc w:val="both"/>
       </w:pPr>
       <w:r>
-        <w:t>               </w:t>
-      </w:r>
-      <w:proofErr w:type="spellStart"/>
-      <w:proofErr w:type="gramStart"/>
-      <w:r>
-        <w:t>map.put</w:t>
-      </w:r>
-      <w:proofErr w:type="spellEnd"/>
-      <w:r>
-        <w:t>(</w:t>
-      </w:r>
-      <w:proofErr w:type="gramEnd"/>
-      <w:r>
-        <w:t>"</w:t>
-      </w:r>
-      <w:proofErr w:type="spellStart"/>
-      <w:r>
-        <w:t>nickName</w:t>
-      </w:r>
-      <w:proofErr w:type="spellEnd"/>
-      <w:r>
-        <w:t xml:space="preserve">", </w:t>
-      </w:r>
-      <w:proofErr w:type="spellStart"/>
-      <w:r>
-        <w:t>userMap.get</w:t>
-      </w:r>
-      <w:proofErr w:type="spellEnd"/>
-      <w:r>
-        <w:t>(id</w:t>
-      </w:r>
-      <w:proofErr w:type="gramStart"/>
-      <w:r>
-        <w:t>).</w:t>
-      </w:r>
-      <w:proofErr w:type="spellStart"/>
-      <w:r>
-        <w:t>getNickName</w:t>
-      </w:r>
-      <w:proofErr w:type="spellEnd"/>
-      <w:proofErr w:type="gramEnd"/>
-      <w:r>
-        <w:t>());</w:t>
+        <w:t>               map.put("nickName", userMap.get(id).getNickName());</w:t>
       </w:r>
     </w:p>
     <w:p>
@@ -44935,20 +43854,7 @@
         <w:jc w:val="both"/>
       </w:pPr>
       <w:r>
-        <w:t>            }</w:t>
-      </w:r>
-      <w:proofErr w:type="gramStart"/>
-      <w:r>
-        <w:t>).</w:t>
-      </w:r>
-      <w:proofErr w:type="spellStart"/>
-      <w:r>
-        <w:t>toList</w:t>
-      </w:r>
-      <w:proofErr w:type="spellEnd"/>
-      <w:proofErr w:type="gramEnd"/>
-      <w:r>
-        <w:t>();</w:t>
+        <w:t>            }).toList();</w:t>
       </w:r>
     </w:p>
     <w:p>
@@ -44999,43 +43905,23 @@
       <w:r>
         <w:t>题库管理页面为起点，顶部采用</w:t>
       </w:r>
-      <w:proofErr w:type="spellStart"/>
-      <w:r>
-        <w:t>el</w:t>
-      </w:r>
-      <w:proofErr w:type="spellEnd"/>
-      <w:r>
-        <w:t>-select</w:t>
+      <w:r>
+        <w:t>el-select</w:t>
       </w:r>
       <w:r>
         <w:t>选择题型、</w:t>
       </w:r>
-      <w:proofErr w:type="spellStart"/>
-      <w:r>
-        <w:t>el</w:t>
-      </w:r>
-      <w:proofErr w:type="spellEnd"/>
-      <w:r>
-        <w:t>-input</w:t>
+      <w:r>
+        <w:t>el-input</w:t>
       </w:r>
       <w:r>
         <w:t>输入题干关键词，搭配搜索按钮实现精准检索。管理员筛选后通过</w:t>
       </w:r>
-      <w:proofErr w:type="spellStart"/>
       <w:r>
         <w:t>axios</w:t>
       </w:r>
-      <w:proofErr w:type="spellEnd"/>
-      <w:r>
-        <w:t>传递参数，服务端分</w:t>
-      </w:r>
-      <w:proofErr w:type="gramStart"/>
-      <w:r>
-        <w:t>页处理</w:t>
-      </w:r>
-      <w:proofErr w:type="gramEnd"/>
-      <w:r>
-        <w:t>后返回题目数据，前端用</w:t>
+      <w:r>
+        <w:t>传递参数，服务端分页处理后返回题目数据，前端用</w:t>
       </w:r>
       <w:r>
         <w:t>v-for</w:t>
@@ -45043,13 +43929,8 @@
       <w:r>
         <w:t>循环渲染</w:t>
       </w:r>
-      <w:proofErr w:type="spellStart"/>
-      <w:r>
-        <w:t>el</w:t>
-      </w:r>
-      <w:proofErr w:type="spellEnd"/>
-      <w:r>
-        <w:t>-table</w:t>
+      <w:r>
+        <w:t>el-table</w:t>
       </w:r>
       <w:r>
         <w:t>表格，选择题展示</w:t>
@@ -45060,13 +43941,8 @@
       <w:r>
         <w:t>选项，简答题展示作答提示。页面提供新增、修改、删除、导出操作：新增时通过</w:t>
       </w:r>
-      <w:proofErr w:type="spellStart"/>
-      <w:r>
-        <w:t>el</w:t>
-      </w:r>
-      <w:proofErr w:type="spellEnd"/>
-      <w:r>
-        <w:t>-dialog</w:t>
+      <w:r>
+        <w:t>el-dialog</w:t>
       </w:r>
       <w:r>
         <w:t>配置题型与题干，选择题可录入多组选项、简答题可填写作答提示，修改时在</w:t>
@@ -45081,20 +43957,10 @@
         <w:t>Excel</w:t>
       </w:r>
       <w:r>
-        <w:t>文件，</w:t>
-      </w:r>
-      <w:proofErr w:type="gramStart"/>
-      <w:r>
-        <w:t>分页区通过</w:t>
-      </w:r>
-      <w:proofErr w:type="spellStart"/>
-      <w:proofErr w:type="gramEnd"/>
-      <w:r>
-        <w:t>el</w:t>
-      </w:r>
-      <w:proofErr w:type="spellEnd"/>
-      <w:r>
-        <w:t>-pagination</w:t>
+        <w:t>文件，分页区通过</w:t>
+      </w:r>
+      <w:r>
+        <w:t>el-pagination</w:t>
       </w:r>
       <w:r>
         <w:t>实现动态翻页，操作后通过</w:t>
@@ -45272,36 +44138,7 @@
       </w:pPr>
       <w:r>
         <w:lastRenderedPageBreak/>
-        <w:t xml:space="preserve">public </w:t>
-      </w:r>
-      <w:proofErr w:type="spellStart"/>
-      <w:r>
-        <w:t>QuestionBank</w:t>
-      </w:r>
-      <w:proofErr w:type="spellEnd"/>
-      <w:r>
-        <w:t xml:space="preserve"> </w:t>
-      </w:r>
-      <w:proofErr w:type="spellStart"/>
-      <w:proofErr w:type="gramStart"/>
-      <w:r>
-        <w:t>selectQuestionBankByBankId</w:t>
-      </w:r>
-      <w:proofErr w:type="spellEnd"/>
-      <w:r>
-        <w:t>(</w:t>
-      </w:r>
-      <w:proofErr w:type="gramEnd"/>
-      <w:r>
-        <w:t xml:space="preserve">Long </w:t>
-      </w:r>
-      <w:proofErr w:type="spellStart"/>
-      <w:r>
-        <w:t>bankId</w:t>
-      </w:r>
-      <w:proofErr w:type="spellEnd"/>
-      <w:r>
-        <w:t>) {</w:t>
+        <w:t>public QuestionBank selectQuestionBankByBankId(Long bankId) {</w:t>
       </w:r>
     </w:p>
     <w:p>
@@ -45311,31 +44148,7 @@
         <w:jc w:val="both"/>
       </w:pPr>
       <w:r>
-        <w:t>   </w:t>
-      </w:r>
-      <w:proofErr w:type="spellStart"/>
-      <w:r>
-        <w:t>QuestionBank</w:t>
-      </w:r>
-      <w:proofErr w:type="spellEnd"/>
-      <w:r>
-        <w:t xml:space="preserve"> bank = </w:t>
-      </w:r>
-      <w:proofErr w:type="spellStart"/>
-      <w:r>
-        <w:t>questionBankMapper.selectQuestionBankByBankId</w:t>
-      </w:r>
-      <w:proofErr w:type="spellEnd"/>
-      <w:r>
-        <w:t>(</w:t>
-      </w:r>
-      <w:proofErr w:type="spellStart"/>
-      <w:r>
-        <w:t>bankId</w:t>
-      </w:r>
-      <w:proofErr w:type="spellEnd"/>
-      <w:r>
-        <w:t>);</w:t>
+        <w:t>   QuestionBank bank = questionBankMapper.selectQuestionBankByBankId(bankId);</w:t>
       </w:r>
     </w:p>
     <w:p>
@@ -45345,15 +44158,7 @@
         <w:jc w:val="both"/>
       </w:pPr>
       <w:r>
-        <w:t>   if (</w:t>
-      </w:r>
-      <w:proofErr w:type="gramStart"/>
-      <w:r>
-        <w:t>bank !</w:t>
-      </w:r>
-      <w:proofErr w:type="gramEnd"/>
-      <w:r>
-        <w:t>= null) {</w:t>
+        <w:t>   if (bank != null) {</w:t>
       </w:r>
     </w:p>
     <w:p>
@@ -45363,31 +44168,7 @@
         <w:jc w:val="both"/>
       </w:pPr>
       <w:r>
-        <w:t xml:space="preserve">      Integer </w:t>
-      </w:r>
-      <w:proofErr w:type="spellStart"/>
-      <w:r>
-        <w:t>questionCount</w:t>
-      </w:r>
-      <w:proofErr w:type="spellEnd"/>
-      <w:r>
-        <w:t xml:space="preserve"> = </w:t>
-      </w:r>
-      <w:proofErr w:type="spellStart"/>
-      <w:r>
-        <w:t>questionBankMapper.countQuestionsByBankId</w:t>
-      </w:r>
-      <w:proofErr w:type="spellEnd"/>
-      <w:r>
-        <w:t>(</w:t>
-      </w:r>
-      <w:proofErr w:type="spellStart"/>
-      <w:r>
-        <w:t>bankId</w:t>
-      </w:r>
-      <w:proofErr w:type="spellEnd"/>
-      <w:r>
-        <w:t>);</w:t>
+        <w:t>      Integer questionCount = questionBankMapper.countQuestionsByBankId(bankId);</w:t>
       </w:r>
     </w:p>
     <w:p>
@@ -45397,51 +44178,7 @@
         <w:jc w:val="both"/>
       </w:pPr>
       <w:r>
-        <w:t xml:space="preserve">      </w:t>
-      </w:r>
-      <w:proofErr w:type="spellStart"/>
-      <w:proofErr w:type="gramStart"/>
-      <w:r>
-        <w:t>bank.setQuestionCount</w:t>
-      </w:r>
-      <w:proofErr w:type="spellEnd"/>
-      <w:proofErr w:type="gramEnd"/>
-      <w:r>
-        <w:t>(</w:t>
-      </w:r>
-      <w:proofErr w:type="spellStart"/>
-      <w:proofErr w:type="gramStart"/>
-      <w:r>
-        <w:t>questionCount</w:t>
-      </w:r>
-      <w:proofErr w:type="spellEnd"/>
-      <w:r>
-        <w:t xml:space="preserve"> !</w:t>
-      </w:r>
-      <w:proofErr w:type="gramEnd"/>
-      <w:r>
-        <w:t xml:space="preserve">= </w:t>
-      </w:r>
-      <w:proofErr w:type="gramStart"/>
-      <w:r>
-        <w:t>null ?</w:t>
-      </w:r>
-      <w:proofErr w:type="gramEnd"/>
-      <w:r>
-        <w:t xml:space="preserve"> </w:t>
-      </w:r>
-      <w:proofErr w:type="spellStart"/>
-      <w:proofErr w:type="gramStart"/>
-      <w:r>
-        <w:t>questionCount</w:t>
-      </w:r>
-      <w:proofErr w:type="spellEnd"/>
-      <w:r>
-        <w:t xml:space="preserve"> :</w:t>
-      </w:r>
-      <w:proofErr w:type="gramEnd"/>
-      <w:r>
-        <w:t xml:space="preserve"> 0);</w:t>
+        <w:t>      bank.setQuestionCount(questionCount != null ? questionCount : 0);</w:t>
       </w:r>
     </w:p>
     <w:p>
@@ -45481,41 +44218,7 @@
         <w:jc w:val="both"/>
       </w:pPr>
       <w:r>
-        <w:t>public List&lt;</w:t>
-      </w:r>
-      <w:proofErr w:type="spellStart"/>
-      <w:r>
-        <w:t>QuestionBank</w:t>
-      </w:r>
-      <w:proofErr w:type="spellEnd"/>
-      <w:r>
-        <w:t xml:space="preserve">&gt; </w:t>
-      </w:r>
-      <w:proofErr w:type="spellStart"/>
-      <w:proofErr w:type="gramStart"/>
-      <w:r>
-        <w:t>selectQuestionBankList</w:t>
-      </w:r>
-      <w:proofErr w:type="spellEnd"/>
-      <w:r>
-        <w:t>(</w:t>
-      </w:r>
-      <w:proofErr w:type="spellStart"/>
-      <w:proofErr w:type="gramEnd"/>
-      <w:r>
-        <w:t>QuestionBank</w:t>
-      </w:r>
-      <w:proofErr w:type="spellEnd"/>
-      <w:r>
-        <w:t xml:space="preserve"> </w:t>
-      </w:r>
-      <w:proofErr w:type="spellStart"/>
-      <w:r>
-        <w:t>questionBank</w:t>
-      </w:r>
-      <w:proofErr w:type="spellEnd"/>
-      <w:r>
-        <w:t>) {</w:t>
+        <w:t>public List&lt;QuestionBank&gt; selectQuestionBankList(QuestionBank questionBank) {</w:t>
       </w:r>
     </w:p>
     <w:p>
@@ -45525,31 +44228,7 @@
         <w:jc w:val="both"/>
       </w:pPr>
       <w:r>
-        <w:t> List&lt;</w:t>
-      </w:r>
-      <w:proofErr w:type="spellStart"/>
-      <w:r>
-        <w:t>QuestionBank</w:t>
-      </w:r>
-      <w:proofErr w:type="spellEnd"/>
-      <w:r>
-        <w:t xml:space="preserve">&gt; banks = </w:t>
-      </w:r>
-      <w:proofErr w:type="spellStart"/>
-      <w:r>
-        <w:t>questionBankMapper.selectQuestionBankList</w:t>
-      </w:r>
-      <w:proofErr w:type="spellEnd"/>
-      <w:r>
-        <w:t>(</w:t>
-      </w:r>
-      <w:proofErr w:type="spellStart"/>
-      <w:r>
-        <w:t>questionBank</w:t>
-      </w:r>
-      <w:proofErr w:type="spellEnd"/>
-      <w:r>
-        <w:t>);</w:t>
+        <w:t> List&lt;QuestionBank&gt; banks = questionBankMapper.selectQuestionBankList(questionBank);</w:t>
       </w:r>
     </w:p>
     <w:p>
@@ -45559,17 +44238,7 @@
         <w:jc w:val="both"/>
       </w:pPr>
       <w:r>
-        <w:t>   </w:t>
-      </w:r>
-      <w:proofErr w:type="spellStart"/>
-      <w:proofErr w:type="gramStart"/>
-      <w:r>
-        <w:t>banks.forEach</w:t>
-      </w:r>
-      <w:proofErr w:type="spellEnd"/>
-      <w:proofErr w:type="gramEnd"/>
-      <w:r>
-        <w:t>(bank -&gt; {</w:t>
+        <w:t>   banks.forEach(bank -&gt; {</w:t>
       </w:r>
     </w:p>
     <w:p>
@@ -45579,25 +44248,7 @@
         <w:jc w:val="both"/>
       </w:pPr>
       <w:r>
-        <w:t xml:space="preserve">      Integer count = </w:t>
-      </w:r>
-      <w:proofErr w:type="spellStart"/>
-      <w:r>
-        <w:t>questionBankMapper.countQuestionsByBankId</w:t>
-      </w:r>
-      <w:proofErr w:type="spellEnd"/>
-      <w:r>
-        <w:t>(</w:t>
-      </w:r>
-      <w:proofErr w:type="spellStart"/>
-      <w:proofErr w:type="gramStart"/>
-      <w:r>
-        <w:t>bank.getBankId</w:t>
-      </w:r>
-      <w:proofErr w:type="spellEnd"/>
-      <w:proofErr w:type="gramEnd"/>
-      <w:r>
-        <w:t>());</w:t>
+        <w:t>      Integer count = questionBankMapper.countQuestionsByBankId(bank.getBankId());</w:t>
       </w:r>
     </w:p>
     <w:p>
@@ -45607,41 +44258,7 @@
         <w:jc w:val="both"/>
       </w:pPr>
       <w:r>
-        <w:t xml:space="preserve">      </w:t>
-      </w:r>
-      <w:proofErr w:type="spellStart"/>
-      <w:proofErr w:type="gramStart"/>
-      <w:r>
-        <w:t>bank.setQuestionCount</w:t>
-      </w:r>
-      <w:proofErr w:type="spellEnd"/>
-      <w:proofErr w:type="gramEnd"/>
-      <w:r>
-        <w:t>(</w:t>
-      </w:r>
-      <w:proofErr w:type="gramStart"/>
-      <w:r>
-        <w:t>count !</w:t>
-      </w:r>
-      <w:proofErr w:type="gramEnd"/>
-      <w:r>
-        <w:t xml:space="preserve">= </w:t>
-      </w:r>
-      <w:proofErr w:type="gramStart"/>
-      <w:r>
-        <w:t>null ?</w:t>
-      </w:r>
-      <w:proofErr w:type="gramEnd"/>
-      <w:r>
-        <w:t xml:space="preserve"> </w:t>
-      </w:r>
-      <w:proofErr w:type="gramStart"/>
-      <w:r>
-        <w:t>count :</w:t>
-      </w:r>
-      <w:proofErr w:type="gramEnd"/>
-      <w:r>
-        <w:t xml:space="preserve"> 0);</w:t>
+        <w:t>      bank.setQuestionCount(count != null ? count : 0);</w:t>
       </w:r>
     </w:p>
     <w:p>
@@ -45678,8 +44295,8 @@
       <w:pPr>
         <w:pStyle w:val="3"/>
       </w:pPr>
-      <w:bookmarkStart w:id="86" w:name="_Toc7704"/>
-      <w:bookmarkStart w:id="87" w:name="_Toc224922184"/>
+      <w:bookmarkStart w:id="86" w:name="_Toc224922184"/>
+      <w:bookmarkStart w:id="87" w:name="_Toc7704"/>
       <w:r>
         <w:rPr>
           <w:rFonts w:hint="eastAsia"/>
@@ -45692,7 +44309,7 @@
         </w:rPr>
         <w:t>问卷管理功能</w:t>
       </w:r>
-      <w:bookmarkEnd w:id="87"/>
+      <w:bookmarkEnd w:id="86"/>
     </w:p>
     <w:p>
       <w:pPr>
@@ -45715,141 +44332,7 @@
         <w:rPr>
           <w:rFonts w:asciiTheme="minorEastAsia" w:hAnsiTheme="minorEastAsia" w:cstheme="minorEastAsia"/>
         </w:rPr>
-        <w:t>问卷管理页面为起点，页面顶部集成问卷标题、描述的</w:t>
-      </w:r>
-      <w:proofErr w:type="spellStart"/>
-      <w:r>
-        <w:rPr>
-          <w:rFonts w:asciiTheme="minorEastAsia" w:hAnsiTheme="minorEastAsia" w:cstheme="minorEastAsia"/>
-        </w:rPr>
-        <w:t>el</w:t>
-      </w:r>
-      <w:proofErr w:type="spellEnd"/>
-      <w:r>
-        <w:rPr>
-          <w:rFonts w:asciiTheme="minorEastAsia" w:hAnsiTheme="minorEastAsia" w:cstheme="minorEastAsia"/>
-        </w:rPr>
-        <w:t>-input，状态、类型的</w:t>
-      </w:r>
-      <w:proofErr w:type="spellStart"/>
-      <w:r>
-        <w:rPr>
-          <w:rFonts w:asciiTheme="minorEastAsia" w:hAnsiTheme="minorEastAsia" w:cstheme="minorEastAsia"/>
-        </w:rPr>
-        <w:t>el</w:t>
-      </w:r>
-      <w:proofErr w:type="spellEnd"/>
-      <w:r>
-        <w:rPr>
-          <w:rFonts w:asciiTheme="minorEastAsia" w:hAnsiTheme="minorEastAsia" w:cstheme="minorEastAsia"/>
-        </w:rPr>
-        <w:t>-select，以及起止时间的</w:t>
-      </w:r>
-      <w:proofErr w:type="spellStart"/>
-      <w:r>
-        <w:rPr>
-          <w:rFonts w:asciiTheme="minorEastAsia" w:hAnsiTheme="minorEastAsia" w:cstheme="minorEastAsia"/>
-        </w:rPr>
-        <w:t>el</w:t>
-      </w:r>
-      <w:proofErr w:type="spellEnd"/>
-      <w:r>
-        <w:rPr>
-          <w:rFonts w:asciiTheme="minorEastAsia" w:hAnsiTheme="minorEastAsia" w:cstheme="minorEastAsia"/>
-        </w:rPr>
-        <w:t>-date-picker，实现多维度检索。管理员配置筛选条件后通过</w:t>
-      </w:r>
-      <w:proofErr w:type="spellStart"/>
-      <w:r>
-        <w:rPr>
-          <w:rFonts w:asciiTheme="minorEastAsia" w:hAnsiTheme="minorEastAsia" w:cstheme="minorEastAsia"/>
-        </w:rPr>
-        <w:t>axios</w:t>
-      </w:r>
-      <w:proofErr w:type="spellEnd"/>
-      <w:r>
-        <w:rPr>
-          <w:rFonts w:asciiTheme="minorEastAsia" w:hAnsiTheme="minorEastAsia" w:cstheme="minorEastAsia"/>
-        </w:rPr>
-        <w:t>传递参数，服务端返回问卷分页数据，前端用v-for循环渲染</w:t>
-      </w:r>
-      <w:proofErr w:type="spellStart"/>
-      <w:r>
-        <w:rPr>
-          <w:rFonts w:asciiTheme="minorEastAsia" w:hAnsiTheme="minorEastAsia" w:cstheme="minorEastAsia"/>
-        </w:rPr>
-        <w:t>el</w:t>
-      </w:r>
-      <w:proofErr w:type="spellEnd"/>
-      <w:r>
-        <w:rPr>
-          <w:rFonts w:asciiTheme="minorEastAsia" w:hAnsiTheme="minorEastAsia" w:cstheme="minorEastAsia"/>
-        </w:rPr>
-        <w:t>-table表格，展示问卷编号、标题、时间等信息。页面提供新增、修改、删除、查看、发送操作：新增时通过</w:t>
-      </w:r>
-      <w:proofErr w:type="spellStart"/>
-      <w:r>
-        <w:rPr>
-          <w:rFonts w:asciiTheme="minorEastAsia" w:hAnsiTheme="minorEastAsia" w:cstheme="minorEastAsia"/>
-        </w:rPr>
-        <w:t>el</w:t>
-      </w:r>
-      <w:proofErr w:type="spellEnd"/>
-      <w:r>
-        <w:rPr>
-          <w:rFonts w:asciiTheme="minorEastAsia" w:hAnsiTheme="minorEastAsia" w:cstheme="minorEastAsia"/>
-        </w:rPr>
-        <w:t>-dialog配置问卷基础信息并通过</w:t>
-      </w:r>
-      <w:proofErr w:type="spellStart"/>
-      <w:r>
-        <w:rPr>
-          <w:rFonts w:asciiTheme="minorEastAsia" w:hAnsiTheme="minorEastAsia" w:cstheme="minorEastAsia"/>
-        </w:rPr>
-        <w:t>el</w:t>
-      </w:r>
-      <w:proofErr w:type="spellEnd"/>
-      <w:r>
-        <w:rPr>
-          <w:rFonts w:asciiTheme="minorEastAsia" w:hAnsiTheme="minorEastAsia" w:cstheme="minorEastAsia"/>
-        </w:rPr>
-        <w:t>-tree选择题库题目组卷，修改时调整问卷内容与时间配置，查看时跳转至预览页渲染问卷结构，发送时通过</w:t>
-      </w:r>
-      <w:proofErr w:type="spellStart"/>
-      <w:r>
-        <w:rPr>
-          <w:rFonts w:asciiTheme="minorEastAsia" w:hAnsiTheme="minorEastAsia" w:cstheme="minorEastAsia"/>
-        </w:rPr>
-        <w:t>el</w:t>
-      </w:r>
-      <w:proofErr w:type="spellEnd"/>
-      <w:r>
-        <w:rPr>
-          <w:rFonts w:asciiTheme="minorEastAsia" w:hAnsiTheme="minorEastAsia" w:cstheme="minorEastAsia"/>
-        </w:rPr>
-        <w:t>-tree选择指定班级后调用推送接口将问卷定向发送给班级学生，导出时下载问卷数据，</w:t>
-      </w:r>
-      <w:proofErr w:type="gramStart"/>
-      <w:r>
-        <w:rPr>
-          <w:rFonts w:asciiTheme="minorEastAsia" w:hAnsiTheme="minorEastAsia" w:cstheme="minorEastAsia"/>
-        </w:rPr>
-        <w:t>分页区通过</w:t>
-      </w:r>
-      <w:proofErr w:type="spellStart"/>
-      <w:proofErr w:type="gramEnd"/>
-      <w:r>
-        <w:rPr>
-          <w:rFonts w:asciiTheme="minorEastAsia" w:hAnsiTheme="minorEastAsia" w:cstheme="minorEastAsia"/>
-        </w:rPr>
-        <w:t>el</w:t>
-      </w:r>
-      <w:proofErr w:type="spellEnd"/>
-      <w:r>
-        <w:rPr>
-          <w:rFonts w:asciiTheme="minorEastAsia" w:hAnsiTheme="minorEastAsia" w:cstheme="minorEastAsia"/>
-        </w:rPr>
-        <w:t>-pagination实现翻页控制，操作后通过Message组件提示结果并刷新列表，实现问卷推送</w:t>
+        <w:t>问卷管理页面为起点，页面顶部集成问卷标题、描述的el-input，状态、类型的el-select，以及起止时间的el-date-picker，实现多维度检索。管理员配置筛选条件后通过axios传递参数，服务端返回问卷分页数据，前端用v-for循环渲染el-table表格，展示问卷编号、标题、时间等信息。页面提供新增、修改、删除、查看、发送操作：新增时通过el-dialog配置问卷基础信息并通过el-tree选择题库题目组卷，修改时调整问卷内容与时间配置，查看时跳转至预览页渲染问卷结构，发送时通过el-tree选择指定班级后调用推送接口将问卷定向发送给班级学生，导出时下载问卷数据，分页区通过el-pagination实现翻页控制，操作后通过Message组件提示结果并刷新列表，实现问卷推送</w:t>
       </w:r>
       <w:r>
         <w:rPr>
@@ -46026,33 +44509,7 @@
         <w:jc w:val="both"/>
       </w:pPr>
       <w:r>
-        <w:t xml:space="preserve">public void </w:t>
-      </w:r>
-      <w:proofErr w:type="spellStart"/>
-      <w:proofErr w:type="gramStart"/>
-      <w:r>
-        <w:t>saveQuestionnaire</w:t>
-      </w:r>
-      <w:proofErr w:type="spellEnd"/>
-      <w:r>
-        <w:t>(</w:t>
-      </w:r>
-      <w:proofErr w:type="spellStart"/>
-      <w:proofErr w:type="gramEnd"/>
-      <w:r>
-        <w:t>QuestionnaireDTO</w:t>
-      </w:r>
-      <w:proofErr w:type="spellEnd"/>
-      <w:r>
-        <w:t xml:space="preserve"> </w:t>
-      </w:r>
-      <w:proofErr w:type="spellStart"/>
-      <w:r>
-        <w:t>questionnaireDTO</w:t>
-      </w:r>
-      <w:proofErr w:type="spellEnd"/>
-      <w:r>
-        <w:t>) {</w:t>
+        <w:t>public void saveQuestionnaire(QuestionnaireDTO questionnaireDTO) {</w:t>
       </w:r>
     </w:p>
     <w:p>
@@ -46062,23 +44519,7 @@
         <w:jc w:val="both"/>
       </w:pPr>
       <w:r>
-        <w:t xml:space="preserve">Questionnaire </w:t>
-      </w:r>
-      <w:proofErr w:type="spellStart"/>
-      <w:r>
-        <w:t>questionnaire</w:t>
-      </w:r>
-      <w:proofErr w:type="spellEnd"/>
-      <w:r>
-        <w:t xml:space="preserve"> = new </w:t>
-      </w:r>
-      <w:proofErr w:type="gramStart"/>
-      <w:r>
-        <w:t>Questionnaire(</w:t>
-      </w:r>
-      <w:proofErr w:type="gramEnd"/>
-      <w:r>
-        <w:t>);</w:t>
+        <w:t>Questionnaire questionnaire = new Questionnaire();</w:t>
       </w:r>
     </w:p>
     <w:p>
@@ -46088,15 +44529,7 @@
         <w:jc w:val="both"/>
       </w:pPr>
       <w:r>
-        <w:t>if (</w:t>
-      </w:r>
-      <w:proofErr w:type="spellStart"/>
-      <w:r>
-        <w:t>questionnaireDTO.getQuestionnaireId</w:t>
-      </w:r>
-      <w:proofErr w:type="spellEnd"/>
-      <w:r>
-        <w:t>() == null) {</w:t>
+        <w:t>if (questionnaireDTO.getQuestionnaireId() == null) {</w:t>
       </w:r>
     </w:p>
     <w:p>
@@ -46106,25 +44539,7 @@
         <w:jc w:val="both"/>
       </w:pPr>
       <w:r>
-        <w:t>   </w:t>
-      </w:r>
-      <w:proofErr w:type="spellStart"/>
-      <w:proofErr w:type="gramStart"/>
-      <w:r>
-        <w:t>questionnaire.setCreateBy</w:t>
-      </w:r>
-      <w:proofErr w:type="spellEnd"/>
-      <w:proofErr w:type="gramEnd"/>
-      <w:r>
-        <w:t>(</w:t>
-      </w:r>
-      <w:proofErr w:type="spellStart"/>
-      <w:r>
-        <w:t>SecurityUtils.getUsername</w:t>
-      </w:r>
-      <w:proofErr w:type="spellEnd"/>
-      <w:r>
-        <w:t>());</w:t>
+        <w:t>   questionnaire.setCreateBy(SecurityUtils.getUsername());</w:t>
       </w:r>
     </w:p>
     <w:p>
@@ -46134,25 +44549,7 @@
         <w:jc w:val="both"/>
       </w:pPr>
       <w:r>
-        <w:t>   </w:t>
-      </w:r>
-      <w:proofErr w:type="spellStart"/>
-      <w:proofErr w:type="gramStart"/>
-      <w:r>
-        <w:t>questionnaire.setCreateTime</w:t>
-      </w:r>
-      <w:proofErr w:type="spellEnd"/>
-      <w:proofErr w:type="gramEnd"/>
-      <w:r>
-        <w:t>(</w:t>
-      </w:r>
-      <w:proofErr w:type="spellStart"/>
-      <w:r>
-        <w:t>DateUtils.getNowDate</w:t>
-      </w:r>
-      <w:proofErr w:type="spellEnd"/>
-      <w:r>
-        <w:t>());</w:t>
+        <w:t>   questionnaire.setCreateTime(DateUtils.getNowDate());</w:t>
       </w:r>
     </w:p>
     <w:p>
@@ -46162,15 +44559,7 @@
         <w:jc w:val="both"/>
       </w:pPr>
       <w:r>
-        <w:t>   </w:t>
-      </w:r>
-      <w:proofErr w:type="spellStart"/>
-      <w:r>
-        <w:t>questionnaireMapper.insert</w:t>
-      </w:r>
-      <w:proofErr w:type="spellEnd"/>
-      <w:r>
-        <w:t>(questionnaire);</w:t>
+        <w:t>   questionnaireMapper.insert(questionnaire);</w:t>
       </w:r>
     </w:p>
     <w:p>
@@ -46180,15 +44569,7 @@
         <w:jc w:val="both"/>
       </w:pPr>
       <w:r>
-        <w:t>   questionnaireDTO.setQuestionnaireId(</w:t>
-      </w:r>
-      <w:proofErr w:type="gramStart"/>
-      <w:r>
-        <w:t>questionnaire.getQuestionnaireId</w:t>
-      </w:r>
-      <w:proofErr w:type="gramEnd"/>
-      <w:r>
-        <w:t>());</w:t>
+        <w:t>   questionnaireDTO.setQuestionnaireId(questionnaire.getQuestionnaireId());</w:t>
       </w:r>
     </w:p>
     <w:p>
@@ -46208,25 +44589,7 @@
         <w:jc w:val="both"/>
       </w:pPr>
       <w:r>
-        <w:t>   </w:t>
-      </w:r>
-      <w:proofErr w:type="spellStart"/>
-      <w:proofErr w:type="gramStart"/>
-      <w:r>
-        <w:t>questionnaire.setUpdateBy</w:t>
-      </w:r>
-      <w:proofErr w:type="spellEnd"/>
-      <w:proofErr w:type="gramEnd"/>
-      <w:r>
-        <w:t>(</w:t>
-      </w:r>
-      <w:proofErr w:type="spellStart"/>
-      <w:r>
-        <w:t>SecurityUtils.getUsername</w:t>
-      </w:r>
-      <w:proofErr w:type="spellEnd"/>
-      <w:r>
-        <w:t>());</w:t>
+        <w:t>   questionnaire.setUpdateBy(SecurityUtils.getUsername());</w:t>
       </w:r>
     </w:p>
     <w:p>
@@ -46236,25 +44599,7 @@
         <w:jc w:val="both"/>
       </w:pPr>
       <w:r>
-        <w:t>   </w:t>
-      </w:r>
-      <w:proofErr w:type="spellStart"/>
-      <w:proofErr w:type="gramStart"/>
-      <w:r>
-        <w:t>questionnaire.setUpdateTime</w:t>
-      </w:r>
-      <w:proofErr w:type="spellEnd"/>
-      <w:proofErr w:type="gramEnd"/>
-      <w:r>
-        <w:t>(</w:t>
-      </w:r>
-      <w:proofErr w:type="spellStart"/>
-      <w:r>
-        <w:t>DateUtils.getNowDate</w:t>
-      </w:r>
-      <w:proofErr w:type="spellEnd"/>
-      <w:r>
-        <w:t>());</w:t>
+        <w:t>   questionnaire.setUpdateTime(DateUtils.getNowDate());</w:t>
       </w:r>
     </w:p>
     <w:p>
@@ -46264,15 +44609,7 @@
         <w:jc w:val="both"/>
       </w:pPr>
       <w:r>
-        <w:t>   </w:t>
-      </w:r>
-      <w:proofErr w:type="spellStart"/>
-      <w:r>
-        <w:t>questionnaireMapper.updateById</w:t>
-      </w:r>
-      <w:proofErr w:type="spellEnd"/>
-      <w:r>
-        <w:t>(questionnaire);</w:t>
+        <w:t>   questionnaireMapper.updateById(questionnaire);</w:t>
       </w:r>
     </w:p>
     <w:p>
@@ -46282,31 +44619,7 @@
         <w:jc w:val="both"/>
       </w:pPr>
       <w:r>
-        <w:t>   </w:t>
-      </w:r>
-      <w:proofErr w:type="spellStart"/>
-      <w:r>
-        <w:t>questionMapper.delete</w:t>
-      </w:r>
-      <w:proofErr w:type="spellEnd"/>
-      <w:r>
-        <w:t xml:space="preserve">(new </w:t>
-      </w:r>
-      <w:proofErr w:type="spellStart"/>
-      <w:r>
-        <w:t>LambdaQueryWrapper</w:t>
-      </w:r>
-      <w:proofErr w:type="spellEnd"/>
-      <w:r>
-        <w:t>&lt;Question</w:t>
-      </w:r>
-      <w:proofErr w:type="gramStart"/>
-      <w:r>
-        <w:t>&gt;(</w:t>
-      </w:r>
-      <w:proofErr w:type="gramEnd"/>
-      <w:r>
-        <w:t>)</w:t>
+        <w:t>   questionMapper.delete(new LambdaQueryWrapper&lt;Question&gt;()</w:t>
       </w:r>
     </w:p>
     <w:p>
@@ -46316,36 +44629,7 @@
         <w:jc w:val="both"/>
       </w:pPr>
       <w:r>
-        <w:t>   </w:t>
-      </w:r>
-      <w:proofErr w:type="gramStart"/>
-      <w:r>
-        <w:t>.eq</w:t>
-      </w:r>
-      <w:proofErr w:type="gramEnd"/>
-      <w:r>
-        <w:t>(</w:t>
-      </w:r>
-      <w:proofErr w:type="gramStart"/>
-      <w:r>
-        <w:t>Question::</w:t>
-      </w:r>
-      <w:proofErr w:type="spellStart"/>
-      <w:proofErr w:type="gramEnd"/>
-      <w:r>
-        <w:t>getQuestionnaireId</w:t>
-      </w:r>
-      <w:proofErr w:type="spellEnd"/>
-      <w:r>
-        <w:t xml:space="preserve">, </w:t>
-      </w:r>
-      <w:proofErr w:type="spellStart"/>
-      <w:r>
-        <w:t>questionnaireDTO.getQuestionnaireId</w:t>
-      </w:r>
-      <w:proofErr w:type="spellEnd"/>
-      <w:r>
-        <w:t>()));</w:t>
+        <w:t>   .eq(Question::getQuestionnaireId, questionnaireDTO.getQuestionnaireId()));</w:t>
       </w:r>
     </w:p>
     <w:p>
@@ -46372,15 +44656,7 @@
         <w:jc w:val="both"/>
       </w:pPr>
       <w:r>
-        <w:t xml:space="preserve">List&lt;Question&gt; questions = </w:t>
-      </w:r>
-      <w:proofErr w:type="spellStart"/>
-      <w:r>
-        <w:t>questionnaireDTO.getQuestions</w:t>
-      </w:r>
-      <w:proofErr w:type="spellEnd"/>
-      <w:r>
-        <w:t>();</w:t>
+        <w:t>List&lt;Question&gt; questions = questionnaireDTO.getQuestions();</w:t>
       </w:r>
     </w:p>
     <w:p>
@@ -46390,39 +44666,7 @@
         <w:jc w:val="both"/>
       </w:pPr>
       <w:r>
-        <w:t>if (</w:t>
-      </w:r>
-      <w:proofErr w:type="gramStart"/>
-      <w:r>
-        <w:t>questions !</w:t>
-      </w:r>
-      <w:proofErr w:type="gramEnd"/>
-      <w:r>
-        <w:t>= null &amp;</w:t>
-      </w:r>
-      <w:proofErr w:type="gramStart"/>
-      <w:r>
-        <w:t>&amp; !</w:t>
-      </w:r>
-      <w:proofErr w:type="spellStart"/>
-      <w:r>
-        <w:t>questions</w:t>
-      </w:r>
-      <w:proofErr w:type="gramEnd"/>
-      <w:r>
-        <w:t>.</w:t>
-      </w:r>
-      <w:proofErr w:type="gramStart"/>
-      <w:r>
-        <w:t>isEmpty</w:t>
-      </w:r>
-      <w:proofErr w:type="spellEnd"/>
-      <w:r>
-        <w:t>(</w:t>
-      </w:r>
-      <w:proofErr w:type="gramEnd"/>
-      <w:r>
-        <w:t>)) {</w:t>
+        <w:t>if (questions != null &amp;&amp; !questions.isEmpty()) {</w:t>
       </w:r>
     </w:p>
     <w:p>
@@ -46432,15 +44676,7 @@
         <w:jc w:val="both"/>
       </w:pPr>
       <w:r>
-        <w:t xml:space="preserve">   int </w:t>
-      </w:r>
-      <w:proofErr w:type="spellStart"/>
-      <w:r>
-        <w:t>orderNum</w:t>
-      </w:r>
-      <w:proofErr w:type="spellEnd"/>
-      <w:r>
-        <w:t xml:space="preserve"> = 1;</w:t>
+        <w:t>   int orderNum = 1;</w:t>
       </w:r>
     </w:p>
     <w:p>
@@ -46450,15 +44686,7 @@
         <w:jc w:val="both"/>
       </w:pPr>
       <w:r>
-        <w:t xml:space="preserve">   for (Question </w:t>
-      </w:r>
-      <w:proofErr w:type="gramStart"/>
-      <w:r>
-        <w:t>q :</w:t>
-      </w:r>
-      <w:proofErr w:type="gramEnd"/>
-      <w:r>
-        <w:t xml:space="preserve"> questions) {</w:t>
+        <w:t>   for (Question q : questions) {</w:t>
       </w:r>
     </w:p>
     <w:p>
@@ -46468,25 +44696,7 @@
         <w:jc w:val="both"/>
       </w:pPr>
       <w:r>
-        <w:t>     </w:t>
-      </w:r>
-      <w:proofErr w:type="spellStart"/>
-      <w:proofErr w:type="gramStart"/>
-      <w:r>
-        <w:t>q.setQuestionnaireId</w:t>
-      </w:r>
-      <w:proofErr w:type="spellEnd"/>
-      <w:proofErr w:type="gramEnd"/>
-      <w:r>
-        <w:t>(</w:t>
-      </w:r>
-      <w:proofErr w:type="spellStart"/>
-      <w:r>
-        <w:t>questionnaireDTO.getQuestionnaireId</w:t>
-      </w:r>
-      <w:proofErr w:type="spellEnd"/>
-      <w:r>
-        <w:t>());</w:t>
+        <w:t>     q.setQuestionnaireId(questionnaireDTO.getQuestionnaireId());</w:t>
       </w:r>
     </w:p>
     <w:p>
@@ -46496,25 +44706,7 @@
         <w:jc w:val="both"/>
       </w:pPr>
       <w:r>
-        <w:t xml:space="preserve">      </w:t>
-      </w:r>
-      <w:proofErr w:type="spellStart"/>
-      <w:proofErr w:type="gramStart"/>
-      <w:r>
-        <w:t>q.setOrderNum</w:t>
-      </w:r>
-      <w:proofErr w:type="spellEnd"/>
-      <w:proofErr w:type="gramEnd"/>
-      <w:r>
-        <w:t>(</w:t>
-      </w:r>
-      <w:proofErr w:type="spellStart"/>
-      <w:r>
-        <w:t>orderNum</w:t>
-      </w:r>
-      <w:proofErr w:type="spellEnd"/>
-      <w:r>
-        <w:t>++);</w:t>
+        <w:t>      q.setOrderNum(orderNum++);</w:t>
       </w:r>
     </w:p>
     <w:p>
@@ -46525,15 +44717,7 @@
       </w:pPr>
       <w:r>
         <w:lastRenderedPageBreak/>
-        <w:t>     </w:t>
-      </w:r>
-      <w:proofErr w:type="spellStart"/>
-      <w:r>
-        <w:t>questionMapper.insert</w:t>
-      </w:r>
-      <w:proofErr w:type="spellEnd"/>
-      <w:r>
-        <w:t>(q);</w:t>
+        <w:t>     questionMapper.insert(q);</w:t>
       </w:r>
     </w:p>
     <w:p>
@@ -46573,7 +44757,7 @@
         </w:rPr>
         <w:t>结果管理功能</w:t>
       </w:r>
-      <w:bookmarkEnd w:id="86"/>
+      <w:bookmarkEnd w:id="87"/>
       <w:bookmarkEnd w:id="88"/>
     </w:p>
     <w:p>
@@ -46600,99 +44784,7 @@
         <w:rPr>
           <w:rFonts w:asciiTheme="minorEastAsia" w:hAnsiTheme="minorEastAsia" w:cstheme="minorEastAsia"/>
         </w:rPr>
-        <w:t>结果管理页面为起点，页面顶部集成学生姓名、问卷标题的</w:t>
-      </w:r>
-      <w:proofErr w:type="spellStart"/>
-      <w:r>
-        <w:rPr>
-          <w:rFonts w:asciiTheme="minorEastAsia" w:hAnsiTheme="minorEastAsia" w:cstheme="minorEastAsia"/>
-        </w:rPr>
-        <w:t>el</w:t>
-      </w:r>
-      <w:proofErr w:type="spellEnd"/>
-      <w:r>
-        <w:rPr>
-          <w:rFonts w:asciiTheme="minorEastAsia" w:hAnsiTheme="minorEastAsia" w:cstheme="minorEastAsia"/>
-        </w:rPr>
-        <w:t>-input输入框，以及AI分析状态、已读标识、完成标识的</w:t>
-      </w:r>
-      <w:proofErr w:type="spellStart"/>
-      <w:r>
-        <w:rPr>
-          <w:rFonts w:asciiTheme="minorEastAsia" w:hAnsiTheme="minorEastAsia" w:cstheme="minorEastAsia"/>
-        </w:rPr>
-        <w:t>el</w:t>
-      </w:r>
-      <w:proofErr w:type="spellEnd"/>
-      <w:r>
-        <w:rPr>
-          <w:rFonts w:asciiTheme="minorEastAsia" w:hAnsiTheme="minorEastAsia" w:cstheme="minorEastAsia"/>
-        </w:rPr>
-        <w:t>-select下拉框，搭配搜索、重置按钮实现多维度精准筛选。管理员配置检索条件后，通过</w:t>
-      </w:r>
-      <w:proofErr w:type="spellStart"/>
-      <w:r>
-        <w:rPr>
-          <w:rFonts w:asciiTheme="minorEastAsia" w:hAnsiTheme="minorEastAsia" w:cstheme="minorEastAsia"/>
-        </w:rPr>
-        <w:t>axios</w:t>
-      </w:r>
-      <w:proofErr w:type="spellEnd"/>
-      <w:r>
-        <w:rPr>
-          <w:rFonts w:asciiTheme="minorEastAsia" w:hAnsiTheme="minorEastAsia" w:cstheme="minorEastAsia"/>
-        </w:rPr>
-        <w:t>向后端传递参数，服务端调用分页拦截器处理数据，返回包含结果编号、学生名称、问卷标题、风险等级等字段的分</w:t>
-      </w:r>
-      <w:proofErr w:type="gramStart"/>
-      <w:r>
-        <w:rPr>
-          <w:rFonts w:asciiTheme="minorEastAsia" w:hAnsiTheme="minorEastAsia" w:cstheme="minorEastAsia"/>
-        </w:rPr>
-        <w:t>页数据集</w:t>
-      </w:r>
-      <w:proofErr w:type="gramEnd"/>
-      <w:r>
-        <w:rPr>
-          <w:rFonts w:asciiTheme="minorEastAsia" w:hAnsiTheme="minorEastAsia" w:cstheme="minorEastAsia"/>
-        </w:rPr>
-        <w:t>，前端用v-for循环将数据渲染至</w:t>
-      </w:r>
-      <w:proofErr w:type="spellStart"/>
-      <w:r>
-        <w:rPr>
-          <w:rFonts w:asciiTheme="minorEastAsia" w:hAnsiTheme="minorEastAsia" w:cstheme="minorEastAsia"/>
-        </w:rPr>
-        <w:t>el</w:t>
-      </w:r>
-      <w:proofErr w:type="spellEnd"/>
-      <w:r>
-        <w:rPr>
-          <w:rFonts w:asciiTheme="minorEastAsia" w:hAnsiTheme="minorEastAsia" w:cstheme="minorEastAsia"/>
-        </w:rPr>
-        <w:t>-table表格，风险等级以不同颜色标签直观展示。页面提供新增、修改、删除、查看、导出操作：点击查看按钮可跳转至详情页，展示学生作答内容与AI心理分析报告；修改时可调整标识状态与干预备注；删除时弹出确认框后调用删除接口；导出时以Excel格式下载结果数据，</w:t>
-      </w:r>
-      <w:proofErr w:type="gramStart"/>
-      <w:r>
-        <w:rPr>
-          <w:rFonts w:asciiTheme="minorEastAsia" w:hAnsiTheme="minorEastAsia" w:cstheme="minorEastAsia"/>
-        </w:rPr>
-        <w:t>分页区通过</w:t>
-      </w:r>
-      <w:proofErr w:type="spellStart"/>
-      <w:proofErr w:type="gramEnd"/>
-      <w:r>
-        <w:rPr>
-          <w:rFonts w:asciiTheme="minorEastAsia" w:hAnsiTheme="minorEastAsia" w:cstheme="minorEastAsia"/>
-        </w:rPr>
-        <w:t>el</w:t>
-      </w:r>
-      <w:proofErr w:type="spellEnd"/>
-      <w:r>
-        <w:rPr>
-          <w:rFonts w:asciiTheme="minorEastAsia" w:hAnsiTheme="minorEastAsia" w:cstheme="minorEastAsia"/>
-        </w:rPr>
-        <w:t>-pagination实现翻页控制，操作后通过Message组件提示结果并刷新列表，实现对心理测评结果的可视化管理</w:t>
+        <w:t>结果管理页面为起点，页面顶部集成学生姓名、问卷标题的el-input输入框，以及AI分析状态、已读标识、完成标识的el-select下拉框，搭配搜索、重置按钮实现多维度精准筛选。管理员配置检索条件后，通过axios向后端传递参数，服务端调用分页拦截器处理数据，返回包含结果编号、学生名称、问卷标题、风险等级等字段的分页数据集，前端用v-for循环将数据渲染至el-table表格，风险等级以不同颜色标签直观展示。页面提供新增、修改、删除、查看、导出操作：点击查看按钮可跳转至详情页，展示学生作答内容与AI心理分析报告；修改时可调整标识状态与干预备注；删除时弹出确认框后调用删除接口；导出时以Excel格式下载结果数据，分页区通过el-pagination实现翻页控制，操作后通过Message组件提示结果并刷新列表，实现对心理测评结果的可视化管理</w:t>
       </w:r>
       <w:r>
         <w:rPr>
@@ -46965,15 +45057,7 @@
         <w:jc w:val="both"/>
       </w:pPr>
       <w:r>
-        <w:t>public List&lt;</w:t>
-      </w:r>
-      <w:proofErr w:type="spellStart"/>
-      <w:r>
-        <w:t>EvaluationResult</w:t>
-      </w:r>
-      <w:proofErr w:type="spellEnd"/>
-      <w:r>
-        <w:t xml:space="preserve">&gt; </w:t>
+        <w:t xml:space="preserve">public List&lt;EvaluationResult&gt; </w:t>
       </w:r>
     </w:p>
     <w:p>
@@ -46983,33 +45067,7 @@
         <w:jc w:val="both"/>
       </w:pPr>
       <w:r>
-        <w:t>   </w:t>
-      </w:r>
-      <w:proofErr w:type="spellStart"/>
-      <w:proofErr w:type="gramStart"/>
-      <w:r>
-        <w:t>selectEvaluationResultList</w:t>
-      </w:r>
-      <w:proofErr w:type="spellEnd"/>
-      <w:r>
-        <w:t>(</w:t>
-      </w:r>
-      <w:proofErr w:type="spellStart"/>
-      <w:proofErr w:type="gramEnd"/>
-      <w:r>
-        <w:t>EvaluationResult</w:t>
-      </w:r>
-      <w:proofErr w:type="spellEnd"/>
-      <w:r>
-        <w:t xml:space="preserve"> </w:t>
-      </w:r>
-      <w:proofErr w:type="spellStart"/>
-      <w:r>
-        <w:t>evaluationResult</w:t>
-      </w:r>
-      <w:proofErr w:type="spellEnd"/>
-      <w:r>
-        <w:t>) {</w:t>
+        <w:t>   selectEvaluationResultList(EvaluationResult evaluationResult) {</w:t>
       </w:r>
     </w:p>
     <w:p>
@@ -47019,23 +45077,7 @@
         <w:jc w:val="both"/>
       </w:pPr>
       <w:r>
-        <w:t>   List&lt;</w:t>
-      </w:r>
-      <w:proofErr w:type="spellStart"/>
-      <w:r>
-        <w:t>EvaluationResult</w:t>
-      </w:r>
-      <w:proofErr w:type="spellEnd"/>
-      <w:r>
-        <w:t xml:space="preserve">&gt; </w:t>
-      </w:r>
-      <w:proofErr w:type="spellStart"/>
-      <w:r>
-        <w:t>evaluationResults</w:t>
-      </w:r>
-      <w:proofErr w:type="spellEnd"/>
-      <w:r>
-        <w:t xml:space="preserve"> = </w:t>
+        <w:t xml:space="preserve">   List&lt;EvaluationResult&gt; evaluationResults = </w:t>
       </w:r>
     </w:p>
     <w:p>
@@ -47055,15 +45097,7 @@
         <w:jc w:val="both"/>
       </w:pPr>
       <w:r>
-        <w:t xml:space="preserve">   return </w:t>
-      </w:r>
-      <w:proofErr w:type="spellStart"/>
-      <w:r>
-        <w:t>evaluationResults.stream</w:t>
-      </w:r>
-      <w:proofErr w:type="spellEnd"/>
-      <w:r>
-        <w:t>()</w:t>
+        <w:t>   return evaluationResults.stream()</w:t>
       </w:r>
     </w:p>
     <w:p>
@@ -47073,15 +45107,7 @@
         <w:jc w:val="both"/>
       </w:pPr>
       <w:r>
-        <w:t>   </w:t>
-      </w:r>
-      <w:proofErr w:type="gramStart"/>
-      <w:r>
-        <w:t>.peek</w:t>
-      </w:r>
-      <w:proofErr w:type="gramEnd"/>
-      <w:r>
-        <w:t>(result -&gt; {</w:t>
+        <w:t>   .peek(result -&gt; {</w:t>
       </w:r>
     </w:p>
     <w:p>
@@ -47091,21 +45117,8 @@
         <w:jc w:val="both"/>
       </w:pPr>
       <w:r>
-        <w:t xml:space="preserve">      Student </w:t>
-      </w:r>
-      <w:proofErr w:type="spellStart"/>
-      <w:r>
-        <w:t>student</w:t>
-      </w:r>
-      <w:proofErr w:type="spellEnd"/>
-      <w:r>
-        <w:t xml:space="preserve"> = </w:t>
-      </w:r>
-      <w:proofErr w:type="spellStart"/>
-      <w:r>
-        <w:t>studentInfoMapper</w:t>
-      </w:r>
-      <w:proofErr w:type="spellEnd"/>
+        <w:t>      Student student = studentInfoMapper</w:t>
+      </w:r>
     </w:p>
     <w:p>
       <w:pPr>
@@ -47114,30 +45127,7 @@
         <w:jc w:val="both"/>
       </w:pPr>
       <w:r>
-        <w:t xml:space="preserve">      </w:t>
-      </w:r>
-      <w:proofErr w:type="gramStart"/>
-      <w:r>
-        <w:t>.</w:t>
-      </w:r>
-      <w:proofErr w:type="spellStart"/>
-      <w:r>
-        <w:t>selectStudentInfoByStudentId</w:t>
-      </w:r>
-      <w:proofErr w:type="spellEnd"/>
-      <w:proofErr w:type="gramEnd"/>
-      <w:r>
-        <w:t>(</w:t>
-      </w:r>
-      <w:proofErr w:type="spellStart"/>
-      <w:proofErr w:type="gramStart"/>
-      <w:r>
-        <w:t>result.getStudentId</w:t>
-      </w:r>
-      <w:proofErr w:type="spellEnd"/>
-      <w:proofErr w:type="gramEnd"/>
-      <w:r>
-        <w:t>());</w:t>
+        <w:t>      .selectStudentInfoByStudentId(result.getStudentId());</w:t>
       </w:r>
     </w:p>
     <w:p>
@@ -47147,15 +45137,7 @@
         <w:jc w:val="both"/>
       </w:pPr>
       <w:r>
-        <w:t>      if (</w:t>
-      </w:r>
-      <w:proofErr w:type="gramStart"/>
-      <w:r>
-        <w:t>student !</w:t>
-      </w:r>
-      <w:proofErr w:type="gramEnd"/>
-      <w:r>
-        <w:t>= null) {</w:t>
+        <w:t>      if (student != null) {</w:t>
       </w:r>
     </w:p>
     <w:p>
@@ -47165,27 +45147,7 @@
         <w:jc w:val="both"/>
       </w:pPr>
       <w:r>
-        <w:t>         </w:t>
-      </w:r>
-      <w:proofErr w:type="spellStart"/>
-      <w:proofErr w:type="gramStart"/>
-      <w:r>
-        <w:t>result.setStudentName</w:t>
-      </w:r>
-      <w:proofErr w:type="spellEnd"/>
-      <w:proofErr w:type="gramEnd"/>
-      <w:r>
-        <w:t>(</w:t>
-      </w:r>
-      <w:proofErr w:type="spellStart"/>
-      <w:proofErr w:type="gramStart"/>
-      <w:r>
-        <w:t>student.getName</w:t>
-      </w:r>
-      <w:proofErr w:type="spellEnd"/>
-      <w:proofErr w:type="gramEnd"/>
-      <w:r>
-        <w:t>());</w:t>
+        <w:t>         result.setStudentName(student.getName());</w:t>
       </w:r>
     </w:p>
     <w:p>
@@ -47205,21 +45167,8 @@
         <w:jc w:val="both"/>
       </w:pPr>
       <w:r>
-        <w:t xml:space="preserve">      Questionnaire </w:t>
-      </w:r>
-      <w:proofErr w:type="spellStart"/>
-      <w:r>
-        <w:t>questionnaire</w:t>
-      </w:r>
-      <w:proofErr w:type="spellEnd"/>
-      <w:r>
-        <w:t xml:space="preserve"> = </w:t>
-      </w:r>
-      <w:proofErr w:type="spellStart"/>
-      <w:r>
-        <w:t>questionnaireMapper</w:t>
-      </w:r>
-      <w:proofErr w:type="spellEnd"/>
+        <w:t>      Questionnaire questionnaire = questionnaireMapper</w:t>
+      </w:r>
     </w:p>
     <w:p>
       <w:pPr>
@@ -47228,30 +45177,7 @@
         <w:jc w:val="both"/>
       </w:pPr>
       <w:r>
-        <w:t>         </w:t>
-      </w:r>
-      <w:proofErr w:type="gramStart"/>
-      <w:r>
-        <w:t>.</w:t>
-      </w:r>
-      <w:proofErr w:type="spellStart"/>
-      <w:r>
-        <w:t>selectById</w:t>
-      </w:r>
-      <w:proofErr w:type="spellEnd"/>
-      <w:proofErr w:type="gramEnd"/>
-      <w:r>
-        <w:t>(</w:t>
-      </w:r>
-      <w:proofErr w:type="spellStart"/>
-      <w:proofErr w:type="gramStart"/>
-      <w:r>
-        <w:t>result.getQuestionnaireId</w:t>
-      </w:r>
-      <w:proofErr w:type="spellEnd"/>
-      <w:proofErr w:type="gramEnd"/>
-      <w:r>
-        <w:t>());</w:t>
+        <w:t>         .selectById(result.getQuestionnaireId());</w:t>
       </w:r>
     </w:p>
     <w:p>
@@ -47261,15 +45187,7 @@
         <w:jc w:val="both"/>
       </w:pPr>
       <w:r>
-        <w:t>      if (</w:t>
-      </w:r>
-      <w:proofErr w:type="gramStart"/>
-      <w:r>
-        <w:t>questionnaire !</w:t>
-      </w:r>
-      <w:proofErr w:type="gramEnd"/>
-      <w:r>
-        <w:t>= null) {</w:t>
+        <w:t>      if (questionnaire != null) {</w:t>
       </w:r>
     </w:p>
     <w:p>
@@ -47279,27 +45197,7 @@
         <w:jc w:val="both"/>
       </w:pPr>
       <w:r>
-        <w:t>         </w:t>
-      </w:r>
-      <w:proofErr w:type="spellStart"/>
-      <w:proofErr w:type="gramStart"/>
-      <w:r>
-        <w:t>result.setQuestionnaireTitle</w:t>
-      </w:r>
-      <w:proofErr w:type="spellEnd"/>
-      <w:proofErr w:type="gramEnd"/>
-      <w:r>
-        <w:t>(</w:t>
-      </w:r>
-      <w:proofErr w:type="spellStart"/>
-      <w:proofErr w:type="gramStart"/>
-      <w:r>
-        <w:t>questionnaire.getTitle</w:t>
-      </w:r>
-      <w:proofErr w:type="spellEnd"/>
-      <w:proofErr w:type="gramEnd"/>
-      <w:r>
-        <w:t>());</w:t>
+        <w:t>         result.setQuestionnaireTitle(questionnaire.getTitle());</w:t>
       </w:r>
     </w:p>
     <w:p>
@@ -47329,20 +45227,7 @@
         <w:jc w:val="both"/>
       </w:pPr>
       <w:r>
-        <w:t>   </w:t>
-      </w:r>
-      <w:proofErr w:type="gramStart"/>
-      <w:r>
-        <w:t>.</w:t>
-      </w:r>
-      <w:proofErr w:type="spellStart"/>
-      <w:r>
-        <w:t>toList</w:t>
-      </w:r>
-      <w:proofErr w:type="spellEnd"/>
-      <w:proofErr w:type="gramEnd"/>
-      <w:r>
-        <w:t>();</w:t>
+        <w:t>   .toList();</w:t>
       </w:r>
     </w:p>
     <w:p>
@@ -47362,28 +45247,7 @@
         <w:jc w:val="both"/>
       </w:pPr>
       <w:r>
-        <w:t xml:space="preserve">public int </w:t>
-      </w:r>
-      <w:proofErr w:type="spellStart"/>
-      <w:proofErr w:type="gramStart"/>
-      <w:r>
-        <w:t>deleteEvaluationResultByResultIds</w:t>
-      </w:r>
-      <w:proofErr w:type="spellEnd"/>
-      <w:r>
-        <w:t>(Long[</w:t>
-      </w:r>
-      <w:proofErr w:type="gramEnd"/>
-      <w:r>
-        <w:t xml:space="preserve">] </w:t>
-      </w:r>
-      <w:proofErr w:type="spellStart"/>
-      <w:r>
-        <w:t>resultIds</w:t>
-      </w:r>
-      <w:proofErr w:type="spellEnd"/>
-      <w:r>
-        <w:t>) {</w:t>
+        <w:t>public int deleteEvaluationResultByResultIds(Long[] resultIds) {</w:t>
       </w:r>
     </w:p>
     <w:p>
@@ -47393,28 +45257,7 @@
         <w:jc w:val="both"/>
       </w:pPr>
       <w:r>
-        <w:t xml:space="preserve">   for (Long </w:t>
-      </w:r>
-      <w:proofErr w:type="spellStart"/>
-      <w:proofErr w:type="gramStart"/>
-      <w:r>
-        <w:t>resultId</w:t>
-      </w:r>
-      <w:proofErr w:type="spellEnd"/>
-      <w:r>
-        <w:t xml:space="preserve"> :</w:t>
-      </w:r>
-      <w:proofErr w:type="gramEnd"/>
-      <w:r>
-        <w:t xml:space="preserve"> </w:t>
-      </w:r>
-      <w:proofErr w:type="spellStart"/>
-      <w:r>
-        <w:t>resultIds</w:t>
-      </w:r>
-      <w:proofErr w:type="spellEnd"/>
-      <w:r>
-        <w:t>) {</w:t>
+        <w:t>   for (Long resultId : resultIds) {</w:t>
       </w:r>
     </w:p>
     <w:p>
@@ -47424,23 +45267,7 @@
         <w:jc w:val="both"/>
       </w:pPr>
       <w:r>
-        <w:t xml:space="preserve">      </w:t>
-      </w:r>
-      <w:proofErr w:type="spellStart"/>
-      <w:r>
-        <w:t>questionnaireAnswerMapper.deleteByResultId</w:t>
-      </w:r>
-      <w:proofErr w:type="spellEnd"/>
-      <w:r>
-        <w:t>(</w:t>
-      </w:r>
-      <w:proofErr w:type="spellStart"/>
-      <w:r>
-        <w:t>resultId</w:t>
-      </w:r>
-      <w:proofErr w:type="spellEnd"/>
-      <w:r>
-        <w:t>);</w:t>
+        <w:t>      questionnaireAnswerMapper.deleteByResultId(resultId);</w:t>
       </w:r>
     </w:p>
     <w:p>
@@ -47461,13 +45288,8 @@
         <w:jc w:val="both"/>
       </w:pPr>
       <w:r>
-        <w:t xml:space="preserve">   return </w:t>
-      </w:r>
-      <w:proofErr w:type="spellStart"/>
-      <w:r>
-        <w:t>evaluationResultMapper</w:t>
-      </w:r>
-      <w:proofErr w:type="spellEnd"/>
+        <w:t>   return evaluationResultMapper</w:t>
+      </w:r>
     </w:p>
     <w:p>
       <w:pPr>
@@ -47476,28 +45298,7 @@
         <w:jc w:val="both"/>
       </w:pPr>
       <w:r>
-        <w:t xml:space="preserve">      </w:t>
-      </w:r>
-      <w:proofErr w:type="gramStart"/>
-      <w:r>
-        <w:t>.</w:t>
-      </w:r>
-      <w:proofErr w:type="spellStart"/>
-      <w:r>
-        <w:t>deleteEvaluationResultByResultIds</w:t>
-      </w:r>
-      <w:proofErr w:type="spellEnd"/>
-      <w:proofErr w:type="gramEnd"/>
-      <w:r>
-        <w:t>(</w:t>
-      </w:r>
-      <w:proofErr w:type="spellStart"/>
-      <w:r>
-        <w:t>resultIds</w:t>
-      </w:r>
-      <w:proofErr w:type="spellEnd"/>
-      <w:r>
-        <w:t>);</w:t>
+        <w:t>      .deleteEvaluationResultByResultIds(resultIds);</w:t>
       </w:r>
     </w:p>
     <w:p>
@@ -47583,37 +45384,14 @@
       <w:r>
         <w:t>的</w:t>
       </w:r>
-      <w:proofErr w:type="spellStart"/>
-      <w:r>
-        <w:t>el</w:t>
-      </w:r>
-      <w:proofErr w:type="spellEnd"/>
-      <w:r>
-        <w:t>-table</w:t>
-      </w:r>
-      <w:r>
-        <w:t>组件渲染风险等级、分数区间、通知模板及状态列，低、中、高三</w:t>
-      </w:r>
-      <w:proofErr w:type="gramStart"/>
-      <w:r>
-        <w:t>个</w:t>
-      </w:r>
-      <w:proofErr w:type="gramEnd"/>
-      <w:r>
-        <w:t>风险等级分别以不同颜色标签区分，状态</w:t>
-      </w:r>
-      <w:proofErr w:type="gramStart"/>
-      <w:r>
-        <w:t>列通过</w:t>
-      </w:r>
-      <w:proofErr w:type="spellStart"/>
-      <w:proofErr w:type="gramEnd"/>
-      <w:r>
-        <w:t>el</w:t>
-      </w:r>
-      <w:proofErr w:type="spellEnd"/>
-      <w:r>
-        <w:t>-switch</w:t>
+      <w:r>
+        <w:t>el-table</w:t>
+      </w:r>
+      <w:r>
+        <w:t>组件渲染风险等级、分数区间、通知模板及状态列，低、中、高三个风险等级分别以不同颜色标签区分，状态列通过</w:t>
+      </w:r>
+      <w:r>
+        <w:t>el-switch</w:t>
       </w:r>
       <w:r>
         <w:t>组件控制启用或禁用。管理员点击右上角编辑按钮后，表格进入可编辑状态，可修改各等级对应的分数区间与通知模板内容，通知模板支持使用</w:t>
@@ -47624,11 +45402,9 @@
       <w:r>
         <w:t>占位符动态插入学生测评分数。编辑完成后点击保存，通过</w:t>
       </w:r>
-      <w:proofErr w:type="spellStart"/>
       <w:r>
         <w:t>axios</w:t>
       </w:r>
-      <w:proofErr w:type="spellEnd"/>
       <w:r>
         <w:t>向后端提交更新数据，服务端校验分数区间无重叠后更新配置，前端通过</w:t>
       </w:r>
@@ -47778,19 +45554,11 @@
         </w:rPr>
         <w:t>干预通知功能以管理员进入干预管理下的干预通知页面为起点，页面顶部集成学生姓名、辅导员姓名、通知类型的</w:t>
       </w:r>
-      <w:proofErr w:type="spellStart"/>
-      <w:r>
-        <w:rPr>
-          <w:rFonts w:hint="eastAsia"/>
-        </w:rPr>
-        <w:t>el</w:t>
-      </w:r>
-      <w:proofErr w:type="spellEnd"/>
-      <w:r>
-        <w:rPr>
-          <w:rFonts w:hint="eastAsia"/>
-        </w:rPr>
-        <w:t>-input</w:t>
+      <w:r>
+        <w:rPr>
+          <w:rFonts w:hint="eastAsia"/>
+        </w:rPr>
+        <w:t>el-input</w:t>
       </w:r>
       <w:r>
         <w:rPr>
@@ -47798,19 +45566,11 @@
         </w:rPr>
         <w:t>输入框，以及阅读状态、处理状态的</w:t>
       </w:r>
-      <w:proofErr w:type="spellStart"/>
-      <w:r>
-        <w:rPr>
-          <w:rFonts w:hint="eastAsia"/>
-        </w:rPr>
-        <w:t>el</w:t>
-      </w:r>
-      <w:proofErr w:type="spellEnd"/>
-      <w:r>
-        <w:rPr>
-          <w:rFonts w:hint="eastAsia"/>
-        </w:rPr>
-        <w:t>-select</w:t>
+      <w:r>
+        <w:rPr>
+          <w:rFonts w:hint="eastAsia"/>
+        </w:rPr>
+        <w:t>el-select</w:t>
       </w:r>
       <w:r>
         <w:rPr>
@@ -47818,14 +45578,12 @@
         </w:rPr>
         <w:t>下拉框，搭配搜索、重置按钮实现多维度筛选。管理员配置检索条件后，通过</w:t>
       </w:r>
-      <w:proofErr w:type="spellStart"/>
       <w:r>
         <w:rPr>
           <w:rFonts w:hint="eastAsia"/>
         </w:rPr>
         <w:t>axios</w:t>
       </w:r>
-      <w:proofErr w:type="spellEnd"/>
       <w:r>
         <w:rPr>
           <w:rFonts w:hint="eastAsia"/>
@@ -47837,21 +45595,7 @@
           <w:rFonts w:hint="eastAsia"/>
         </w:rPr>
         <w:lastRenderedPageBreak/>
-        <w:t>级、通知内容等字段的分</w:t>
-      </w:r>
-      <w:proofErr w:type="gramStart"/>
-      <w:r>
-        <w:rPr>
-          <w:rFonts w:hint="eastAsia"/>
-        </w:rPr>
-        <w:t>页数据集</w:t>
-      </w:r>
-      <w:proofErr w:type="gramEnd"/>
-      <w:r>
-        <w:rPr>
-          <w:rFonts w:hint="eastAsia"/>
-        </w:rPr>
-        <w:t>，前端用</w:t>
+        <w:t>级、通知内容等字段的分页数据集，前端用</w:t>
       </w:r>
       <w:r>
         <w:rPr>
@@ -47865,19 +45609,11 @@
         </w:rPr>
         <w:t>循环将数据渲染至</w:t>
       </w:r>
-      <w:proofErr w:type="spellStart"/>
-      <w:r>
-        <w:rPr>
-          <w:rFonts w:hint="eastAsia"/>
-        </w:rPr>
-        <w:t>el</w:t>
-      </w:r>
-      <w:proofErr w:type="spellEnd"/>
-      <w:r>
-        <w:rPr>
-          <w:rFonts w:hint="eastAsia"/>
-        </w:rPr>
-        <w:t>-table</w:t>
+      <w:r>
+        <w:rPr>
+          <w:rFonts w:hint="eastAsia"/>
+        </w:rPr>
+        <w:t>el-table</w:t>
       </w:r>
       <w:r>
         <w:rPr>
@@ -48058,19 +45794,11 @@
         </w:rPr>
         <w:t>的</w:t>
       </w:r>
-      <w:proofErr w:type="spellStart"/>
-      <w:r>
-        <w:rPr>
-          <w:rFonts w:hint="eastAsia"/>
-        </w:rPr>
-        <w:t>el</w:t>
-      </w:r>
-      <w:proofErr w:type="spellEnd"/>
-      <w:r>
-        <w:rPr>
-          <w:rFonts w:hint="eastAsia"/>
-        </w:rPr>
-        <w:t>-input</w:t>
+      <w:r>
+        <w:rPr>
+          <w:rFonts w:hint="eastAsia"/>
+        </w:rPr>
+        <w:t>el-input</w:t>
       </w:r>
       <w:r>
         <w:rPr>
@@ -48078,19 +45806,11 @@
         </w:rPr>
         <w:t>输入框收集学生姓名、处理结果，搭配</w:t>
       </w:r>
-      <w:proofErr w:type="spellStart"/>
-      <w:r>
-        <w:rPr>
-          <w:rFonts w:hint="eastAsia"/>
-        </w:rPr>
-        <w:t>el</w:t>
-      </w:r>
-      <w:proofErr w:type="spellEnd"/>
-      <w:r>
-        <w:rPr>
-          <w:rFonts w:hint="eastAsia"/>
-        </w:rPr>
-        <w:t>-select</w:t>
+      <w:r>
+        <w:rPr>
+          <w:rFonts w:hint="eastAsia"/>
+        </w:rPr>
+        <w:t>el-select</w:t>
       </w:r>
       <w:r>
         <w:rPr>
@@ -48098,33 +45818,17 @@
         </w:rPr>
         <w:t>下拉选择框筛选处理状态，再结合搜索、重置按钮实现多维度精准检索。管理员或辅导员配置筛选条件后，通过</w:t>
       </w:r>
-      <w:proofErr w:type="spellStart"/>
       <w:r>
         <w:rPr>
           <w:rFonts w:hint="eastAsia"/>
         </w:rPr>
         <w:t>axios</w:t>
       </w:r>
-      <w:proofErr w:type="spellEnd"/>
-      <w:r>
-        <w:rPr>
-          <w:rFonts w:hint="eastAsia"/>
-        </w:rPr>
-        <w:t>向后端传递检索参数，服务端调用分页拦截器处理数据，返回包含记录编号、学生姓名、处理内容等字段的分</w:t>
-      </w:r>
-      <w:proofErr w:type="gramStart"/>
-      <w:r>
-        <w:rPr>
-          <w:rFonts w:hint="eastAsia"/>
-        </w:rPr>
-        <w:t>页数据集</w:t>
-      </w:r>
-      <w:proofErr w:type="gramEnd"/>
-      <w:r>
-        <w:rPr>
-          <w:rFonts w:hint="eastAsia"/>
-        </w:rPr>
-        <w:t>，前端通过</w:t>
+      <w:r>
+        <w:rPr>
+          <w:rFonts w:hint="eastAsia"/>
+        </w:rPr>
+        <w:t>向后端传递检索参数，服务端调用分页拦截器处理数据，返回包含记录编号、学生姓名、处理内容等字段的分页数据集，前端通过</w:t>
       </w:r>
       <w:r>
         <w:rPr>
@@ -48138,19 +45842,11 @@
         </w:rPr>
         <w:t>循环将数据渲染至</w:t>
       </w:r>
-      <w:proofErr w:type="spellStart"/>
-      <w:r>
-        <w:rPr>
-          <w:rFonts w:hint="eastAsia"/>
-        </w:rPr>
-        <w:t>el</w:t>
-      </w:r>
-      <w:proofErr w:type="spellEnd"/>
-      <w:r>
-        <w:rPr>
-          <w:rFonts w:hint="eastAsia"/>
-        </w:rPr>
-        <w:t>-table</w:t>
+      <w:r>
+        <w:rPr>
+          <w:rFonts w:hint="eastAsia"/>
+        </w:rPr>
+        <w:t>el-table</w:t>
       </w:r>
       <w:r>
         <w:rPr>
@@ -48170,19 +45866,11 @@
         </w:rPr>
         <w:t>点击填写按钮弹出</w:t>
       </w:r>
-      <w:proofErr w:type="spellStart"/>
-      <w:r>
-        <w:rPr>
-          <w:rFonts w:hint="eastAsia"/>
-        </w:rPr>
-        <w:t>el</w:t>
-      </w:r>
-      <w:proofErr w:type="spellEnd"/>
-      <w:r>
-        <w:rPr>
-          <w:rFonts w:hint="eastAsia"/>
-        </w:rPr>
-        <w:t>-dialog</w:t>
+      <w:r>
+        <w:rPr>
+          <w:rFonts w:hint="eastAsia"/>
+        </w:rPr>
+        <w:t>el-dialog</w:t>
       </w:r>
       <w:r>
         <w:rPr>
@@ -48212,35 +45900,13 @@
         <w:rPr>
           <w:rFonts w:hint="eastAsia"/>
         </w:rPr>
-        <w:t>格式下载干预记录数据，分</w:t>
-      </w:r>
-      <w:proofErr w:type="gramStart"/>
-      <w:r>
-        <w:rPr>
-          <w:rFonts w:hint="eastAsia"/>
-        </w:rPr>
-        <w:t>页区域</w:t>
-      </w:r>
-      <w:proofErr w:type="gramEnd"/>
-      <w:r>
-        <w:rPr>
-          <w:rFonts w:hint="eastAsia"/>
-        </w:rPr>
-        <w:t>通过</w:t>
-      </w:r>
-      <w:proofErr w:type="spellStart"/>
-      <w:r>
-        <w:rPr>
-          <w:rFonts w:hint="eastAsia"/>
-        </w:rPr>
-        <w:t>el</w:t>
-      </w:r>
-      <w:proofErr w:type="spellEnd"/>
-      <w:r>
-        <w:rPr>
-          <w:rFonts w:hint="eastAsia"/>
-        </w:rPr>
-        <w:t>-pagination</w:t>
+        <w:t>格式下载干预记录数据，分页区域通过</w:t>
+      </w:r>
+      <w:r>
+        <w:rPr>
+          <w:rFonts w:hint="eastAsia"/>
+        </w:rPr>
+        <w:t>el-pagination</w:t>
       </w:r>
       <w:r>
         <w:rPr>
@@ -48423,15 +46089,7 @@
         <w:jc w:val="both"/>
       </w:pPr>
       <w:r>
-        <w:t xml:space="preserve">public </w:t>
-      </w:r>
-      <w:proofErr w:type="spellStart"/>
-      <w:r>
-        <w:t>InterventionRiskConfig</w:t>
-      </w:r>
-      <w:proofErr w:type="spellEnd"/>
-      <w:r>
-        <w:t xml:space="preserve"> </w:t>
+        <w:t xml:space="preserve">public InterventionRiskConfig </w:t>
       </w:r>
     </w:p>
     <w:p>
@@ -48440,28 +46098,7 @@
         <w:jc w:val="both"/>
       </w:pPr>
       <w:r>
-        <w:t>   </w:t>
-      </w:r>
-      <w:proofErr w:type="spellStart"/>
-      <w:proofErr w:type="gramStart"/>
-      <w:r>
-        <w:t>getOrCreateConfigByLevel</w:t>
-      </w:r>
-      <w:proofErr w:type="spellEnd"/>
-      <w:r>
-        <w:t>(</w:t>
-      </w:r>
-      <w:proofErr w:type="gramEnd"/>
-      <w:r>
-        <w:t xml:space="preserve">String </w:t>
-      </w:r>
-      <w:proofErr w:type="spellStart"/>
-      <w:r>
-        <w:t>riskLevel</w:t>
-      </w:r>
-      <w:proofErr w:type="spellEnd"/>
-      <w:r>
-        <w:t>) {</w:t>
+        <w:t>   getOrCreateConfigByLevel(String riskLevel) {</w:t>
       </w:r>
     </w:p>
     <w:p>
@@ -48470,28 +46107,7 @@
         <w:jc w:val="both"/>
       </w:pPr>
       <w:r>
-        <w:t>   </w:t>
-      </w:r>
-      <w:proofErr w:type="spellStart"/>
-      <w:r>
-        <w:t>InterventionRiskConfig</w:t>
-      </w:r>
-      <w:proofErr w:type="spellEnd"/>
-      <w:r>
-        <w:t xml:space="preserve"> query = new </w:t>
-      </w:r>
-      <w:proofErr w:type="spellStart"/>
-      <w:proofErr w:type="gramStart"/>
-      <w:r>
-        <w:t>InterventionRiskConfig</w:t>
-      </w:r>
-      <w:proofErr w:type="spellEnd"/>
-      <w:r>
-        <w:t>(</w:t>
-      </w:r>
-      <w:proofErr w:type="gramEnd"/>
-      <w:r>
-        <w:t>);</w:t>
+        <w:t>   InterventionRiskConfig query = new InterventionRiskConfig();</w:t>
       </w:r>
     </w:p>
     <w:p>
@@ -48500,25 +46116,7 @@
         <w:jc w:val="both"/>
       </w:pPr>
       <w:r>
-        <w:t>   </w:t>
-      </w:r>
-      <w:proofErr w:type="spellStart"/>
-      <w:proofErr w:type="gramStart"/>
-      <w:r>
-        <w:t>query.setRiskLevel</w:t>
-      </w:r>
-      <w:proofErr w:type="spellEnd"/>
-      <w:proofErr w:type="gramEnd"/>
-      <w:r>
-        <w:t>(</w:t>
-      </w:r>
-      <w:proofErr w:type="spellStart"/>
-      <w:r>
-        <w:t>riskLevel</w:t>
-      </w:r>
-      <w:proofErr w:type="spellEnd"/>
-      <w:r>
-        <w:t>);</w:t>
+        <w:t>   query.setRiskLevel(riskLevel);</w:t>
       </w:r>
     </w:p>
     <w:p>
@@ -48527,21 +46125,8 @@
         <w:jc w:val="both"/>
       </w:pPr>
       <w:r>
-        <w:t>   List&lt;</w:t>
-      </w:r>
-      <w:proofErr w:type="spellStart"/>
-      <w:r>
-        <w:t>InterventionRiskConfig</w:t>
-      </w:r>
-      <w:proofErr w:type="spellEnd"/>
-      <w:r>
-        <w:t xml:space="preserve">&gt; configs = </w:t>
-      </w:r>
-      <w:proofErr w:type="spellStart"/>
-      <w:r>
-        <w:t>configMapper</w:t>
-      </w:r>
-      <w:proofErr w:type="spellEnd"/>
+        <w:t>   List&lt;InterventionRiskConfig&gt; configs = configMapper</w:t>
+      </w:r>
     </w:p>
     <w:p>
       <w:pPr>
@@ -48549,20 +46134,7 @@
         <w:jc w:val="both"/>
       </w:pPr>
       <w:r>
-        <w:t xml:space="preserve">      </w:t>
-      </w:r>
-      <w:proofErr w:type="gramStart"/>
-      <w:r>
-        <w:t>.</w:t>
-      </w:r>
-      <w:proofErr w:type="spellStart"/>
-      <w:r>
-        <w:t>selectConfigList</w:t>
-      </w:r>
-      <w:proofErr w:type="spellEnd"/>
-      <w:proofErr w:type="gramEnd"/>
-      <w:r>
-        <w:t>(query);</w:t>
+        <w:t>      .selectConfigList(query);</w:t>
       </w:r>
     </w:p>
     <w:p>
@@ -48577,39 +46149,7 @@
         <w:jc w:val="both"/>
       </w:pPr>
       <w:r>
-        <w:t>   if (</w:t>
-      </w:r>
-      <w:proofErr w:type="gramStart"/>
-      <w:r>
-        <w:t>configs !</w:t>
-      </w:r>
-      <w:proofErr w:type="gramEnd"/>
-      <w:r>
-        <w:t>= null &amp;</w:t>
-      </w:r>
-      <w:proofErr w:type="gramStart"/>
-      <w:r>
-        <w:t>&amp; !</w:t>
-      </w:r>
-      <w:proofErr w:type="spellStart"/>
-      <w:r>
-        <w:t>configs</w:t>
-      </w:r>
-      <w:proofErr w:type="gramEnd"/>
-      <w:r>
-        <w:t>.</w:t>
-      </w:r>
-      <w:proofErr w:type="gramStart"/>
-      <w:r>
-        <w:t>isEmpty</w:t>
-      </w:r>
-      <w:proofErr w:type="spellEnd"/>
-      <w:r>
-        <w:t>(</w:t>
-      </w:r>
-      <w:proofErr w:type="gramEnd"/>
-      <w:r>
-        <w:t>)) {</w:t>
+        <w:t>   if (configs != null &amp;&amp; !configs.isEmpty()) {</w:t>
       </w:r>
     </w:p>
     <w:p>
@@ -48618,20 +46158,7 @@
         <w:jc w:val="both"/>
       </w:pPr>
       <w:r>
-        <w:t xml:space="preserve">      return </w:t>
-      </w:r>
-      <w:proofErr w:type="spellStart"/>
-      <w:proofErr w:type="gramStart"/>
-      <w:r>
-        <w:t>configs.get</w:t>
-      </w:r>
-      <w:proofErr w:type="spellEnd"/>
-      <w:r>
-        <w:t>(</w:t>
-      </w:r>
-      <w:proofErr w:type="gramEnd"/>
-      <w:r>
-        <w:t>0);</w:t>
+        <w:t>      return configs.get(0);</w:t>
       </w:r>
     </w:p>
     <w:p>
@@ -48655,28 +46182,7 @@
         <w:jc w:val="both"/>
       </w:pPr>
       <w:r>
-        <w:t>   </w:t>
-      </w:r>
-      <w:proofErr w:type="spellStart"/>
-      <w:r>
-        <w:t>InterventionRiskConfig</w:t>
-      </w:r>
-      <w:proofErr w:type="spellEnd"/>
-      <w:r>
-        <w:t xml:space="preserve"> config = new </w:t>
-      </w:r>
-      <w:proofErr w:type="spellStart"/>
-      <w:proofErr w:type="gramStart"/>
-      <w:r>
-        <w:t>InterventionRiskConfig</w:t>
-      </w:r>
-      <w:proofErr w:type="spellEnd"/>
-      <w:r>
-        <w:t>(</w:t>
-      </w:r>
-      <w:proofErr w:type="gramEnd"/>
-      <w:r>
-        <w:t>);</w:t>
+        <w:t>   InterventionRiskConfig config = new InterventionRiskConfig();</w:t>
       </w:r>
     </w:p>
     <w:p>
@@ -48685,25 +46191,7 @@
         <w:jc w:val="both"/>
       </w:pPr>
       <w:r>
-        <w:t>   </w:t>
-      </w:r>
-      <w:proofErr w:type="spellStart"/>
-      <w:proofErr w:type="gramStart"/>
-      <w:r>
-        <w:t>config.setRiskLevel</w:t>
-      </w:r>
-      <w:proofErr w:type="spellEnd"/>
-      <w:proofErr w:type="gramEnd"/>
-      <w:r>
-        <w:t>(</w:t>
-      </w:r>
-      <w:proofErr w:type="spellStart"/>
-      <w:r>
-        <w:t>riskLevel</w:t>
-      </w:r>
-      <w:proofErr w:type="spellEnd"/>
-      <w:r>
-        <w:t>);</w:t>
+        <w:t>   config.setRiskLevel(riskLevel);</w:t>
       </w:r>
     </w:p>
     <w:p>
@@ -48724,15 +46212,7 @@
         <w:t>低</w:t>
       </w:r>
       <w:r>
-        <w:t>".equals(</w:t>
-      </w:r>
-      <w:proofErr w:type="spellStart"/>
-      <w:r>
-        <w:t>riskLevel</w:t>
-      </w:r>
-      <w:proofErr w:type="spellEnd"/>
-      <w:r>
-        <w:t>)) {</w:t>
+        <w:t>".equals(riskLevel)) {</w:t>
       </w:r>
     </w:p>
     <w:p>
@@ -48741,17 +46221,7 @@
         <w:jc w:val="both"/>
       </w:pPr>
       <w:r>
-        <w:t xml:space="preserve">      </w:t>
-      </w:r>
-      <w:proofErr w:type="spellStart"/>
-      <w:proofErr w:type="gramStart"/>
-      <w:r>
-        <w:t>config.setMinScore</w:t>
-      </w:r>
-      <w:proofErr w:type="spellEnd"/>
-      <w:proofErr w:type="gramEnd"/>
-      <w:r>
-        <w:t>(0);</w:t>
+        <w:t>      config.setMinScore(0);</w:t>
       </w:r>
     </w:p>
     <w:p>
@@ -48760,17 +46230,7 @@
         <w:jc w:val="both"/>
       </w:pPr>
       <w:r>
-        <w:t xml:space="preserve">      </w:t>
-      </w:r>
-      <w:proofErr w:type="spellStart"/>
-      <w:proofErr w:type="gramStart"/>
-      <w:r>
-        <w:t>config.setMaxScore</w:t>
-      </w:r>
-      <w:proofErr w:type="spellEnd"/>
-      <w:proofErr w:type="gramEnd"/>
-      <w:r>
-        <w:t>(60);</w:t>
+        <w:t>      config.setMaxScore(60);</w:t>
       </w:r>
     </w:p>
     <w:p>
@@ -48779,17 +46239,7 @@
         <w:jc w:val="both"/>
       </w:pPr>
       <w:r>
-        <w:t xml:space="preserve">      </w:t>
-      </w:r>
-      <w:proofErr w:type="spellStart"/>
-      <w:proofErr w:type="gramStart"/>
-      <w:r>
-        <w:t>config.setNotificationTemplate</w:t>
-      </w:r>
-      <w:proofErr w:type="spellEnd"/>
-      <w:proofErr w:type="gramEnd"/>
-      <w:r>
-        <w:t>();</w:t>
+        <w:t>      config.setNotificationTemplate();</w:t>
       </w:r>
     </w:p>
     <w:p>
@@ -48804,15 +46254,7 @@
         <w:t>中</w:t>
       </w:r>
       <w:r>
-        <w:t>".equals(</w:t>
-      </w:r>
-      <w:proofErr w:type="spellStart"/>
-      <w:r>
-        <w:t>riskLevel</w:t>
-      </w:r>
-      <w:proofErr w:type="spellEnd"/>
-      <w:r>
-        <w:t>)) {</w:t>
+        <w:t>".equals(riskLevel)) {</w:t>
       </w:r>
     </w:p>
     <w:p>
@@ -48821,17 +46263,7 @@
         <w:jc w:val="both"/>
       </w:pPr>
       <w:r>
-        <w:t xml:space="preserve">      </w:t>
-      </w:r>
-      <w:proofErr w:type="spellStart"/>
-      <w:proofErr w:type="gramStart"/>
-      <w:r>
-        <w:t>config.setMinScore</w:t>
-      </w:r>
-      <w:proofErr w:type="spellEnd"/>
-      <w:proofErr w:type="gramEnd"/>
-      <w:r>
-        <w:t>(61);</w:t>
+        <w:t>      config.setMinScore(61);</w:t>
       </w:r>
     </w:p>
     <w:p>
@@ -48840,17 +46272,7 @@
         <w:jc w:val="both"/>
       </w:pPr>
       <w:r>
-        <w:t xml:space="preserve">      </w:t>
-      </w:r>
-      <w:proofErr w:type="spellStart"/>
-      <w:proofErr w:type="gramStart"/>
-      <w:r>
-        <w:t>config.setMaxScore</w:t>
-      </w:r>
-      <w:proofErr w:type="spellEnd"/>
-      <w:proofErr w:type="gramEnd"/>
-      <w:r>
-        <w:t>(80);</w:t>
+        <w:t>      config.setMaxScore(80);</w:t>
       </w:r>
     </w:p>
     <w:p>
@@ -48859,17 +46281,7 @@
         <w:jc w:val="both"/>
       </w:pPr>
       <w:r>
-        <w:t xml:space="preserve">      </w:t>
-      </w:r>
-      <w:proofErr w:type="spellStart"/>
-      <w:proofErr w:type="gramStart"/>
-      <w:r>
-        <w:t>config.setNotificationTemplate</w:t>
-      </w:r>
-      <w:proofErr w:type="spellEnd"/>
-      <w:proofErr w:type="gramEnd"/>
-      <w:r>
-        <w:t>();</w:t>
+        <w:t>      config.setNotificationTemplate();</w:t>
       </w:r>
     </w:p>
     <w:p>
@@ -48885,15 +46297,7 @@
         <w:t>高</w:t>
       </w:r>
       <w:r>
-        <w:t>".equals(</w:t>
-      </w:r>
-      <w:proofErr w:type="spellStart"/>
-      <w:r>
-        <w:t>riskLevel</w:t>
-      </w:r>
-      <w:proofErr w:type="spellEnd"/>
-      <w:r>
-        <w:t>)) {</w:t>
+        <w:t>".equals(riskLevel)) {</w:t>
       </w:r>
     </w:p>
     <w:p>
@@ -48902,17 +46306,7 @@
         <w:jc w:val="both"/>
       </w:pPr>
       <w:r>
-        <w:t xml:space="preserve">      </w:t>
-      </w:r>
-      <w:proofErr w:type="spellStart"/>
-      <w:proofErr w:type="gramStart"/>
-      <w:r>
-        <w:t>config.setMinScore</w:t>
-      </w:r>
-      <w:proofErr w:type="spellEnd"/>
-      <w:proofErr w:type="gramEnd"/>
-      <w:r>
-        <w:t>(81);</w:t>
+        <w:t>      config.setMinScore(81);</w:t>
       </w:r>
     </w:p>
     <w:p>
@@ -48921,17 +46315,7 @@
         <w:jc w:val="both"/>
       </w:pPr>
       <w:r>
-        <w:t xml:space="preserve">      </w:t>
-      </w:r>
-      <w:proofErr w:type="spellStart"/>
-      <w:proofErr w:type="gramStart"/>
-      <w:r>
-        <w:t>config.setMaxScore</w:t>
-      </w:r>
-      <w:proofErr w:type="spellEnd"/>
-      <w:proofErr w:type="gramEnd"/>
-      <w:r>
-        <w:t>(100);</w:t>
+        <w:t>      config.setMaxScore(100);</w:t>
       </w:r>
     </w:p>
     <w:p>
@@ -48940,17 +46324,7 @@
         <w:jc w:val="both"/>
       </w:pPr>
       <w:r>
-        <w:t xml:space="preserve">      </w:t>
-      </w:r>
-      <w:proofErr w:type="spellStart"/>
-      <w:proofErr w:type="gramStart"/>
-      <w:r>
-        <w:t>config.setNotificationTemplate</w:t>
-      </w:r>
-      <w:proofErr w:type="spellEnd"/>
-      <w:proofErr w:type="gramEnd"/>
-      <w:r>
-        <w:t>();</w:t>
+        <w:t>      config.setNotificationTemplate();</w:t>
       </w:r>
     </w:p>
     <w:p>
@@ -48974,17 +46348,7 @@
         <w:jc w:val="both"/>
       </w:pPr>
       <w:r>
-        <w:t>   </w:t>
-      </w:r>
-      <w:proofErr w:type="spellStart"/>
-      <w:proofErr w:type="gramStart"/>
-      <w:r>
-        <w:t>config.setStatus</w:t>
-      </w:r>
-      <w:proofErr w:type="spellEnd"/>
-      <w:proofErr w:type="gramEnd"/>
-      <w:r>
-        <w:t>("0");</w:t>
+        <w:t>   config.setStatus("0");</w:t>
       </w:r>
     </w:p>
     <w:p>
@@ -48993,25 +46357,7 @@
         <w:jc w:val="both"/>
       </w:pPr>
       <w:r>
-        <w:t>   </w:t>
-      </w:r>
-      <w:proofErr w:type="spellStart"/>
-      <w:proofErr w:type="gramStart"/>
-      <w:r>
-        <w:t>config.setCreateTime</w:t>
-      </w:r>
-      <w:proofErr w:type="spellEnd"/>
-      <w:proofErr w:type="gramEnd"/>
-      <w:r>
-        <w:t xml:space="preserve">(new </w:t>
-      </w:r>
-      <w:proofErr w:type="gramStart"/>
-      <w:r>
-        <w:t>Date(</w:t>
-      </w:r>
-      <w:proofErr w:type="gramEnd"/>
-      <w:r>
-        <w:t>));</w:t>
+        <w:t>   config.setCreateTime(new Date());</w:t>
       </w:r>
     </w:p>
     <w:p>
@@ -49020,15 +46366,7 @@
         <w:jc w:val="both"/>
       </w:pPr>
       <w:r>
-        <w:t>   </w:t>
-      </w:r>
-      <w:proofErr w:type="spellStart"/>
-      <w:r>
-        <w:t>configMapper.insertConfig</w:t>
-      </w:r>
-      <w:proofErr w:type="spellEnd"/>
-      <w:r>
-        <w:t>(config);</w:t>
+        <w:t>   configMapper.insertConfig(config);</w:t>
       </w:r>
     </w:p>
     <w:p>
@@ -49109,13 +46447,8 @@
       <w:r>
         <w:t>用户管理页面为起点，左侧通过</w:t>
       </w:r>
-      <w:proofErr w:type="spellStart"/>
-      <w:r>
-        <w:t>el</w:t>
-      </w:r>
-      <w:proofErr w:type="spellEnd"/>
-      <w:r>
-        <w:t>-tre</w:t>
+      <w:r>
+        <w:t>el-tre</w:t>
       </w:r>
       <w:r>
         <w:rPr>
@@ -49130,50 +46463,22 @@
         <w:t>-</w:t>
       </w:r>
       <w:r>
-        <w:t>班级层级部门</w:t>
-      </w:r>
-      <w:proofErr w:type="gramStart"/>
-      <w:r>
-        <w:t>树用于</w:t>
-      </w:r>
-      <w:proofErr w:type="gramEnd"/>
-      <w:r>
-        <w:t>筛选，顶部配置用户名称、手机号等检索条件，筛选后通过</w:t>
-      </w:r>
-      <w:proofErr w:type="spellStart"/>
+        <w:t>班级层级部门树用于筛选，顶部配置用户名称、手机号等检索条件，筛选后通过</w:t>
+      </w:r>
       <w:r>
         <w:t>axios</w:t>
       </w:r>
-      <w:proofErr w:type="spellEnd"/>
-      <w:r>
-        <w:t>传递参数，服务端分</w:t>
-      </w:r>
-      <w:proofErr w:type="gramStart"/>
-      <w:r>
-        <w:t>页处理</w:t>
-      </w:r>
-      <w:proofErr w:type="gramEnd"/>
-      <w:r>
-        <w:t>后返回用户数据，前端渲染为</w:t>
-      </w:r>
-      <w:proofErr w:type="spellStart"/>
-      <w:r>
-        <w:t>el</w:t>
-      </w:r>
-      <w:proofErr w:type="spellEnd"/>
-      <w:r>
-        <w:t>-table</w:t>
+      <w:r>
+        <w:t>传递参数，服务端分页处理后返回用户数据，前端渲染为</w:t>
+      </w:r>
+      <w:r>
+        <w:t>el-table</w:t>
       </w:r>
       <w:r>
         <w:t>表格，支持通过</w:t>
       </w:r>
-      <w:proofErr w:type="spellStart"/>
-      <w:r>
-        <w:t>el</w:t>
-      </w:r>
-      <w:proofErr w:type="spellEnd"/>
-      <w:r>
-        <w:t>-switch</w:t>
+      <w:r>
+        <w:t>el-switch</w:t>
       </w:r>
       <w:r>
         <w:t>切换用户状态，并提供新增、修改、删除、导入、导出等操作，实现系统内</w:t>
@@ -49331,21 +46636,7 @@
         <w:rPr>
           <w:rFonts w:hint="eastAsia"/>
         </w:rPr>
-        <w:t>管理</w:t>
-      </w:r>
-      <w:proofErr w:type="gramStart"/>
-      <w:r>
-        <w:rPr>
-          <w:rFonts w:hint="eastAsia"/>
-        </w:rPr>
-        <w:t>端具备</w:t>
-      </w:r>
-      <w:proofErr w:type="gramEnd"/>
-      <w:r>
-        <w:rPr>
-          <w:rFonts w:hint="eastAsia"/>
-        </w:rPr>
-        <w:t>新增身份标识的职能，通过建立角色与操作权限的映射关系，管理员能够灵活配置不同岗位的访问边界与菜单可见性</w:t>
+        <w:t>管理端具备新增身份标识的职能，通过建立角色与操作权限的映射关系，管理员能够灵活配置不同岗位的访问边界与菜单可见性</w:t>
       </w:r>
       <w:r>
         <w:rPr>
@@ -49656,21 +46947,7 @@
         <w:rPr>
           <w:rFonts w:hint="eastAsia"/>
         </w:rPr>
-        <w:t>灵活</w:t>
-      </w:r>
-      <w:proofErr w:type="gramStart"/>
-      <w:r>
-        <w:rPr>
-          <w:rFonts w:hint="eastAsia"/>
-        </w:rPr>
-        <w:t>调校各部门</w:t>
-      </w:r>
-      <w:proofErr w:type="gramEnd"/>
-      <w:r>
-        <w:rPr>
-          <w:rFonts w:hint="eastAsia"/>
-        </w:rPr>
-        <w:t>间的嵌套逻辑与从属路径，从而实现组织树的实时重构</w:t>
+        <w:t>灵活调校各部门间的嵌套逻辑与从属路径，从而实现组织树的实时重构</w:t>
       </w:r>
       <w:r>
         <w:t>。</w:t>
@@ -49957,9 +47234,9 @@
           <w:rFonts w:hint="eastAsia"/>
         </w:rPr>
       </w:pPr>
-      <w:bookmarkStart w:id="92" w:name="_Toc24930"/>
-      <w:bookmarkStart w:id="93" w:name="_Toc224922188"/>
-      <w:bookmarkEnd w:id="79"/>
+      <w:bookmarkStart w:id="92" w:name="_Toc224922188"/>
+      <w:bookmarkStart w:id="93" w:name="_Toc24930"/>
+      <w:bookmarkEnd w:id="80"/>
       <w:r>
         <w:rPr>
           <w:rFonts w:ascii="Times New Roman" w:hAnsi="Times New Roman" w:cs="Times New Roman"/>
@@ -49972,7 +47249,7 @@
         </w:rPr>
         <w:t xml:space="preserve"> 学生功能模块</w:t>
       </w:r>
-      <w:bookmarkEnd w:id="93"/>
+      <w:bookmarkEnd w:id="92"/>
     </w:p>
     <w:p>
       <w:pPr>
@@ -50274,15 +47551,7 @@
         <w:jc w:val="both"/>
       </w:pPr>
       <w:r>
-        <w:t xml:space="preserve">const </w:t>
-      </w:r>
-      <w:proofErr w:type="spellStart"/>
-      <w:r>
-        <w:t>sendMessage</w:t>
-      </w:r>
-      <w:proofErr w:type="spellEnd"/>
-      <w:r>
-        <w:t xml:space="preserve"> = async () =&gt; {</w:t>
+        <w:t>const sendMessage = async () =&gt; {</w:t>
       </w:r>
     </w:p>
     <w:p>
@@ -50291,23 +47560,7 @@
         <w:jc w:val="both"/>
       </w:pPr>
       <w:r>
-        <w:t xml:space="preserve">  if </w:t>
-      </w:r>
-      <w:proofErr w:type="gramStart"/>
-      <w:r>
-        <w:t>(!</w:t>
-      </w:r>
-      <w:proofErr w:type="spellStart"/>
-      <w:r>
-        <w:t>message</w:t>
-      </w:r>
-      <w:proofErr w:type="gramEnd"/>
-      <w:r>
-        <w:t>.value</w:t>
-      </w:r>
-      <w:proofErr w:type="spellEnd"/>
-      <w:r>
-        <w:t>) return;</w:t>
+        <w:t xml:space="preserve">  if (!message.value) return;</w:t>
       </w:r>
     </w:p>
     <w:p>
@@ -50316,23 +47569,7 @@
         <w:jc w:val="both"/>
       </w:pPr>
       <w:r>
-        <w:t xml:space="preserve">  const </w:t>
-      </w:r>
-      <w:proofErr w:type="spellStart"/>
-      <w:r>
-        <w:t>tempMessage</w:t>
-      </w:r>
-      <w:proofErr w:type="spellEnd"/>
-      <w:r>
-        <w:t xml:space="preserve"> = </w:t>
-      </w:r>
-      <w:proofErr w:type="spellStart"/>
-      <w:r>
-        <w:t>message.value</w:t>
-      </w:r>
-      <w:proofErr w:type="spellEnd"/>
-      <w:r>
-        <w:t>;</w:t>
+        <w:t xml:space="preserve">  const tempMessage = message.value;</w:t>
       </w:r>
     </w:p>
     <w:p>
@@ -50341,15 +47578,7 @@
         <w:jc w:val="both"/>
       </w:pPr>
       <w:r>
-        <w:t xml:space="preserve">  </w:t>
-      </w:r>
-      <w:proofErr w:type="spellStart"/>
-      <w:r>
-        <w:t>message.value</w:t>
-      </w:r>
-      <w:proofErr w:type="spellEnd"/>
-      <w:r>
-        <w:t xml:space="preserve"> = '';</w:t>
+        <w:t xml:space="preserve">  message.value = '';</w:t>
       </w:r>
       <w:r>
         <w:rPr>
@@ -50364,36 +47593,7 @@
         <w:jc w:val="both"/>
       </w:pPr>
       <w:r>
-        <w:t xml:space="preserve">  </w:t>
-      </w:r>
-      <w:proofErr w:type="spellStart"/>
-      <w:r>
-        <w:t>messages.</w:t>
-      </w:r>
-      <w:proofErr w:type="gramStart"/>
-      <w:r>
-        <w:t>value.push</w:t>
-      </w:r>
-      <w:proofErr w:type="spellEnd"/>
-      <w:r>
-        <w:t>({ type</w:t>
-      </w:r>
-      <w:proofErr w:type="gramEnd"/>
-      <w:r>
-        <w:t xml:space="preserve">: 'user', content: </w:t>
-      </w:r>
-      <w:proofErr w:type="spellStart"/>
-      <w:proofErr w:type="gramStart"/>
-      <w:r>
-        <w:t>tempMessage</w:t>
-      </w:r>
-      <w:proofErr w:type="spellEnd"/>
-      <w:r>
-        <w:t xml:space="preserve"> }</w:t>
-      </w:r>
-      <w:proofErr w:type="gramEnd"/>
-      <w:r>
-        <w:t>);</w:t>
+        <w:t xml:space="preserve">  messages.value.push({ type: 'user', content: tempMessage });</w:t>
       </w:r>
       <w:r>
         <w:rPr>
@@ -50409,31 +47609,7 @@
       </w:pPr>
       <w:r>
         <w:lastRenderedPageBreak/>
-        <w:t xml:space="preserve">  const </w:t>
-      </w:r>
-      <w:proofErr w:type="spellStart"/>
-      <w:r>
-        <w:t>sse</w:t>
-      </w:r>
-      <w:proofErr w:type="spellEnd"/>
-      <w:r>
-        <w:t xml:space="preserve"> = new EventSource(`/ai/chatStream?message=${encodeURIComponent(tempMessage</w:t>
-      </w:r>
-      <w:proofErr w:type="gramStart"/>
-      <w:r>
-        <w:t>)}&amp;</w:t>
-      </w:r>
-      <w:proofErr w:type="gramEnd"/>
-      <w:r>
-        <w:t>sessionId=${</w:t>
-      </w:r>
-      <w:proofErr w:type="gramStart"/>
-      <w:r>
-        <w:t>sessionId.value}`</w:t>
-      </w:r>
-      <w:proofErr w:type="gramEnd"/>
-      <w:r>
-        <w:t>);</w:t>
+        <w:t xml:space="preserve">  const sse = new EventSource(`/ai/chatStream?message=${encodeURIComponent(tempMessage)}&amp;sessionId=${sessionId.value}`);</w:t>
       </w:r>
     </w:p>
     <w:p>
@@ -50442,15 +47618,7 @@
         <w:jc w:val="both"/>
       </w:pPr>
       <w:r>
-        <w:t xml:space="preserve">  let </w:t>
-      </w:r>
-      <w:proofErr w:type="spellStart"/>
-      <w:r>
-        <w:t>aiMessage</w:t>
-      </w:r>
-      <w:proofErr w:type="spellEnd"/>
-      <w:r>
-        <w:t xml:space="preserve"> = '';</w:t>
+        <w:t xml:space="preserve">  let aiMessage = '';</w:t>
       </w:r>
     </w:p>
     <w:p>
@@ -50459,17 +47627,7 @@
         <w:jc w:val="both"/>
       </w:pPr>
       <w:r>
-        <w:t xml:space="preserve">  </w:t>
-      </w:r>
-      <w:proofErr w:type="spellStart"/>
-      <w:proofErr w:type="gramStart"/>
-      <w:r>
-        <w:t>sse.onmessage</w:t>
-      </w:r>
-      <w:proofErr w:type="spellEnd"/>
-      <w:proofErr w:type="gramEnd"/>
-      <w:r>
-        <w:t xml:space="preserve"> = (event) =&gt; {</w:t>
+        <w:t xml:space="preserve">  sse.onmessage = (event) =&gt; {</w:t>
       </w:r>
     </w:p>
     <w:p>
@@ -50478,15 +47636,7 @@
         <w:jc w:val="both"/>
       </w:pPr>
       <w:r>
-        <w:t xml:space="preserve">    if (</w:t>
-      </w:r>
-      <w:proofErr w:type="spellStart"/>
-      <w:r>
-        <w:t>event.data</w:t>
-      </w:r>
-      <w:proofErr w:type="spellEnd"/>
-      <w:r>
-        <w:t>) {</w:t>
+        <w:t xml:space="preserve">    if (event.data) {</w:t>
       </w:r>
     </w:p>
     <w:p>
@@ -50495,23 +47645,7 @@
         <w:jc w:val="both"/>
       </w:pPr>
       <w:r>
-        <w:t xml:space="preserve">      </w:t>
-      </w:r>
-      <w:proofErr w:type="spellStart"/>
-      <w:r>
-        <w:t>aiMessage</w:t>
-      </w:r>
-      <w:proofErr w:type="spellEnd"/>
-      <w:r>
-        <w:t xml:space="preserve"> += </w:t>
-      </w:r>
-      <w:proofErr w:type="spellStart"/>
-      <w:r>
-        <w:t>event.data</w:t>
-      </w:r>
-      <w:proofErr w:type="spellEnd"/>
-      <w:r>
-        <w:t>;</w:t>
+        <w:t xml:space="preserve">      aiMessage += event.data;</w:t>
       </w:r>
       <w:r>
         <w:rPr>
@@ -50526,41 +47660,7 @@
         <w:jc w:val="both"/>
       </w:pPr>
       <w:r>
-        <w:t xml:space="preserve">      const </w:t>
-      </w:r>
-      <w:proofErr w:type="spellStart"/>
-      <w:r>
-        <w:t>lastMessage</w:t>
-      </w:r>
-      <w:proofErr w:type="spellEnd"/>
-      <w:r>
-        <w:t xml:space="preserve"> = </w:t>
-      </w:r>
-      <w:proofErr w:type="spellStart"/>
-      <w:r>
-        <w:t>messages.</w:t>
-      </w:r>
-      <w:proofErr w:type="gramStart"/>
-      <w:r>
-        <w:t>value</w:t>
-      </w:r>
-      <w:proofErr w:type="spellEnd"/>
-      <w:r>
-        <w:t>[</w:t>
-      </w:r>
-      <w:proofErr w:type="spellStart"/>
-      <w:proofErr w:type="gramEnd"/>
-      <w:r>
-        <w:t>messages.</w:t>
-      </w:r>
-      <w:proofErr w:type="gramStart"/>
-      <w:r>
-        <w:t>value.length</w:t>
-      </w:r>
-      <w:proofErr w:type="spellEnd"/>
-      <w:proofErr w:type="gramEnd"/>
-      <w:r>
-        <w:t xml:space="preserve"> - 1];</w:t>
+        <w:t xml:space="preserve">      const lastMessage = messages.value[messages.value.length - 1];</w:t>
       </w:r>
     </w:p>
     <w:p>
@@ -50569,15 +47669,7 @@
         <w:jc w:val="both"/>
       </w:pPr>
       <w:r>
-        <w:t xml:space="preserve">      if (</w:t>
-      </w:r>
-      <w:proofErr w:type="spellStart"/>
-      <w:r>
-        <w:t>lastMessage.type</w:t>
-      </w:r>
-      <w:proofErr w:type="spellEnd"/>
-      <w:r>
-        <w:t xml:space="preserve"> === 'ai') {</w:t>
+        <w:t xml:space="preserve">      if (lastMessage.type === 'ai') {</w:t>
       </w:r>
     </w:p>
     <w:p>
@@ -50586,23 +47678,7 @@
         <w:jc w:val="both"/>
       </w:pPr>
       <w:r>
-        <w:t xml:space="preserve">        </w:t>
-      </w:r>
-      <w:proofErr w:type="spellStart"/>
-      <w:r>
-        <w:t>lastMessage.content</w:t>
-      </w:r>
-      <w:proofErr w:type="spellEnd"/>
-      <w:r>
-        <w:t xml:space="preserve"> = </w:t>
-      </w:r>
-      <w:proofErr w:type="spellStart"/>
-      <w:r>
-        <w:t>aiMessage</w:t>
-      </w:r>
-      <w:proofErr w:type="spellEnd"/>
-      <w:r>
-        <w:t>;</w:t>
+        <w:t xml:space="preserve">        lastMessage.content = aiMessage;</w:t>
       </w:r>
     </w:p>
     <w:p>
@@ -50620,36 +47696,7 @@
         <w:jc w:val="both"/>
       </w:pPr>
       <w:r>
-        <w:t xml:space="preserve">        </w:t>
-      </w:r>
-      <w:proofErr w:type="spellStart"/>
-      <w:r>
-        <w:t>messages.</w:t>
-      </w:r>
-      <w:proofErr w:type="gramStart"/>
-      <w:r>
-        <w:t>value.push</w:t>
-      </w:r>
-      <w:proofErr w:type="spellEnd"/>
-      <w:r>
-        <w:t>({ type</w:t>
-      </w:r>
-      <w:proofErr w:type="gramEnd"/>
-      <w:r>
-        <w:t xml:space="preserve">: 'ai', content: </w:t>
-      </w:r>
-      <w:proofErr w:type="spellStart"/>
-      <w:proofErr w:type="gramStart"/>
-      <w:r>
-        <w:t>aiMessage</w:t>
-      </w:r>
-      <w:proofErr w:type="spellEnd"/>
-      <w:r>
-        <w:t xml:space="preserve"> }</w:t>
-      </w:r>
-      <w:proofErr w:type="gramEnd"/>
-      <w:r>
-        <w:t>);</w:t>
+        <w:t xml:space="preserve">        messages.value.push({ type: 'ai', content: aiMessage });</w:t>
       </w:r>
     </w:p>
     <w:p>
@@ -50685,17 +47732,7 @@
         <w:jc w:val="both"/>
       </w:pPr>
       <w:r>
-        <w:t xml:space="preserve">  </w:t>
-      </w:r>
-      <w:proofErr w:type="spellStart"/>
-      <w:proofErr w:type="gramStart"/>
-      <w:r>
-        <w:t>sse.onerror</w:t>
-      </w:r>
-      <w:proofErr w:type="spellEnd"/>
-      <w:proofErr w:type="gramEnd"/>
-      <w:r>
-        <w:t xml:space="preserve"> = () =&gt; {</w:t>
+        <w:t xml:space="preserve">  sse.onerror = () =&gt; {</w:t>
       </w:r>
     </w:p>
     <w:p>
@@ -50704,17 +47741,7 @@
         <w:jc w:val="both"/>
       </w:pPr>
       <w:r>
-        <w:t xml:space="preserve">    </w:t>
-      </w:r>
-      <w:proofErr w:type="spellStart"/>
-      <w:proofErr w:type="gramStart"/>
-      <w:r>
-        <w:t>sse.close</w:t>
-      </w:r>
-      <w:proofErr w:type="spellEnd"/>
-      <w:proofErr w:type="gramEnd"/>
-      <w:r>
-        <w:t>();</w:t>
+        <w:t xml:space="preserve">    sse.close();</w:t>
       </w:r>
     </w:p>
     <w:p>
@@ -50759,31 +47786,7 @@
         <w:jc w:val="both"/>
       </w:pPr>
       <w:r>
-        <w:t>@</w:t>
-      </w:r>
-      <w:proofErr w:type="gramStart"/>
-      <w:r>
-        <w:t>GetMapping(</w:t>
-      </w:r>
-      <w:proofErr w:type="gramEnd"/>
-      <w:r>
-        <w:t>value = "/</w:t>
-      </w:r>
-      <w:proofErr w:type="spellStart"/>
-      <w:r>
-        <w:t>chatStream</w:t>
-      </w:r>
-      <w:proofErr w:type="spellEnd"/>
-      <w:r>
-        <w:t xml:space="preserve">", produces = </w:t>
-      </w:r>
-      <w:proofErr w:type="spellStart"/>
-      <w:r>
-        <w:t>MediaType.TEXT_EVENT_STREAM_VALUE</w:t>
-      </w:r>
-      <w:proofErr w:type="spellEnd"/>
-      <w:r>
-        <w:t>)</w:t>
+        <w:t>@GetMapping(value = "/chatStream", produces = MediaType.TEXT_EVENT_STREAM_VALUE)</w:t>
       </w:r>
     </w:p>
     <w:p>
@@ -50792,21 +47795,8 @@
         <w:jc w:val="both"/>
       </w:pPr>
       <w:r>
-        <w:t>public Flux&lt;</w:t>
-      </w:r>
-      <w:proofErr w:type="spellStart"/>
-      <w:r>
-        <w:t>ServerSentEvent</w:t>
-      </w:r>
-      <w:proofErr w:type="spellEnd"/>
-      <w:r>
-        <w:t xml:space="preserve">&lt;String&gt;&gt; </w:t>
-      </w:r>
-      <w:proofErr w:type="gramStart"/>
-      <w:r>
-        <w:t>generate(</w:t>
-      </w:r>
-      <w:proofErr w:type="gramEnd"/>
+        <w:t>public Flux&lt;ServerSentEvent&lt;String&gt;&gt; generate(</w:t>
+      </w:r>
     </w:p>
     <w:p>
       <w:pPr>
@@ -50814,15 +47804,7 @@
         <w:jc w:val="both"/>
       </w:pPr>
       <w:r>
-        <w:t xml:space="preserve">        @</w:t>
-      </w:r>
-      <w:proofErr w:type="gramStart"/>
-      <w:r>
-        <w:t>RequestParam(</w:t>
-      </w:r>
-      <w:proofErr w:type="gramEnd"/>
-      <w:r>
-        <w:t>value = "message", required = true) String message,</w:t>
+        <w:t xml:space="preserve">        @RequestParam(value = "message", required = true) String message,</w:t>
       </w:r>
     </w:p>
     <w:p>
@@ -50831,31 +47813,7 @@
         <w:jc w:val="both"/>
       </w:pPr>
       <w:r>
-        <w:t xml:space="preserve">        @</w:t>
-      </w:r>
-      <w:proofErr w:type="gramStart"/>
-      <w:r>
-        <w:t>RequestParam(</w:t>
-      </w:r>
-      <w:proofErr w:type="gramEnd"/>
-      <w:r>
-        <w:t>value = "</w:t>
-      </w:r>
-      <w:proofErr w:type="spellStart"/>
-      <w:r>
-        <w:t>sessionId</w:t>
-      </w:r>
-      <w:proofErr w:type="spellEnd"/>
-      <w:r>
-        <w:t xml:space="preserve">", required = false) Long </w:t>
-      </w:r>
-      <w:proofErr w:type="spellStart"/>
-      <w:r>
-        <w:t>sessionId</w:t>
-      </w:r>
-      <w:proofErr w:type="spellEnd"/>
-      <w:r>
-        <w:t>,</w:t>
+        <w:t xml:space="preserve">        @RequestParam(value = "sessionId", required = false) Long sessionId,</w:t>
       </w:r>
     </w:p>
     <w:p>
@@ -50864,15 +47822,7 @@
         <w:jc w:val="both"/>
       </w:pPr>
       <w:r>
-        <w:t xml:space="preserve">        </w:t>
-      </w:r>
-      <w:proofErr w:type="spellStart"/>
-      <w:r>
-        <w:t>HttpServletResponse</w:t>
-      </w:r>
-      <w:proofErr w:type="spellEnd"/>
-      <w:r>
-        <w:t xml:space="preserve"> response) {</w:t>
+        <w:t xml:space="preserve">        HttpServletResponse response) {</w:t>
       </w:r>
       <w:r>
         <w:rPr>
@@ -50887,23 +47837,7 @@
         <w:jc w:val="both"/>
       </w:pPr>
       <w:r>
-        <w:t xml:space="preserve">    Long </w:t>
-      </w:r>
-      <w:proofErr w:type="spellStart"/>
-      <w:r>
-        <w:t>userId</w:t>
-      </w:r>
-      <w:proofErr w:type="spellEnd"/>
-      <w:r>
-        <w:t xml:space="preserve"> = </w:t>
-      </w:r>
-      <w:proofErr w:type="spellStart"/>
-      <w:r>
-        <w:t>SecurityUtils.getUserId</w:t>
-      </w:r>
-      <w:proofErr w:type="spellEnd"/>
-      <w:r>
-        <w:t>();</w:t>
+        <w:t xml:space="preserve">    Long userId = SecurityUtils.getUserId();</w:t>
       </w:r>
     </w:p>
     <w:p>
@@ -50912,39 +47846,7 @@
         <w:jc w:val="both"/>
       </w:pPr>
       <w:r>
-        <w:t xml:space="preserve">    Long </w:t>
-      </w:r>
-      <w:proofErr w:type="spellStart"/>
-      <w:r>
-        <w:t>validSessionId</w:t>
-      </w:r>
-      <w:proofErr w:type="spellEnd"/>
-      <w:r>
-        <w:t xml:space="preserve"> = </w:t>
-      </w:r>
-      <w:proofErr w:type="spellStart"/>
-      <w:r>
-        <w:t>chatStreamService.validateOrCreateSession</w:t>
-      </w:r>
-      <w:proofErr w:type="spellEnd"/>
-      <w:r>
-        <w:t>(</w:t>
-      </w:r>
-      <w:proofErr w:type="spellStart"/>
-      <w:r>
-        <w:t>sessionId</w:t>
-      </w:r>
-      <w:proofErr w:type="spellEnd"/>
-      <w:r>
-        <w:t xml:space="preserve">, </w:t>
-      </w:r>
-      <w:proofErr w:type="spellStart"/>
-      <w:r>
-        <w:t>userId</w:t>
-      </w:r>
-      <w:proofErr w:type="spellEnd"/>
-      <w:r>
-        <w:t>);</w:t>
+        <w:t xml:space="preserve">    Long validSessionId = chatStreamService.validateOrCreateSession(sessionId, userId);</w:t>
       </w:r>
     </w:p>
     <w:p>
@@ -50953,15 +47855,7 @@
         <w:jc w:val="both"/>
       </w:pPr>
       <w:r>
-        <w:t xml:space="preserve">    if (</w:t>
-      </w:r>
-      <w:proofErr w:type="spellStart"/>
-      <w:r>
-        <w:t>validSessionId</w:t>
-      </w:r>
-      <w:proofErr w:type="spellEnd"/>
-      <w:r>
-        <w:t xml:space="preserve"> == null) {</w:t>
+        <w:t xml:space="preserve">    if (validSessionId == null) {</w:t>
       </w:r>
     </w:p>
     <w:p>
@@ -50970,36 +47864,7 @@
         <w:jc w:val="both"/>
       </w:pPr>
       <w:r>
-        <w:t xml:space="preserve">        return </w:t>
-      </w:r>
-      <w:proofErr w:type="spellStart"/>
-      <w:r>
-        <w:t>Flux.just</w:t>
-      </w:r>
-      <w:proofErr w:type="spellEnd"/>
-      <w:r>
-        <w:t>(</w:t>
-      </w:r>
-      <w:proofErr w:type="spellStart"/>
-      <w:proofErr w:type="gramStart"/>
-      <w:r>
-        <w:t>ServerSentEvent</w:t>
-      </w:r>
-      <w:proofErr w:type="spellEnd"/>
-      <w:r>
-        <w:t>.&lt;</w:t>
-      </w:r>
-      <w:proofErr w:type="gramEnd"/>
-      <w:r>
-        <w:t>String&gt;</w:t>
-      </w:r>
-      <w:proofErr w:type="gramStart"/>
-      <w:r>
-        <w:t>builder(</w:t>
-      </w:r>
-      <w:proofErr w:type="gramEnd"/>
-      <w:r>
-        <w:t>)</w:t>
+        <w:t xml:space="preserve">        return Flux.just(ServerSentEvent.&lt;String&gt;builder()</w:t>
       </w:r>
     </w:p>
     <w:p>
@@ -51008,15 +47873,7 @@
         <w:jc w:val="both"/>
       </w:pPr>
       <w:r>
-        <w:t xml:space="preserve">                </w:t>
-      </w:r>
-      <w:proofErr w:type="gramStart"/>
-      <w:r>
-        <w:t>.event</w:t>
-      </w:r>
-      <w:proofErr w:type="gramEnd"/>
-      <w:r>
-        <w:t>("error")</w:t>
+        <w:t xml:space="preserve">                .event("error")</w:t>
       </w:r>
     </w:p>
     <w:p>
@@ -51049,15 +47906,7 @@
         <w:jc w:val="both"/>
       </w:pPr>
       <w:r>
-        <w:t xml:space="preserve">                </w:t>
-      </w:r>
-      <w:proofErr w:type="gramStart"/>
-      <w:r>
-        <w:t>.build</w:t>
-      </w:r>
-      <w:proofErr w:type="gramEnd"/>
-      <w:r>
-        <w:t>());</w:t>
+        <w:t xml:space="preserve">                .build());</w:t>
       </w:r>
     </w:p>
     <w:p>
@@ -51081,17 +47930,7 @@
         <w:jc w:val="both"/>
       </w:pPr>
       <w:r>
-        <w:t xml:space="preserve">    </w:t>
-      </w:r>
-      <w:proofErr w:type="spellStart"/>
-      <w:proofErr w:type="gramStart"/>
-      <w:r>
-        <w:t>response.setHeader</w:t>
-      </w:r>
-      <w:proofErr w:type="spellEnd"/>
-      <w:proofErr w:type="gramEnd"/>
-      <w:r>
-        <w:t>("Cache-Control", "no-cache, no-transform");</w:t>
+        <w:t xml:space="preserve">    response.setHeader("Cache-Control", "no-cache, no-transform");</w:t>
       </w:r>
     </w:p>
     <w:p>
@@ -51100,17 +47939,7 @@
         <w:jc w:val="both"/>
       </w:pPr>
       <w:r>
-        <w:t xml:space="preserve">    </w:t>
-      </w:r>
-      <w:proofErr w:type="spellStart"/>
-      <w:proofErr w:type="gramStart"/>
-      <w:r>
-        <w:t>response.setHeader</w:t>
-      </w:r>
-      <w:proofErr w:type="spellEnd"/>
-      <w:proofErr w:type="gramEnd"/>
-      <w:r>
-        <w:t>("X-Accel-Buffering", "no");</w:t>
+        <w:t xml:space="preserve">    response.setHeader("X-Accel-Buffering", "no");</w:t>
       </w:r>
       <w:r>
         <w:rPr>
@@ -51125,31 +47954,7 @@
         <w:jc w:val="both"/>
       </w:pPr>
       <w:r>
-        <w:t xml:space="preserve">    return </w:t>
-      </w:r>
-      <w:proofErr w:type="spellStart"/>
-      <w:r>
-        <w:t>chatStreamService.generateStreamResponse</w:t>
-      </w:r>
-      <w:proofErr w:type="spellEnd"/>
-      <w:r>
-        <w:t xml:space="preserve">(message, </w:t>
-      </w:r>
-      <w:proofErr w:type="spellStart"/>
-      <w:r>
-        <w:t>validSessionId</w:t>
-      </w:r>
-      <w:proofErr w:type="spellEnd"/>
-      <w:r>
-        <w:t xml:space="preserve">, </w:t>
-      </w:r>
-      <w:proofErr w:type="spellStart"/>
-      <w:r>
-        <w:t>userId</w:t>
-      </w:r>
-      <w:proofErr w:type="spellEnd"/>
-      <w:r>
-        <w:t>);</w:t>
+        <w:t xml:space="preserve">    return chatStreamService.generateStreamResponse(message, validSessionId, userId);</w:t>
       </w:r>
     </w:p>
     <w:p>
@@ -51211,33 +48016,17 @@
         </w:rPr>
         <w:t>基于</w:t>
       </w:r>
-      <w:proofErr w:type="spellStart"/>
       <w:r>
         <w:rPr>
           <w:rFonts w:hint="eastAsia"/>
         </w:rPr>
         <w:t>SpringBoot+Vue</w:t>
       </w:r>
-      <w:proofErr w:type="spellEnd"/>
-      <w:r>
-        <w:rPr>
-          <w:rFonts w:hint="eastAsia"/>
-        </w:rPr>
-        <w:t>的学生心理状态跟踪预警系统心理测评功能实现流程如下：学生点击心理测评页面选择问卷，进入答题页面，学生</w:t>
-      </w:r>
-      <w:proofErr w:type="gramStart"/>
-      <w:r>
-        <w:rPr>
-          <w:rFonts w:hint="eastAsia"/>
-        </w:rPr>
-        <w:t>进行单题作答</w:t>
-      </w:r>
-      <w:proofErr w:type="gramEnd"/>
-      <w:r>
-        <w:rPr>
-          <w:rFonts w:hint="eastAsia"/>
-        </w:rPr>
-        <w:t>，系统实时记录答案，提交后，系统即时评分并生成评估报告，包含总分、风险等级、智能分析与建议等信息，评估报告的界面设计如图</w:t>
+      <w:r>
+        <w:rPr>
+          <w:rFonts w:hint="eastAsia"/>
+        </w:rPr>
+        <w:t>的学生心理状态跟踪预警系统心理测评功能实现流程如下：学生点击心理测评页面选择问卷，进入答题页面，学生进行单题作答，系统实时记录答案，提交后，系统即时评分并生成评估报告，包含总分、风险等级、智能分析与建议等信息，评估报告的界面设计如图</w:t>
       </w:r>
       <w:r>
         <w:rPr>
@@ -51405,15 +48194,7 @@
         <w:jc w:val="both"/>
       </w:pPr>
       <w:r>
-        <w:t xml:space="preserve">const </w:t>
-      </w:r>
-      <w:proofErr w:type="spellStart"/>
-      <w:r>
-        <w:t>submitAnswer</w:t>
-      </w:r>
-      <w:proofErr w:type="spellEnd"/>
-      <w:r>
-        <w:t xml:space="preserve"> = async () =&gt; {</w:t>
+        <w:t>const submitAnswer = async () =&gt; {</w:t>
       </w:r>
     </w:p>
     <w:p>
@@ -51422,28 +48203,7 @@
         <w:jc w:val="both"/>
       </w:pPr>
       <w:r>
-        <w:t xml:space="preserve">  if (</w:t>
-      </w:r>
-      <w:proofErr w:type="spellStart"/>
-      <w:r>
-        <w:t>currentQuestion.value</w:t>
-      </w:r>
-      <w:proofErr w:type="spellEnd"/>
-      <w:r>
-        <w:t xml:space="preserve"> &gt; </w:t>
-      </w:r>
-      <w:proofErr w:type="spellStart"/>
-      <w:r>
-        <w:t>questions.</w:t>
-      </w:r>
-      <w:proofErr w:type="gramStart"/>
-      <w:r>
-        <w:t>value.length</w:t>
-      </w:r>
-      <w:proofErr w:type="spellEnd"/>
-      <w:proofErr w:type="gramEnd"/>
-      <w:r>
-        <w:t>) return;</w:t>
+        <w:t xml:space="preserve">  if (currentQuestion.value &gt; questions.value.length) return;</w:t>
       </w:r>
     </w:p>
     <w:p>
@@ -51471,36 +48231,7 @@
       </w:pPr>
       <w:r>
         <w:lastRenderedPageBreak/>
-        <w:t xml:space="preserve">  </w:t>
-      </w:r>
-      <w:proofErr w:type="spellStart"/>
-      <w:r>
-        <w:t>answers.</w:t>
-      </w:r>
-      <w:proofErr w:type="gramStart"/>
-      <w:r>
-        <w:t>value</w:t>
-      </w:r>
-      <w:proofErr w:type="spellEnd"/>
-      <w:r>
-        <w:t>[</w:t>
-      </w:r>
-      <w:proofErr w:type="spellStart"/>
-      <w:proofErr w:type="gramEnd"/>
-      <w:r>
-        <w:t>currentQuestion.value</w:t>
-      </w:r>
-      <w:proofErr w:type="spellEnd"/>
-      <w:r>
-        <w:t xml:space="preserve"> - 1] = </w:t>
-      </w:r>
-      <w:proofErr w:type="spellStart"/>
-      <w:r>
-        <w:t>selectedOption.value</w:t>
-      </w:r>
-      <w:proofErr w:type="spellEnd"/>
-      <w:r>
-        <w:t>;</w:t>
+        <w:t xml:space="preserve">  answers.value[currentQuestion.value - 1] = selectedOption.value;</w:t>
       </w:r>
     </w:p>
     <w:p>
@@ -51509,28 +48240,7 @@
         <w:jc w:val="both"/>
       </w:pPr>
       <w:r>
-        <w:t xml:space="preserve">  if (</w:t>
-      </w:r>
-      <w:proofErr w:type="spellStart"/>
-      <w:r>
-        <w:t>currentQuestion.value</w:t>
-      </w:r>
-      <w:proofErr w:type="spellEnd"/>
-      <w:r>
-        <w:t xml:space="preserve"> === </w:t>
-      </w:r>
-      <w:proofErr w:type="spellStart"/>
-      <w:r>
-        <w:t>questions.</w:t>
-      </w:r>
-      <w:proofErr w:type="gramStart"/>
-      <w:r>
-        <w:t>value.length</w:t>
-      </w:r>
-      <w:proofErr w:type="spellEnd"/>
-      <w:proofErr w:type="gramEnd"/>
-      <w:r>
-        <w:t>) {</w:t>
+        <w:t xml:space="preserve">  if (currentQuestion.value === questions.value.length) {</w:t>
       </w:r>
     </w:p>
     <w:p>
@@ -51557,49 +48267,7 @@
         <w:jc w:val="both"/>
       </w:pPr>
       <w:r>
-        <w:t xml:space="preserve">    const res = await </w:t>
-      </w:r>
-      <w:proofErr w:type="spellStart"/>
-      <w:proofErr w:type="gramStart"/>
-      <w:r>
-        <w:t>submitAnswerApi</w:t>
-      </w:r>
-      <w:proofErr w:type="spellEnd"/>
-      <w:r>
-        <w:t xml:space="preserve">({ </w:t>
-      </w:r>
-      <w:proofErr w:type="spellStart"/>
-      <w:r>
-        <w:t>questionnaireId</w:t>
-      </w:r>
-      <w:proofErr w:type="spellEnd"/>
-      <w:proofErr w:type="gramEnd"/>
-      <w:r>
-        <w:t xml:space="preserve">: </w:t>
-      </w:r>
-      <w:proofErr w:type="spellStart"/>
-      <w:r>
-        <w:t>questionnaireId.value</w:t>
-      </w:r>
-      <w:proofErr w:type="spellEnd"/>
-      <w:r>
-        <w:t xml:space="preserve">, answers: </w:t>
-      </w:r>
-      <w:proofErr w:type="spellStart"/>
-      <w:r>
-        <w:t>answers.</w:t>
-      </w:r>
-      <w:proofErr w:type="gramStart"/>
-      <w:r>
-        <w:t>value</w:t>
-      </w:r>
-      <w:proofErr w:type="spellEnd"/>
-      <w:r>
-        <w:t xml:space="preserve"> }</w:t>
-      </w:r>
-      <w:proofErr w:type="gramEnd"/>
-      <w:r>
-        <w:t>);</w:t>
+        <w:t xml:space="preserve">    const res = await submitAnswerApi({ questionnaireId: questionnaireId.value, answers: answers.value });</w:t>
       </w:r>
     </w:p>
     <w:p>
@@ -51608,17 +48276,7 @@
         <w:jc w:val="both"/>
       </w:pPr>
       <w:r>
-        <w:t xml:space="preserve">    if (</w:t>
-      </w:r>
-      <w:proofErr w:type="spellStart"/>
-      <w:proofErr w:type="gramStart"/>
-      <w:r>
-        <w:t>res.code</w:t>
-      </w:r>
-      <w:proofErr w:type="spellEnd"/>
-      <w:proofErr w:type="gramEnd"/>
-      <w:r>
-        <w:t xml:space="preserve"> === 200) {</w:t>
+        <w:t xml:space="preserve">    if (res.code === 200) {</w:t>
       </w:r>
     </w:p>
     <w:p>
@@ -51630,21 +48288,7 @@
         <w:rPr>
           <w:rFonts w:hint="eastAsia"/>
         </w:rPr>
-        <w:t xml:space="preserve">      </w:t>
-      </w:r>
-      <w:proofErr w:type="spellStart"/>
-      <w:r>
-        <w:rPr>
-          <w:rFonts w:hint="eastAsia"/>
-        </w:rPr>
-        <w:t>ElMessage.success</w:t>
-      </w:r>
-      <w:proofErr w:type="spellEnd"/>
-      <w:r>
-        <w:rPr>
-          <w:rFonts w:hint="eastAsia"/>
-        </w:rPr>
-        <w:t>('</w:t>
+        <w:t xml:space="preserve">      ElMessage.success('</w:t>
       </w:r>
       <w:r>
         <w:rPr>
@@ -51665,30 +48309,7 @@
         <w:jc w:val="both"/>
       </w:pPr>
       <w:r>
-        <w:t xml:space="preserve">      </w:t>
-      </w:r>
-      <w:proofErr w:type="spellStart"/>
-      <w:proofErr w:type="gramStart"/>
-      <w:r>
-        <w:t>router.push</w:t>
-      </w:r>
-      <w:proofErr w:type="spellEnd"/>
-      <w:proofErr w:type="gramEnd"/>
-      <w:r>
-        <w:t>(`/assessment/result/${</w:t>
-      </w:r>
-      <w:proofErr w:type="spellStart"/>
-      <w:r>
-        <w:t>res.</w:t>
-      </w:r>
-      <w:proofErr w:type="gramStart"/>
-      <w:r>
-        <w:t>data.resultId</w:t>
-      </w:r>
-      <w:proofErr w:type="spellEnd"/>
-      <w:proofErr w:type="gramEnd"/>
-      <w:r>
-        <w:t>}`);</w:t>
+        <w:t xml:space="preserve">      router.push(`/assessment/result/${res.data.resultId}`);</w:t>
       </w:r>
     </w:p>
     <w:p>
@@ -51709,21 +48330,7 @@
         <w:rPr>
           <w:rFonts w:hint="eastAsia"/>
         </w:rPr>
-        <w:t xml:space="preserve">      </w:t>
-      </w:r>
-      <w:proofErr w:type="spellStart"/>
-      <w:r>
-        <w:rPr>
-          <w:rFonts w:hint="eastAsia"/>
-        </w:rPr>
-        <w:t>ElMessage.error</w:t>
-      </w:r>
-      <w:proofErr w:type="spellEnd"/>
-      <w:r>
-        <w:rPr>
-          <w:rFonts w:hint="eastAsia"/>
-        </w:rPr>
-        <w:t>('</w:t>
+        <w:t xml:space="preserve">      ElMessage.error('</w:t>
       </w:r>
       <w:r>
         <w:rPr>
@@ -51762,15 +48369,7 @@
         <w:jc w:val="both"/>
       </w:pPr>
       <w:r>
-        <w:t xml:space="preserve">    </w:t>
-      </w:r>
-      <w:proofErr w:type="spellStart"/>
-      <w:r>
-        <w:t>currentQuestion.value</w:t>
-      </w:r>
-      <w:proofErr w:type="spellEnd"/>
-      <w:r>
-        <w:t>++;</w:t>
+        <w:t xml:space="preserve">    currentQuestion.value++;</w:t>
       </w:r>
     </w:p>
     <w:p>
@@ -51779,15 +48378,7 @@
         <w:jc w:val="both"/>
       </w:pPr>
       <w:r>
-        <w:t xml:space="preserve">    </w:t>
-      </w:r>
-      <w:proofErr w:type="spellStart"/>
-      <w:r>
-        <w:t>selectedOption.value</w:t>
-      </w:r>
-      <w:proofErr w:type="spellEnd"/>
-      <w:r>
-        <w:t xml:space="preserve"> = '';</w:t>
+        <w:t xml:space="preserve">    selectedOption.value = '';</w:t>
       </w:r>
     </w:p>
     <w:p>
@@ -51836,7 +48427,7 @@
         </w:rPr>
       </w:pPr>
       <w:bookmarkStart w:id="98" w:name="_Toc224922191"/>
-      <w:bookmarkEnd w:id="92"/>
+      <w:bookmarkEnd w:id="93"/>
       <w:r>
         <w:rPr>
           <w:rFonts w:ascii="Times New Roman" w:hAnsi="Times New Roman"/>
@@ -52287,19 +48878,11 @@
         </w:rPr>
         <w:t>与</w:t>
       </w:r>
-      <w:proofErr w:type="spellStart"/>
-      <w:r>
-        <w:rPr>
-          <w:rFonts w:hint="eastAsia"/>
-        </w:rPr>
-        <w:t>HBuilder</w:t>
-      </w:r>
-      <w:proofErr w:type="spellEnd"/>
-      <w:r>
-        <w:rPr>
-          <w:rFonts w:hint="eastAsia"/>
-        </w:rPr>
-        <w:t xml:space="preserve"> X</w:t>
+      <w:r>
+        <w:rPr>
+          <w:rFonts w:hint="eastAsia"/>
+        </w:rPr>
+        <w:t>HBuilder X</w:t>
       </w:r>
       <w:r>
         <w:rPr>
@@ -52307,14 +48890,12 @@
         </w:rPr>
         <w:t>进行代码编写。此外，引入</w:t>
       </w:r>
-      <w:proofErr w:type="spellStart"/>
       <w:r>
         <w:rPr>
           <w:rFonts w:hint="eastAsia"/>
         </w:rPr>
         <w:t>Navicat</w:t>
       </w:r>
-      <w:proofErr w:type="spellEnd"/>
       <w:r>
         <w:rPr>
           <w:rFonts w:hint="eastAsia"/>
@@ -52415,21 +48996,7 @@
         <w:rPr>
           <w:rFonts w:hint="eastAsia"/>
         </w:rPr>
-        <w:t>从官方分发渠道获取</w:t>
-      </w:r>
-      <w:proofErr w:type="gramStart"/>
-      <w:r>
-        <w:rPr>
-          <w:rFonts w:hint="eastAsia"/>
-        </w:rPr>
-        <w:t>适</w:t>
-      </w:r>
-      <w:proofErr w:type="gramEnd"/>
-      <w:r>
-        <w:rPr>
-          <w:rFonts w:hint="eastAsia"/>
-        </w:rPr>
-        <w:t>配系统的</w:t>
+        <w:t>从官方分发渠道获取适配系统的</w:t>
       </w:r>
       <w:r>
         <w:rPr>
@@ -52455,14 +49022,12 @@
         </w:rPr>
         <w:t>运行时的本地部署，并同步初始化</w:t>
       </w:r>
-      <w:proofErr w:type="spellStart"/>
       <w:r>
         <w:rPr>
           <w:rFonts w:hint="eastAsia"/>
         </w:rPr>
         <w:t>npm</w:t>
       </w:r>
-      <w:proofErr w:type="spellEnd"/>
       <w:r>
         <w:rPr>
           <w:rFonts w:hint="eastAsia"/>
@@ -52497,21 +49062,7 @@
         <w:rPr>
           <w:rFonts w:hint="eastAsia"/>
         </w:rPr>
-        <w:t>从官方渠道获取</w:t>
-      </w:r>
-      <w:proofErr w:type="gramStart"/>
-      <w:r>
-        <w:rPr>
-          <w:rFonts w:hint="eastAsia"/>
-        </w:rPr>
-        <w:t>适</w:t>
-      </w:r>
-      <w:proofErr w:type="gramEnd"/>
-      <w:r>
-        <w:rPr>
-          <w:rFonts w:hint="eastAsia"/>
-        </w:rPr>
-        <w:t>配系统的</w:t>
+        <w:t>从官方渠道获取适配系统的</w:t>
       </w:r>
       <w:r>
         <w:rPr>
@@ -52523,16 +49074,8 @@
         <w:rPr>
           <w:rFonts w:hint="eastAsia"/>
         </w:rPr>
-        <w:t>二进制分发包。按照引导程序完成主程序的本地化部署，并重</w:t>
-      </w:r>
-      <w:proofErr w:type="gramStart"/>
-      <w:r>
-        <w:rPr>
-          <w:rFonts w:hint="eastAsia"/>
-        </w:rPr>
-        <w:t>点确保</w:t>
-      </w:r>
-      <w:proofErr w:type="gramEnd"/>
+        <w:t>二进制分发包。按照引导程序完成主程序的本地化部署，并重点确保</w:t>
+      </w:r>
       <w:r>
         <w:rPr>
           <w:rFonts w:hint="eastAsia"/>
@@ -52611,7 +49154,6 @@
       <w:r>
         <w:t>）打开</w:t>
       </w:r>
-      <w:proofErr w:type="spellStart"/>
       <w:r>
         <w:rPr>
           <w:rFonts w:hint="eastAsia"/>
@@ -52621,7 +49163,6 @@
       <w:r>
         <w:t>avicat</w:t>
       </w:r>
-      <w:proofErr w:type="spellEnd"/>
       <w:r>
         <w:rPr>
           <w:rFonts w:hint="eastAsia"/>
@@ -52680,29 +49221,8 @@
         </w:rPr>
         <w:t>首先打开终端窗口，到</w:t>
       </w:r>
-      <w:proofErr w:type="spellStart"/>
-      <w:r>
-        <w:t>MindCampus</w:t>
-      </w:r>
-      <w:proofErr w:type="spellEnd"/>
-      <w:r>
-        <w:t>\mc-</w:t>
-      </w:r>
-      <w:proofErr w:type="spellStart"/>
-      <w:r>
-        <w:t>ui</w:t>
-      </w:r>
-      <w:proofErr w:type="spellEnd"/>
-      <w:r>
-        <w:t>\</w:t>
-      </w:r>
-      <w:proofErr w:type="spellStart"/>
-      <w:r>
-        <w:t>MindCampus</w:t>
-      </w:r>
-      <w:proofErr w:type="spellEnd"/>
-      <w:r>
-        <w:t>-Web</w:t>
+      <w:r>
+        <w:t>MindCampus\mc-ui\MindCampus-Web</w:t>
       </w:r>
       <w:r>
         <w:rPr>
@@ -52710,19 +49230,11 @@
         </w:rPr>
         <w:t>目录下，通过输入下载依赖的命令</w:t>
       </w:r>
-      <w:proofErr w:type="spellStart"/>
-      <w:r>
-        <w:rPr>
-          <w:rFonts w:hint="eastAsia"/>
-        </w:rPr>
-        <w:t>npm</w:t>
-      </w:r>
-      <w:proofErr w:type="spellEnd"/>
-      <w:r>
-        <w:rPr>
-          <w:rFonts w:hint="eastAsia"/>
-        </w:rPr>
-        <w:t xml:space="preserve"> install</w:t>
+      <w:r>
+        <w:rPr>
+          <w:rFonts w:hint="eastAsia"/>
+        </w:rPr>
+        <w:t>npm install</w:t>
       </w:r>
       <w:r>
         <w:rPr>
@@ -52733,13 +49245,8 @@
       <w:r>
         <w:t>通过输入</w:t>
       </w:r>
-      <w:proofErr w:type="spellStart"/>
-      <w:r>
-        <w:t>npm</w:t>
-      </w:r>
-      <w:proofErr w:type="spellEnd"/>
-      <w:r>
-        <w:t xml:space="preserve"> run dev</w:t>
+      <w:r>
+        <w:t>npm run dev</w:t>
       </w:r>
       <w:r>
         <w:t>即可成功运行当前的项目，运行成功之后，会自动打开</w:t>
@@ -52880,7 +49387,6 @@
       <w:r>
         <w:t>）运行用户端，打开</w:t>
       </w:r>
-      <w:proofErr w:type="spellStart"/>
       <w:r>
         <w:rPr>
           <w:rFonts w:hint="eastAsia"/>
@@ -52890,7 +49396,6 @@
       <w:r>
         <w:t>builder</w:t>
       </w:r>
-      <w:proofErr w:type="spellEnd"/>
       <w:r>
         <w:rPr>
           <w:rFonts w:hint="eastAsia"/>
@@ -53020,15 +49525,7 @@
         <w:t>9</w:t>
       </w:r>
       <w:r>
-        <w:t>）配置服务</w:t>
-      </w:r>
-      <w:proofErr w:type="gramStart"/>
-      <w:r>
-        <w:t>端运行</w:t>
-      </w:r>
-      <w:proofErr w:type="gramEnd"/>
-      <w:r>
-        <w:t>的端口，</w:t>
+        <w:t>）配置服务端运行的端口，</w:t>
       </w:r>
       <w:r>
         <w:rPr>
@@ -53037,23 +49534,7 @@
         <w:t>找到文件</w:t>
       </w:r>
       <w:r>
-        <w:t>\</w:t>
-      </w:r>
-      <w:proofErr w:type="spellStart"/>
-      <w:r>
-        <w:t>MindCampus</w:t>
-      </w:r>
-      <w:proofErr w:type="spellEnd"/>
-      <w:r>
-        <w:t>\mc-admin\</w:t>
-      </w:r>
-      <w:proofErr w:type="spellStart"/>
-      <w:r>
-        <w:t>src</w:t>
-      </w:r>
-      <w:proofErr w:type="spellEnd"/>
-      <w:r>
-        <w:t>\main\resources</w:t>
+        <w:t>\MindCampus\mc-admin\src\main\resources</w:t>
       </w:r>
       <w:r>
         <w:rPr>
@@ -53062,15 +49543,7 @@
         <w:t>路径下，</w:t>
       </w:r>
       <w:r>
-        <w:t>服务</w:t>
-      </w:r>
-      <w:proofErr w:type="gramStart"/>
-      <w:r>
-        <w:t>端运行</w:t>
-      </w:r>
-      <w:proofErr w:type="gramEnd"/>
-      <w:r>
-        <w:t>的其他相关配置</w:t>
+        <w:t>服务端运行的其他相关配置</w:t>
       </w:r>
       <w:r>
         <w:rPr>
@@ -53078,11 +49551,9 @@
         </w:rPr>
         <w:t>文件</w:t>
       </w:r>
-      <w:proofErr w:type="spellStart"/>
       <w:r>
         <w:t>application.yml</w:t>
       </w:r>
-      <w:proofErr w:type="spellEnd"/>
       <w:r>
         <w:rPr>
           <w:rFonts w:hint="eastAsia"/>
@@ -53090,13 +49561,8 @@
         <w:t>和</w:t>
       </w:r>
       <w:r>
-        <w:t>application-</w:t>
-      </w:r>
-      <w:proofErr w:type="spellStart"/>
-      <w:r>
-        <w:t>druid.yml</w:t>
-      </w:r>
-      <w:proofErr w:type="spellEnd"/>
+        <w:t>application-druid.yml</w:t>
+      </w:r>
       <w:r>
         <w:t>，配置代码</w:t>
       </w:r>
@@ -56238,25 +52704,7 @@
                 <w:szCs w:val="21"/>
                 <w:lang w:val="zh-TW"/>
               </w:rPr>
-              <w:t>智能</w:t>
-            </w:r>
-            <w:proofErr w:type="gramStart"/>
-            <w:r>
-              <w:rPr>
-                <w:rFonts w:ascii="Times New Roman" w:hAnsi="Times New Roman"/>
-                <w:szCs w:val="21"/>
-                <w:lang w:val="zh-TW"/>
-              </w:rPr>
-              <w:t>能</w:t>
-            </w:r>
-            <w:proofErr w:type="gramEnd"/>
-            <w:r>
-              <w:rPr>
-                <w:rFonts w:ascii="Times New Roman" w:hAnsi="Times New Roman"/>
-                <w:szCs w:val="21"/>
-                <w:lang w:val="zh-TW"/>
-              </w:rPr>
-              <w:t>理解上下文</w:t>
+              <w:t>智能能理解上下文</w:t>
             </w:r>
           </w:p>
         </w:tc>
@@ -56294,21 +52742,7 @@
         <w:rPr>
           <w:rFonts w:hint="eastAsia"/>
         </w:rPr>
-        <w:t>测试流程：成功登录系统后，进入问卷管理页面，对问卷进行</w:t>
-      </w:r>
-      <w:proofErr w:type="gramStart"/>
-      <w:r>
-        <w:rPr>
-          <w:rFonts w:hint="eastAsia"/>
-        </w:rPr>
-        <w:t>增删改查操作</w:t>
-      </w:r>
-      <w:proofErr w:type="gramEnd"/>
-      <w:r>
-        <w:rPr>
-          <w:rFonts w:hint="eastAsia"/>
-        </w:rPr>
-        <w:t>。问卷管理功能测试用例如表</w:t>
+        <w:t>测试流程：成功登录系统后，进入问卷管理页面，对问卷进行增删改查操作。问卷管理功能测试用例如表</w:t>
       </w:r>
       <w:r>
         <w:rPr>
@@ -60273,14 +56707,12 @@
         </w:rPr>
         <w:t>基于</w:t>
       </w:r>
-      <w:proofErr w:type="spellStart"/>
       <w:r>
         <w:rPr>
           <w:rFonts w:hint="eastAsia"/>
         </w:rPr>
         <w:t>SpringBoot+Vue</w:t>
       </w:r>
-      <w:proofErr w:type="spellEnd"/>
       <w:r>
         <w:rPr>
           <w:rFonts w:hint="eastAsia"/>
@@ -60298,27 +56730,17 @@
         </w:rPr>
         <w:t>技术架构方面，后端使用</w:t>
       </w:r>
-      <w:proofErr w:type="spellStart"/>
       <w:r>
         <w:rPr>
           <w:rFonts w:hint="eastAsia"/>
         </w:rPr>
         <w:t>SpringBoot</w:t>
       </w:r>
-      <w:proofErr w:type="spellEnd"/>
-      <w:proofErr w:type="gramStart"/>
-      <w:r>
-        <w:rPr>
-          <w:rFonts w:hint="eastAsia"/>
-        </w:rPr>
-        <w:t>微服务</w:t>
-      </w:r>
-      <w:proofErr w:type="gramEnd"/>
-      <w:r>
-        <w:rPr>
-          <w:rFonts w:hint="eastAsia"/>
-        </w:rPr>
-        <w:t>框架加</w:t>
+      <w:r>
+        <w:rPr>
+          <w:rFonts w:hint="eastAsia"/>
+        </w:rPr>
+        <w:t>微服务框架加</w:t>
       </w:r>
       <w:r>
         <w:rPr>
@@ -60404,81 +56826,41 @@
         </w:rPr>
         <w:t>开发时把评价、聊天和干预等业务逻辑封装成高内聚度组件，并配合使用</w:t>
       </w:r>
-      <w:proofErr w:type="spellStart"/>
       <w:r>
         <w:rPr>
           <w:rFonts w:hint="eastAsia"/>
         </w:rPr>
         <w:t>VueRouter</w:t>
       </w:r>
-      <w:proofErr w:type="spellEnd"/>
       <w:r>
         <w:rPr>
           <w:rFonts w:hint="eastAsia"/>
         </w:rPr>
         <w:t>路由管理和</w:t>
       </w:r>
-      <w:proofErr w:type="spellStart"/>
       <w:r>
         <w:rPr>
           <w:rFonts w:hint="eastAsia"/>
         </w:rPr>
         <w:t>Pinia</w:t>
       </w:r>
-      <w:proofErr w:type="spellEnd"/>
-      <w:r>
-        <w:rPr>
-          <w:rFonts w:hint="eastAsia"/>
-        </w:rPr>
-        <w:t>全局状态管</w:t>
-      </w:r>
-      <w:proofErr w:type="gramStart"/>
-      <w:r>
-        <w:rPr>
-          <w:rFonts w:hint="eastAsia"/>
-        </w:rPr>
-        <w:t>控手段</w:t>
-      </w:r>
-      <w:proofErr w:type="gramEnd"/>
-      <w:r>
-        <w:rPr>
-          <w:rFonts w:hint="eastAsia"/>
-        </w:rPr>
-        <w:t>之后明显提高了页面渲染效率，而且借助</w:t>
-      </w:r>
-      <w:proofErr w:type="spellStart"/>
-      <w:r>
-        <w:rPr>
-          <w:rFonts w:hint="eastAsia"/>
-        </w:rPr>
-        <w:t>uni</w:t>
-      </w:r>
-      <w:proofErr w:type="spellEnd"/>
-      <w:r>
-        <w:rPr>
-          <w:rFonts w:hint="eastAsia"/>
-        </w:rPr>
-        <w:t>-app</w:t>
-      </w:r>
-      <w:r>
-        <w:rPr>
-          <w:rFonts w:hint="eastAsia"/>
-        </w:rPr>
-        <w:t>跨平台编译的功能实现兼容老师和学生</w:t>
-      </w:r>
-      <w:proofErr w:type="gramStart"/>
-      <w:r>
-        <w:rPr>
-          <w:rFonts w:hint="eastAsia"/>
-        </w:rPr>
-        <w:t>端不同</w:t>
-      </w:r>
-      <w:proofErr w:type="gramEnd"/>
-      <w:r>
-        <w:rPr>
-          <w:rFonts w:hint="eastAsia"/>
-        </w:rPr>
-        <w:t>终端设备上的操作需求。</w:t>
+      <w:r>
+        <w:rPr>
+          <w:rFonts w:hint="eastAsia"/>
+        </w:rPr>
+        <w:t>全局状态管控手段之后明显提高了页面渲染效率，而且借助</w:t>
+      </w:r>
+      <w:r>
+        <w:rPr>
+          <w:rFonts w:hint="eastAsia"/>
+        </w:rPr>
+        <w:t>uni-app</w:t>
+      </w:r>
+      <w:r>
+        <w:rPr>
+          <w:rFonts w:hint="eastAsia"/>
+        </w:rPr>
+        <w:t>跨平台编译的功能实现兼容老师和学生端不同终端设备上的操作需求。</w:t>
       </w:r>
     </w:p>
     <w:p>
@@ -60537,21 +56919,7 @@
         <w:rPr>
           <w:rFonts w:hint="eastAsia"/>
         </w:rPr>
-        <w:t>流式输出技术</w:t>
-      </w:r>
-      <w:proofErr w:type="gramStart"/>
-      <w:r>
-        <w:rPr>
-          <w:rFonts w:hint="eastAsia"/>
-        </w:rPr>
-        <w:t>达成低延时</w:t>
-      </w:r>
-      <w:proofErr w:type="gramEnd"/>
-      <w:r>
-        <w:rPr>
-          <w:rFonts w:hint="eastAsia"/>
-        </w:rPr>
-        <w:t>的拟真交互效果，这样能减轻学生急着得到答案的焦虑感，而且依靠专业心理</w:t>
+        <w:t>流式输出技术达成低延时的拟真交互效果，这样能减轻学生急着得到答案的焦虑感，而且依靠专业心理</w:t>
       </w:r>
       <w:r>
         <w:rPr>
@@ -60574,21 +56942,7 @@
         <w:rPr>
           <w:rFonts w:hint="eastAsia"/>
         </w:rPr>
-        <w:t>业务功能布局方面，系统搭建起全场景三位一体的服务矩阵，学生端有智能聊天，标准测评，心理科普和社区互助，能应付日常的心理保健需求，辅导员</w:t>
-      </w:r>
-      <w:proofErr w:type="gramStart"/>
-      <w:r>
-        <w:rPr>
-          <w:rFonts w:hint="eastAsia"/>
-        </w:rPr>
-        <w:t>端主要</w:t>
-      </w:r>
-      <w:proofErr w:type="gramEnd"/>
-      <w:r>
-        <w:rPr>
-          <w:rFonts w:hint="eastAsia"/>
-        </w:rPr>
-        <w:t>就是查看学生的心理档案，追踪干预记录，给基层的心理疏导给予抓手，管理端则是对人员调度，题库问卷，危机预警以及全局资源分发实施统筹，给高校心理健康教育赋予了全面的数字化管控能力。</w:t>
+        <w:t>业务功能布局方面，系统搭建起全场景三位一体的服务矩阵，学生端有智能聊天，标准测评，心理科普和社区互助，能应付日常的心理保健需求，辅导员端主要就是查看学生的心理档案，追踪干预记录，给基层的心理疏导给予抓手，管理端则是对人员调度，题库问卷，危机预警以及全局资源分发实施统筹，给高校心理健康教育赋予了全面的数字化管控能力。</w:t>
       </w:r>
     </w:p>
     <w:p>
@@ -60882,14 +57236,12 @@
         </w:rPr>
         <w:t>和</w:t>
       </w:r>
-      <w:proofErr w:type="spellStart"/>
       <w:r>
         <w:rPr>
           <w:rFonts w:hint="eastAsia"/>
         </w:rPr>
         <w:t>SpringBoot</w:t>
       </w:r>
-      <w:proofErr w:type="spellEnd"/>
       <w:r>
         <w:rPr>
           <w:rFonts w:hint="eastAsia"/>
@@ -61095,11 +57447,9 @@
         <w:ind w:left="480" w:hanging="480"/>
       </w:pPr>
       <w:bookmarkStart w:id="147" w:name="_Ref224144796"/>
-      <w:proofErr w:type="gramStart"/>
       <w:r>
         <w:t>牟志华</w:t>
       </w:r>
-      <w:proofErr w:type="gramEnd"/>
       <w:r>
         <w:t>,</w:t>
       </w:r>
@@ -61129,11 +57479,9 @@
         <w:ind w:left="480" w:hangingChars="200" w:hanging="480"/>
       </w:pPr>
       <w:bookmarkStart w:id="148" w:name="_Ref224144819"/>
-      <w:proofErr w:type="gramStart"/>
       <w:r>
         <w:t>尤雨溪</w:t>
       </w:r>
-      <w:proofErr w:type="gramEnd"/>
       <w:r>
         <w:t xml:space="preserve">. Vue.js: </w:t>
       </w:r>
@@ -61147,15 +57495,7 @@
         <w:t>框架</w:t>
       </w:r>
       <w:r>
-        <w:t xml:space="preserve"> [EB/OL]. (2020-09-</w:t>
-      </w:r>
-      <w:proofErr w:type="gramStart"/>
-      <w:r>
-        <w:t>18)[</w:t>
-      </w:r>
-      <w:proofErr w:type="gramEnd"/>
-      <w:r>
-        <w:t xml:space="preserve">2026-03-12]. </w:t>
+        <w:t xml:space="preserve"> [EB/OL]. (2020-09-18)[2026-03-12]. </w:t>
       </w:r>
       <w:hyperlink r:id="rId76" w:tgtFrame="_blank" w:history="1">
         <w:r>
@@ -61199,11 +57539,9 @@
         <w:ind w:left="480" w:hanging="480"/>
       </w:pPr>
       <w:bookmarkStart w:id="150" w:name="_Ref224144852"/>
-      <w:proofErr w:type="gramStart"/>
       <w:r>
         <w:t>秦高德</w:t>
       </w:r>
-      <w:proofErr w:type="gramEnd"/>
       <w:r>
         <w:t>,</w:t>
       </w:r>
@@ -61239,11 +57577,9 @@
         <w:ind w:left="480" w:hanging="480"/>
       </w:pPr>
       <w:bookmarkStart w:id="151" w:name="_Ref224144877"/>
-      <w:proofErr w:type="gramStart"/>
       <w:r>
         <w:t>李俊鹏</w:t>
       </w:r>
-      <w:proofErr w:type="gramEnd"/>
       <w:r>
         <w:t xml:space="preserve">. </w:t>
       </w:r>
@@ -61313,21 +57649,14 @@
       <w:bookmarkStart w:id="153" w:name="_Ref224834009"/>
       <w:r>
         <w:lastRenderedPageBreak/>
-        <w:t>王丽</w:t>
-      </w:r>
-      <w:proofErr w:type="gramStart"/>
-      <w:r>
-        <w:t>丽</w:t>
-      </w:r>
-      <w:proofErr w:type="gramEnd"/>
+        <w:t>王丽丽</w:t>
+      </w:r>
       <w:r>
         <w:t xml:space="preserve">, </w:t>
       </w:r>
-      <w:proofErr w:type="gramStart"/>
       <w:r>
         <w:t>孙悦涵</w:t>
       </w:r>
-      <w:proofErr w:type="gramEnd"/>
       <w:r>
         <w:t xml:space="preserve">. </w:t>
       </w:r>
@@ -61373,15 +57702,7 @@
         <w:t>框架</w:t>
       </w:r>
       <w:r>
-        <w:t xml:space="preserve"> [EB/OL]. (2024-09-</w:t>
-      </w:r>
-      <w:proofErr w:type="gramStart"/>
-      <w:r>
-        <w:t>09)[</w:t>
-      </w:r>
-      <w:proofErr w:type="gramEnd"/>
-      <w:r>
-        <w:t xml:space="preserve">2026-03-12]. </w:t>
+        <w:t xml:space="preserve"> [EB/OL]. (2024-09-09)[2026-03-12]. </w:t>
       </w:r>
       <w:hyperlink r:id="rId77" w:tgtFrame="_blank" w:history="1">
         <w:r>
@@ -61399,13 +57720,8 @@
         <w:ind w:left="480" w:hanging="480"/>
       </w:pPr>
       <w:bookmarkStart w:id="155" w:name="_Ref224834022"/>
-      <w:proofErr w:type="spellStart"/>
-      <w:r>
-        <w:t>Nyakhar</w:t>
-      </w:r>
-      <w:proofErr w:type="spellEnd"/>
-      <w:r>
-        <w:t xml:space="preserve"> S, Wang H. Effectiveness of artificial intelligence chatbots on mental health &amp; well-being in college students: a rapid systematic review[J]. Frontiers in Psychiatry, 2025, 16: 1621768</w:t>
+      <w:r>
+        <w:t>Nyakhar S, Wang H. Effectiveness of artificial intelligence chatbots on mental health &amp; well-being in college students: a rapid systematic review[J]. Frontiers in Psychiatry, 2025, 16: 1621768</w:t>
       </w:r>
       <w:r>
         <w:rPr>
@@ -61421,11 +57737,9 @@
         <w:ind w:left="480" w:hanging="480"/>
       </w:pPr>
       <w:bookmarkStart w:id="156" w:name="_Ref224834028"/>
-      <w:proofErr w:type="gramStart"/>
       <w:r>
         <w:t>林瑶</w:t>
       </w:r>
-      <w:proofErr w:type="gramEnd"/>
       <w:r>
         <w:t xml:space="preserve">. </w:t>
       </w:r>
@@ -61607,21 +57921,7 @@
         <w:rPr>
           <w:rFonts w:asciiTheme="minorEastAsia" w:hAnsiTheme="minorEastAsia" w:cstheme="minorEastAsia"/>
         </w:rPr>
-        <w:t>岁月温柔，幸得有你。感谢我的女朋友，在我忙碌疲惫时默默陪伴，焦虑</w:t>
-      </w:r>
-      <w:proofErr w:type="gramStart"/>
-      <w:r>
-        <w:rPr>
-          <w:rFonts w:asciiTheme="minorEastAsia" w:hAnsiTheme="minorEastAsia" w:cstheme="minorEastAsia"/>
-        </w:rPr>
-        <w:t>不安时</w:t>
-      </w:r>
-      <w:proofErr w:type="gramEnd"/>
-      <w:r>
-        <w:rPr>
-          <w:rFonts w:asciiTheme="minorEastAsia" w:hAnsiTheme="minorEastAsia" w:cstheme="minorEastAsia"/>
-        </w:rPr>
-        <w:t>耐心鼓励，平淡日子里赠予我温暖光亮。尤其在我找工作迷茫碰壁时，你耐心倾听、陪我梳理思路、调整心态，给我底气与力量，让前行之路从不孤单。</w:t>
+        <w:t>岁月温柔，幸得有你。感谢我的女朋友，在我忙碌疲惫时默默陪伴，焦虑不安时耐心鼓励，平淡日子里赠予我温暖光亮。尤其在我找工作迷茫碰壁时，你耐心倾听、陪我梳理思路、调整心态，给我底气与力量，让前行之路从不孤单。</w:t>
       </w:r>
     </w:p>
     <w:p>
@@ -62347,13 +58647,7 @@
       <w:rPr>
         <w:rFonts w:hint="eastAsia"/>
       </w:rPr>
-      <w:t>吉首大学张家界学院本科毕业论文（</w:t>
-    </w:r>
-    <w:r>
-      <w:rPr>
-        <w:rFonts w:hint="eastAsia"/>
-      </w:rPr>
-      <w:t>设计）</w:t>
+      <w:t>吉首大学张家界学院本科毕业论文（设计）</w:t>
     </w:r>
   </w:p>
 </w:hdr>
@@ -62919,6 +59213,7 @@
   <w:style w:type="character" w:default="1" w:styleId="a1">
     <w:name w:val="Default Paragraph Font"/>
     <w:uiPriority w:val="1"/>
+    <w:semiHidden/>
     <w:unhideWhenUsed/>
   </w:style>
   <w:style w:type="table" w:default="1" w:styleId="a2">
